--- a/downloads/workbook/ai-4-week-01.docx
+++ b/downloads/workbook/ai-4-week-01.docx
@@ -1220,6 +1220,178 @@
         <w:t>Project connection: For your Responsible Plant Classifier, save the input, procedure, observed result and limitation of this check. Label this worked example as practice; use a different, previously unreviewed case when checking independent understanding.</w:t>
       </w:r>
     </w:p>
+    <w:p>
+      <w:pPr>
+        <w:pStyle w:val="Heading1"/>
+      </w:pPr>
+      <w:r>
+        <w:t>19. Project portfolio milestone</w:t>
+      </w:r>
+    </w:p>
+    <w:p>
+      <w:r>
+        <w:t>Project: Responsible Plant Classifier</w:t>
+      </w:r>
+    </w:p>
+    <w:p>
+      <w:r>
+        <w:t>Current milestone: Frame the need. Name the user, the problem, allowed inputs and a safe simple starting method.</w:t>
+      </w:r>
+    </w:p>
+    <w:p>
+      <w:r>
+        <w:t>For your Responsible Plant Classifier, save the input, procedure, observed result and limitation of this check. Label this worked example as practice; use a different, previously unreviewed case when checking independent understanding.</w:t>
+      </w:r>
+    </w:p>
+    <w:tbl>
+      <w:tblPr>
+        <w:tblStyle w:val="LightShading-Accent1"/>
+        <w:tblW w:type="auto" w:w="0"/>
+        <w:tblLook w:firstColumn="1" w:firstRow="1" w:lastColumn="0" w:lastRow="0" w:noHBand="0" w:noVBand="1" w:val="04A0"/>
+      </w:tblPr>
+      <w:tblGrid>
+        <w:gridCol w:w="5112"/>
+        <w:gridCol w:w="5112"/>
+      </w:tblGrid>
+      <w:tr>
+        <w:trPr>
+          <w:tblHeader/>
+        </w:trPr>
+        <w:tc>
+          <w:tcPr>
+            <w:tcW w:type="dxa" w:w="5112"/>
+          </w:tcPr>
+          <w:p>
+            <w:r>
+              <w:t>Evidence to keep</w:t>
+            </w:r>
+          </w:p>
+        </w:tc>
+        <w:tc>
+          <w:tcPr>
+            <w:tcW w:type="dxa" w:w="5112"/>
+          </w:tcPr>
+          <w:p>
+            <w:r>
+              <w:t>My record</w:t>
+            </w:r>
+          </w:p>
+        </w:tc>
+      </w:tr>
+      <w:tr>
+        <w:tc>
+          <w:tcPr>
+            <w:tcW w:type="dxa" w:w="5112"/>
+          </w:tcPr>
+          <w:p>
+            <w:r>
+              <w:t>This week’s input and deciding step</w:t>
+            </w:r>
+          </w:p>
+        </w:tc>
+        <w:tc>
+          <w:tcPr>
+            <w:tcW w:type="dxa" w:w="5112"/>
+          </w:tcPr>
+          <w:p>
+            <w:r/>
+          </w:p>
+        </w:tc>
+      </w:tr>
+      <w:tr>
+        <w:tc>
+          <w:tcPr>
+            <w:tcW w:type="dxa" w:w="5112"/>
+          </w:tcPr>
+          <w:p>
+            <w:r>
+              <w:t>Prediction and actual result (or labelled paper trace)</w:t>
+            </w:r>
+          </w:p>
+        </w:tc>
+        <w:tc>
+          <w:tcPr>
+            <w:tcW w:type="dxa" w:w="5112"/>
+          </w:tcPr>
+          <w:p>
+            <w:r/>
+          </w:p>
+        </w:tc>
+      </w:tr>
+      <w:tr>
+        <w:tc>
+          <w:tcPr>
+            <w:tcW w:type="dxa" w:w="5112"/>
+          </w:tcPr>
+          <w:p>
+            <w:r>
+              <w:t>One change since the previous checkpoint and why</w:t>
+            </w:r>
+          </w:p>
+        </w:tc>
+        <w:tc>
+          <w:tcPr>
+            <w:tcW w:type="dxa" w:w="5112"/>
+          </w:tcPr>
+          <w:p>
+            <w:r/>
+          </w:p>
+        </w:tc>
+      </w:tr>
+      <w:tr>
+        <w:tc>
+          <w:tcPr>
+            <w:tcW w:type="dxa" w:w="5112"/>
+          </w:tcPr>
+          <w:p>
+            <w:r>
+              <w:t>One error or limit and the next test</w:t>
+            </w:r>
+          </w:p>
+        </w:tc>
+        <w:tc>
+          <w:tcPr>
+            <w:tcW w:type="dxa" w:w="5112"/>
+          </w:tcPr>
+          <w:p>
+            <w:r/>
+          </w:p>
+        </w:tc>
+      </w:tr>
+    </w:tbl>
+    <w:p>
+      <w:pPr>
+        <w:pStyle w:val="Heading3"/>
+      </w:pPr>
+      <w:r>
+        <w:t>Explain what this week adds to your project. Reuse last week’s record rather than starting again.</w:t>
+      </w:r>
+    </w:p>
+    <w:p>
+      <w:r>
+        <w:t>________________________________________________________________</w:t>
+      </w:r>
+    </w:p>
+    <w:p>
+      <w:r>
+        <w:t>________________________________________________________________</w:t>
+      </w:r>
+    </w:p>
+    <w:p>
+      <w:r>
+        <w:t>________________________________________________________________</w:t>
+      </w:r>
+    </w:p>
+    <w:p>
+      <w:r>
+        <w:t>________________________________________________________________</w:t>
+      </w:r>
+    </w:p>
+    <w:p>
+      <w:r>
+        <w:t>________________________________________________________________</w:t>
+      </w:r>
+    </w:p>
     <w:sectPr>
       <w:pgSz w:w="12240" w:h="15840"/>
       <w:pgMar w:top="936" w:right="1008" w:bottom="936" w:left="1008" w:header="720" w:footer="720" w:gutter="0"/>

--- a/downloads/workbook/ai-4-week-01.docx
+++ b/downloads/workbook/ai-4-week-01.docx
@@ -1392,6 +1392,238 @@
         <w:t>________________________________________________________________</w:t>
       </w:r>
     </w:p>
+    <w:p>
+      <w:pPr>
+        <w:pStyle w:val="Heading1"/>
+      </w:pPr>
+      <w:r>
+        <w:t>20. Supported practice and learning evidence</w:t>
+      </w:r>
+    </w:p>
+    <w:p>
+      <w:r>
+        <w:t>Use this supported practice once, in the browser or on paper. Keep the reserved independent assessment for a separate first attempt before teacher feedback.</w:t>
+      </w:r>
+    </w:p>
+    <w:p>
+      <w:r>
+        <w:t>Follow one complete plant-classifier lifecycle without tuning on the final test.</w:t>
+      </w:r>
+    </w:p>
+    <w:p>
+      <w:pPr>
+        <w:pStyle w:val="Heading3"/>
+      </w:pPr>
+      <w:r>
+        <w:t>Practice 1: explain the deciding evidence</w:t>
+      </w:r>
+    </w:p>
+    <w:p>
+      <w:r>
+        <w:t>Which labelled step matches this detail? Fresh leaves width 2 healthy and 6 spotted are both predicted correctly: 2/2.</w:t>
+      </w:r>
+    </w:p>
+    <w:p>
+      <w:r>
+        <w:t>1. Test once</w:t>
+      </w:r>
+    </w:p>
+    <w:p>
+      <w:r>
+        <w:t>2. Freeze candidate</w:t>
+      </w:r>
+    </w:p>
+    <w:p>
+      <w:r>
+        <w:t>3. Fit using training</w:t>
+      </w:r>
+    </w:p>
+    <w:p>
+      <w:pPr>
+        <w:pStyle w:val="Heading3"/>
+      </w:pPr>
+      <w:r>
+        <w:t>My selected conclusion, deciding fact and explanation</w:t>
+      </w:r>
+    </w:p>
+    <w:p>
+      <w:r>
+        <w:t>________________________________________________________________</w:t>
+      </w:r>
+    </w:p>
+    <w:p>
+      <w:r>
+        <w:t>________________________________________________________________</w:t>
+      </w:r>
+    </w:p>
+    <w:p>
+      <w:r>
+        <w:t>________________________________________________________________</w:t>
+      </w:r>
+    </w:p>
+    <w:p>
+      <w:r>
+        <w:t>________________________________________________________________</w:t>
+      </w:r>
+    </w:p>
+    <w:p>
+      <w:r>
+        <w:t>________________________________________________________________</w:t>
+      </w:r>
+    </w:p>
+    <w:p>
+      <w:r>
+        <w:t>Hint if needed: Read the steps in the pictorial case. Match the supplied detail to the stage that performs or records it.</w:t>
+      </w:r>
+    </w:p>
+    <w:p>
+      <w:r>
+        <w:t>After your attempt, compare with the supported explanation: Test once Fresh leaves width 2 healthy and 6 spotted are both predicted correctly: 2/2. Read the picture in order. Fresh leaves width 2 healthy and 6 spotted are both predicted correctly: 2/2. The arrows show which recorded input or intermediate result each decision uses. Explain the deciding step aloud before checking the changed case; pointing to the final answer alone does not show how it follows.</w:t>
+      </w:r>
+    </w:p>
+    <w:p>
+      <w:pPr>
+        <w:pStyle w:val="Heading3"/>
+      </w:pPr>
+      <w:r>
+        <w:t>Practice 2: explain the deciding evidence</w:t>
+      </w:r>
+    </w:p>
+    <w:p>
+      <w:r>
+        <w:t>Changed-case practice: The fresh width-6 leaf is actually healthy. Which conclusion is supported by the supplied facts?</w:t>
+      </w:r>
+    </w:p>
+    <w:p>
+      <w:r>
+        <w:t>1. We can decide the result without examining the changed input or the procedure.</w:t>
+      </w:r>
+    </w:p>
+    <w:p>
+      <w:r>
+        <w:t>2. This one example guarantees correct results for every future input.</w:t>
+      </w:r>
+    </w:p>
+    <w:p>
+      <w:r>
+        <w:t>3. The frozen model is correct on 1/2 test leaves.</w:t>
+      </w:r>
+    </w:p>
+    <w:p>
+      <w:pPr>
+        <w:pStyle w:val="Heading3"/>
+      </w:pPr>
+      <w:r>
+        <w:t>My selected conclusion, deciding fact and explanation</w:t>
+      </w:r>
+    </w:p>
+    <w:p>
+      <w:r>
+        <w:t>________________________________________________________________</w:t>
+      </w:r>
+    </w:p>
+    <w:p>
+      <w:r>
+        <w:t>________________________________________________________________</w:t>
+      </w:r>
+    </w:p>
+    <w:p>
+      <w:r>
+        <w:t>________________________________________________________________</w:t>
+      </w:r>
+    </w:p>
+    <w:p>
+      <w:r>
+        <w:t>________________________________________________________________</w:t>
+      </w:r>
+    </w:p>
+    <w:p>
+      <w:r>
+        <w:t>________________________________________________________________</w:t>
+      </w:r>
+    </w:p>
+    <w:p>
+      <w:r>
+        <w:t>Hint if needed: Use the changed condition and the deciding step in the pictorial trace. The answer must say what follows from those facts.</w:t>
+      </w:r>
+    </w:p>
+    <w:p>
+      <w:r>
+        <w:t>After your attempt, compare with the supported explanation: The frozen model is correct on 1/2 test leaves. The supplied reference changed; moving the cutoff after seeing this test would reuse final evidence for development.</w:t>
+      </w:r>
+    </w:p>
+    <w:p>
+      <w:pPr>
+        <w:pStyle w:val="Heading3"/>
+      </w:pPr>
+      <w:r>
+        <w:t>Repair a missing building block</w:t>
+      </w:r>
+    </w:p>
+    <w:p>
+      <w:r>
+        <w:t>Review Creator Defense (ai-3/36). Goal: Explain the mechanism and terminology of generative systems defense. Short practice: Which numbers would you display to make the defense honest? Point to the relevant step in the picture, then write the changed result and the rule or evidence that supports it.. Return to this week and explain what you changed.</w:t>
+      </w:r>
+    </w:p>
+    <w:p>
+      <w:pPr>
+        <w:pStyle w:val="Heading3"/>
+      </w:pPr>
+      <w:r>
+        <w:t>Predict, run and debug</w:t>
+      </w:r>
+    </w:p>
+    <w:p>
+      <w:r>
+        <w:t>The browser lab lets you edit the supported Python examples already included in this lesson. Predict first, run, inspect the actual output or error, change one input, then run again. Keep code, predictions, actual results and a reasoned revision together. On paper, label your result as a trace rather than an execution.</w:t>
+      </w:r>
+    </w:p>
+    <w:p>
+      <w:pPr>
+        <w:pStyle w:val="Heading3"/>
+      </w:pPr>
+      <w:r>
+        <w:t>Keep your completed work</w:t>
+      </w:r>
+    </w:p>
+    <w:p>
+      <w:r>
+        <w:t>Use Download completed work in the hosted lesson to export your answers, reflections, practice feedback and code-run evidence. Open the HTML copy to read or print it. Drafts stay in this browser when storage is available; clear drafts on a shared device.</w:t>
+      </w:r>
+    </w:p>
+    <w:p>
+      <w:pPr>
+        <w:pStyle w:val="Heading3"/>
+      </w:pPr>
+      <w:r>
+        <w:t>What I repaired, the evidence I kept and the next test</w:t>
+      </w:r>
+    </w:p>
+    <w:p>
+      <w:r>
+        <w:t>________________________________________________________________</w:t>
+      </w:r>
+    </w:p>
+    <w:p>
+      <w:r>
+        <w:t>________________________________________________________________</w:t>
+      </w:r>
+    </w:p>
+    <w:p>
+      <w:r>
+        <w:t>________________________________________________________________</w:t>
+      </w:r>
+    </w:p>
+    <w:p>
+      <w:r>
+        <w:t>________________________________________________________________</w:t>
+      </w:r>
+    </w:p>
+    <w:p>
+      <w:r>
+        <w:t>________________________________________________________________</w:t>
+      </w:r>
+    </w:p>
     <w:sectPr>
       <w:pgSz w:w="12240" w:h="15840"/>
       <w:pgMar w:top="936" w:right="1008" w:bottom="936" w:left="1008" w:header="720" w:footer="720" w:gutter="0"/>

--- a/downloads/workbook/ai-4-week-01.docx
+++ b/downloads/workbook/ai-4-week-01.docx
@@ -30,7 +30,30 @@
     </w:p>
     <w:p>
       <w:r>
-        <w:t>Try the recall before opening notes. Then use a different colour or a labelled second line to correct your explanation.</w:t>
+        <w:t>Record your starting explanation for The ML Lifecycle before opening notes. Show any later correction separately.</w:t>
+      </w:r>
+    </w:p>
+    <w:p>
+      <w:pPr>
+        <w:spacing w:line="336" w:lineRule="auto" w:after="180"/>
+      </w:pPr>
+      <w:r>
+        <w:rPr>
+          <w:b w:val="0"/>
+        </w:rPr>
+        <w:t xml:space="preserve">Try the recall before opening notes. Then use a different colour or a </w:t>
+      </w:r>
+      <w:r>
+        <w:rPr>
+          <w:b/>
+        </w:rPr>
+        <w:t>label</w:t>
+      </w:r>
+      <w:r>
+        <w:rPr>
+          <w:b w:val="0"/>
+        </w:rPr>
+        <w:t>led second line to correct your explanation.</w:t>
       </w:r>
     </w:p>
     <w:p>
@@ -42,7 +65,13 @@
       </w:r>
     </w:p>
     <w:p>
-      <w:r>
+      <w:pPr>
+        <w:spacing w:line="336" w:lineRule="auto" w:after="180"/>
+      </w:pPr>
+      <w:r>
+        <w:rPr>
+          <w:b w:val="0"/>
+        </w:rPr>
         <w:t>Without opening the old lesson, explain one key idea from Creator Defense. Give an example and a mistake that the idea helps you avoid.</w:t>
       </w:r>
     </w:p>
@@ -79,7 +108,30 @@
     </w:p>
     <w:p>
       <w:r>
-        <w:t>Use W2: Trace one candidate for The machine learning lifecycle. Record the answer once; the lesson and workbook refer to the same attempt.</w:t>
+        <w:t>Complete the supported The ML Lifecycle trace and record the first step you can explain without help.</w:t>
+      </w:r>
+    </w:p>
+    <w:p>
+      <w:pPr>
+        <w:spacing w:line="336" w:lineRule="auto" w:after="180"/>
+      </w:pPr>
+      <w:r>
+        <w:rPr>
+          <w:b w:val="0"/>
+        </w:rPr>
+        <w:t xml:space="preserve">Use W2: Trace one candidate for The </w:t>
+      </w:r>
+      <w:r>
+        <w:rPr>
+          <w:b/>
+        </w:rPr>
+        <w:t>machine learning</w:t>
+      </w:r>
+      <w:r>
+        <w:rPr>
+          <w:b w:val="0"/>
+        </w:rPr>
+        <w:t xml:space="preserve"> lifecycle. Record the answer once; the lesson and workbook refer to the same attempt.</w:t>
       </w:r>
     </w:p>
     <w:tbl>
@@ -207,7 +259,41 @@
     </w:p>
     <w:p>
       <w:r>
-        <w:t>Use the worked case for The machine learning lifecycle. Proposed explanation: “The model wrote its own task”. Decide whether this explanation is supported. Point to the step or supplied fact that decides; explain your repair if needed.</w:t>
+        <w:t>Check the proposed The ML Lifecycle explanation against the supplied facts before discussing it.</w:t>
+      </w:r>
+    </w:p>
+    <w:p>
+      <w:pPr>
+        <w:spacing w:line="336" w:lineRule="auto" w:after="180"/>
+      </w:pPr>
+      <w:r>
+        <w:rPr>
+          <w:b w:val="0"/>
+        </w:rPr>
+        <w:t xml:space="preserve">Use the worked case for The </w:t>
+      </w:r>
+      <w:r>
+        <w:rPr>
+          <w:b/>
+        </w:rPr>
+        <w:t>machine learning</w:t>
+      </w:r>
+      <w:r>
+        <w:rPr>
+          <w:b w:val="0"/>
+        </w:rPr>
+        <w:t xml:space="preserve"> lifecycle. Proposed explanation: “The model wrote its own task”. Decide whether this explanation is supported.</w:t>
+      </w:r>
+    </w:p>
+    <w:p>
+      <w:pPr>
+        <w:spacing w:line="336" w:lineRule="auto" w:after="180"/>
+      </w:pPr>
+      <w:r>
+        <w:rPr>
+          <w:b w:val="0"/>
+        </w:rPr>
+        <w:t>Point to the step or supplied fact that decides; explain your repair if needed.</w:t>
       </w:r>
     </w:p>
     <w:p>
@@ -247,6 +333,11 @@
       </w:r>
     </w:p>
     <w:p>
+      <w:r>
+        <w:t>Write one first attempt at the reserved independent case before feedback. Repeated copies of that case refer to the same recorded attempt.</w:t>
+      </w:r>
+    </w:p>
+    <w:p>
       <w:pPr>
         <w:pStyle w:val="Heading3"/>
       </w:pPr>
@@ -255,8 +346,84 @@
       </w:r>
     </w:p>
     <w:p>
-      <w:r>
-        <w:t>New training cards are (width 2, label 0), (4, 0), (6, 1), (8, 1). Candidates are 3, 5 and 7. Predict 1 when width is at least the threshold. Count training mistakes, select the fewest with smaller threshold breaking ties, and record the choice before testing. Held out cards are (3, 0), (7, 1), (5, 0). Give each test prediction, the correct count and a limited conclusion.</w:t>
+      <w:pPr>
+        <w:spacing w:line="336" w:lineRule="auto" w:after="180"/>
+      </w:pPr>
+      <w:r>
+        <w:rPr>
+          <w:b w:val="0"/>
+        </w:rPr>
+        <w:t xml:space="preserve">New </w:t>
+      </w:r>
+      <w:r>
+        <w:rPr>
+          <w:b/>
+        </w:rPr>
+        <w:t>training</w:t>
+      </w:r>
+      <w:r>
+        <w:rPr>
+          <w:b w:val="0"/>
+        </w:rPr>
+        <w:t xml:space="preserve"> cards are (width 2, </w:t>
+      </w:r>
+      <w:r>
+        <w:rPr>
+          <w:b/>
+        </w:rPr>
+        <w:t>label</w:t>
+      </w:r>
+      <w:r>
+        <w:rPr>
+          <w:b w:val="0"/>
+        </w:rPr>
+        <w:t xml:space="preserve"> 0), (4, 0), (6, 1), (8, 1). Candidates are 3, 5 and 7. Predict 1 when width is at least the threshold.</w:t>
+      </w:r>
+    </w:p>
+    <w:p>
+      <w:pPr>
+        <w:spacing w:line="336" w:lineRule="auto" w:after="180"/>
+      </w:pPr>
+      <w:r>
+        <w:rPr>
+          <w:b w:val="0"/>
+        </w:rPr>
+        <w:t xml:space="preserve">Count </w:t>
+      </w:r>
+      <w:r>
+        <w:rPr>
+          <w:b/>
+        </w:rPr>
+        <w:t>training</w:t>
+      </w:r>
+      <w:r>
+        <w:rPr>
+          <w:b w:val="0"/>
+        </w:rPr>
+        <w:t xml:space="preserve"> mistakes, select the fewest with smaller threshold breaking ties, and record the choice before testing. Held out cards are (3, 0), (7, 1), (5, 0).</w:t>
+      </w:r>
+    </w:p>
+    <w:p>
+      <w:pPr>
+        <w:spacing w:line="336" w:lineRule="auto" w:after="180"/>
+      </w:pPr>
+      <w:r>
+        <w:rPr>
+          <w:b w:val="0"/>
+        </w:rPr>
+        <w:t xml:space="preserve">Give each test </w:t>
+      </w:r>
+      <w:r>
+        <w:rPr>
+          <w:b/>
+        </w:rPr>
+        <w:t>prediction</w:t>
+      </w:r>
+      <w:r>
+        <w:rPr>
+          <w:b w:val="0"/>
+        </w:rPr>
+        <w:t>, the correct count and a limited conclusion.</w:t>
       </w:r>
     </w:p>
     <w:p>
@@ -303,7 +470,13 @@
       </w:r>
     </w:p>
     <w:p>
-      <w:r>
+      <w:pPr>
+        <w:spacing w:line="336" w:lineRule="auto" w:after="180"/>
+      </w:pPr>
+      <w:r>
+        <w:rPr>
+          <w:b w:val="0"/>
+        </w:rPr>
         <w:t>Attempt this case before feedback. Record any help. Earlier examples below are further practice; a case already practised with feedback cannot establish fresh transfer.</w:t>
       </w:r>
     </w:p>
@@ -317,7 +490,42 @@
     </w:p>
     <w:p>
       <w:r>
-        <w:t>A team labels photos, fits a model and celebrates one correct new photo. List the missing evaluation steps and define the intended use before testing.</w:t>
+        <w:t>Connect the The ML Lifecycle target to a trace and a justified conclusion.</w:t>
+      </w:r>
+    </w:p>
+    <w:p>
+      <w:pPr>
+        <w:spacing w:line="336" w:lineRule="auto" w:after="180"/>
+      </w:pPr>
+      <w:r>
+        <w:rPr>
+          <w:b w:val="0"/>
+        </w:rPr>
+        <w:t xml:space="preserve">A team </w:t>
+      </w:r>
+      <w:r>
+        <w:rPr>
+          <w:b/>
+        </w:rPr>
+        <w:t>label</w:t>
+      </w:r>
+      <w:r>
+        <w:rPr>
+          <w:b w:val="0"/>
+        </w:rPr>
+        <w:t xml:space="preserve">s photos, fits a model and celebrates one correct new photo. List the missing </w:t>
+      </w:r>
+      <w:r>
+        <w:rPr>
+          <w:b/>
+        </w:rPr>
+        <w:t>evaluation</w:t>
+      </w:r>
+      <w:r>
+        <w:rPr>
+          <w:b w:val="0"/>
+        </w:rPr>
+        <w:t xml:space="preserve"> steps and define the intended use before testing.</w:t>
       </w:r>
     </w:p>
     <w:p>
@@ -330,17 +538,82 @@
     </w:p>
     <w:p>
       <w:r>
-        <w:t>A team labels leaf photos, trains a healthy/spotted classifier and shows one correct prediction.</w:t>
-      </w:r>
-    </w:p>
-    <w:p>
-      <w:r>
-        <w:t>Order the lifecycle and identify missing evidence.</w:t>
-      </w:r>
-    </w:p>
-    <w:p>
-      <w:r>
-        <w:t>Show your trace, calculation or evidence</w:t>
+        <w:t>Solve the supplied The ML Lifecycle case and show the deciding evidence.</w:t>
+      </w:r>
+    </w:p>
+    <w:p>
+      <w:pPr>
+        <w:spacing w:line="336" w:lineRule="auto" w:after="180"/>
+      </w:pPr>
+      <w:r>
+        <w:rPr>
+          <w:b w:val="0"/>
+        </w:rPr>
+        <w:t xml:space="preserve">A team </w:t>
+      </w:r>
+      <w:r>
+        <w:rPr>
+          <w:b/>
+        </w:rPr>
+        <w:t>label</w:t>
+      </w:r>
+      <w:r>
+        <w:rPr>
+          <w:b w:val="0"/>
+        </w:rPr>
+        <w:t xml:space="preserve">s leaf photos, trains a healthy/spotted classifier and shows one correct </w:t>
+      </w:r>
+      <w:r>
+        <w:rPr>
+          <w:b/>
+        </w:rPr>
+        <w:t>prediction</w:t>
+      </w:r>
+      <w:r>
+        <w:rPr>
+          <w:b w:val="0"/>
+        </w:rPr>
+        <w:t>.</w:t>
+      </w:r>
+    </w:p>
+    <w:p>
+      <w:pPr>
+        <w:spacing w:line="336" w:lineRule="auto" w:after="180"/>
+      </w:pPr>
+      <w:r>
+        <w:rPr>
+          <w:b w:val="0"/>
+        </w:rPr>
+        <w:t xml:space="preserve">Order the lifecycle and identify missing </w:t>
+      </w:r>
+      <w:r>
+        <w:rPr>
+          <w:b/>
+        </w:rPr>
+        <w:t>evidence</w:t>
+      </w:r>
+      <w:r>
+        <w:rPr>
+          <w:b w:val="0"/>
+        </w:rPr>
+        <w:t>.</w:t>
+      </w:r>
+    </w:p>
+    <w:p>
+      <w:pPr>
+        <w:spacing w:line="336" w:lineRule="auto" w:after="180"/>
+      </w:pPr>
+      <w:r>
+        <w:rPr>
+          <w:b w:val="0"/>
+        </w:rPr>
+        <w:t xml:space="preserve">Show your trace, calculation or </w:t>
+      </w:r>
+      <w:r>
+        <w:rPr>
+          <w:b/>
+        </w:rPr>
+        <w:t>evidence</w:t>
       </w:r>
     </w:p>
     <w:p>
@@ -386,11 +659,28 @@
     </w:p>
     <w:p>
       <w:r>
+        <w:t>Apply the procedure to the changed case and record why the conclusion follows.</w:t>
+      </w:r>
+    </w:p>
+    <w:p>
+      <w:pPr>
+        <w:spacing w:line="336" w:lineRule="auto" w:after="180"/>
+      </w:pPr>
+      <w:r>
+        <w:rPr>
+          <w:b w:val="0"/>
+        </w:rPr>
         <w:t>A team selects a model before deciding what outcome to predict or where the data comes from. Name two missing lifecycle decisions and their effect.</w:t>
       </w:r>
     </w:p>
     <w:p>
-      <w:r>
+      <w:pPr>
+        <w:spacing w:line="336" w:lineRule="auto" w:after="180"/>
+      </w:pPr>
+      <w:r>
+        <w:rPr>
+          <w:b w:val="0"/>
+        </w:rPr>
         <w:t>My independent answer and reason</w:t>
       </w:r>
     </w:p>
@@ -445,7 +735,30 @@
     </w:p>
     <w:p>
       <w:r>
-        <w:t>Create a changed input, boundary case or missing-information case. Write the expected answer or safe response before testing.</w:t>
+        <w:t>Specify a changed input, expected result and observation separately.</w:t>
+      </w:r>
+    </w:p>
+    <w:p>
+      <w:pPr>
+        <w:spacing w:line="336" w:lineRule="auto" w:after="180"/>
+      </w:pPr>
+      <w:r>
+        <w:rPr>
+          <w:b w:val="0"/>
+        </w:rPr>
+        <w:t xml:space="preserve">Create a changed </w:t>
+      </w:r>
+      <w:r>
+        <w:rPr>
+          <w:b/>
+        </w:rPr>
+        <w:t>input</w:t>
+      </w:r>
+      <w:r>
+        <w:rPr>
+          <w:b w:val="0"/>
+        </w:rPr>
+        <w:t>, boundary case or missing-information case. Write the expected answer or safe response before testing.</w:t>
       </w:r>
     </w:p>
     <w:tbl>
@@ -574,12 +887,53 @@
     </w:p>
     <w:p>
       <w:r>
-        <w:t>Write the Responsible Plant Classifier problem statement, intended user, prediction target, success measure, and human-review point.</w:t>
-      </w:r>
-    </w:p>
-    <w:p>
-      <w:r>
-        <w:t>The project change and evidence I will keep</w:t>
+        <w:t>Justify what The ML Lifecycle adds to Responsible Plant Classifier and keep the evidence.</w:t>
+      </w:r>
+    </w:p>
+    <w:p>
+      <w:pPr>
+        <w:spacing w:line="336" w:lineRule="auto" w:after="180"/>
+      </w:pPr>
+      <w:r>
+        <w:rPr>
+          <w:b w:val="0"/>
+        </w:rPr>
+        <w:t xml:space="preserve">Write the Responsible Plant Classifier problem statement, intended user, </w:t>
+      </w:r>
+      <w:r>
+        <w:rPr>
+          <w:b/>
+        </w:rPr>
+        <w:t>prediction</w:t>
+      </w:r>
+      <w:r>
+        <w:rPr>
+          <w:b w:val="0"/>
+        </w:rPr>
+        <w:t xml:space="preserve"> target, success measure, and human-review point.</w:t>
+      </w:r>
+    </w:p>
+    <w:p>
+      <w:pPr>
+        <w:spacing w:line="336" w:lineRule="auto" w:after="180"/>
+      </w:pPr>
+      <w:r>
+        <w:rPr>
+          <w:b w:val="0"/>
+        </w:rPr>
+        <w:t xml:space="preserve">The project change and </w:t>
+      </w:r>
+      <w:r>
+        <w:rPr>
+          <w:b/>
+        </w:rPr>
+        <w:t>evidence</w:t>
+      </w:r>
+      <w:r>
+        <w:rPr>
+          <w:b w:val="0"/>
+        </w:rPr>
+        <w:t xml:space="preserve"> I will keep</w:t>
       </w:r>
     </w:p>
     <w:p>
@@ -625,11 +979,54 @@
     </w:p>
     <w:p>
       <w:r>
-        <w:t>I can explain the mechanism. I can show evidence. I can handle a changed case. I can name a limit. Mark each as not yet, with help or independently, and attach supporting work.</w:t>
-      </w:r>
-    </w:p>
-    <w:p>
-      <w:r>
+        <w:t>Judge explanation, evidence, transfer and limits separately; attach the work behind your judgement.</w:t>
+      </w:r>
+    </w:p>
+    <w:p>
+      <w:pPr>
+        <w:pStyle w:val="ListBullet"/>
+      </w:pPr>
+      <w:r>
+        <w:t>I can explain the mechanism.</w:t>
+      </w:r>
+    </w:p>
+    <w:p>
+      <w:pPr>
+        <w:pStyle w:val="ListBullet"/>
+      </w:pPr>
+      <w:r>
+        <w:t>I can show evidence.</w:t>
+      </w:r>
+    </w:p>
+    <w:p>
+      <w:pPr>
+        <w:pStyle w:val="ListBullet"/>
+      </w:pPr>
+      <w:r>
+        <w:t>I can handle a changed case.</w:t>
+      </w:r>
+    </w:p>
+    <w:p>
+      <w:pPr>
+        <w:pStyle w:val="ListBullet"/>
+      </w:pPr>
+      <w:r>
+        <w:t>I can name a limit.</w:t>
+      </w:r>
+    </w:p>
+    <w:p>
+      <w:r>
+        <w:t>Mark each as not yet, with help or independently, and attach supporting work.</w:t>
+      </w:r>
+    </w:p>
+    <w:p>
+      <w:pPr>
+        <w:spacing w:line="336" w:lineRule="auto" w:after="180"/>
+      </w:pPr>
+      <w:r>
+        <w:rPr>
+          <w:b w:val="0"/>
+        </w:rPr>
         <w:t>Teacher review ____________________  Next step ____________________</w:t>
       </w:r>
     </w:p>
@@ -643,7 +1040,42 @@
     </w:p>
     <w:p>
       <w:r>
-        <w:t>A team labels photos, fits a model and celebrates one correct new photo. List the missing evaluation steps and define the intended use before testing.</w:t>
+        <w:t>Use this earlier case as transfer practice. A case already discussed with feedback is not fresh assessment evidence.</w:t>
+      </w:r>
+    </w:p>
+    <w:p>
+      <w:pPr>
+        <w:spacing w:line="336" w:lineRule="auto" w:after="180"/>
+      </w:pPr>
+      <w:r>
+        <w:rPr>
+          <w:b w:val="0"/>
+        </w:rPr>
+        <w:t xml:space="preserve">A team </w:t>
+      </w:r>
+      <w:r>
+        <w:rPr>
+          <w:b/>
+        </w:rPr>
+        <w:t>label</w:t>
+      </w:r>
+      <w:r>
+        <w:rPr>
+          <w:b w:val="0"/>
+        </w:rPr>
+        <w:t xml:space="preserve">s photos, fits a model and celebrates one correct new photo. List the missing </w:t>
+      </w:r>
+      <w:r>
+        <w:rPr>
+          <w:b/>
+        </w:rPr>
+        <w:t>evaluation</w:t>
+      </w:r>
+      <w:r>
+        <w:rPr>
+          <w:b w:val="0"/>
+        </w:rPr>
+        <w:t xml:space="preserve"> steps and define the intended use before testing.</w:t>
       </w:r>
     </w:p>
     <w:p>
@@ -690,7 +1122,13 @@
       </w:r>
     </w:p>
     <w:p>
-      <w:r>
+      <w:pPr>
+        <w:spacing w:line="336" w:lineRule="auto" w:after="180"/>
+      </w:pPr>
+      <w:r>
+        <w:rPr>
+          <w:b w:val="0"/>
+        </w:rPr>
         <w:t>Record support used: none, hint or teacher explanation.</w:t>
       </w:r>
     </w:p>
@@ -704,7 +1142,42 @@
     </w:p>
     <w:p>
       <w:r>
-        <w:t>For the worked cards, name the input, label, three candidate thresholds and the information allowed to select a threshold.</w:t>
+        <w:t>Identify the learning decision. Apply the supplied The ML Lifecycle facts and keep your reasoning.</w:t>
+      </w:r>
+    </w:p>
+    <w:p>
+      <w:pPr>
+        <w:spacing w:line="336" w:lineRule="auto" w:after="180"/>
+      </w:pPr>
+      <w:r>
+        <w:rPr>
+          <w:b w:val="0"/>
+        </w:rPr>
+        <w:t xml:space="preserve">For the worked cards, name the </w:t>
+      </w:r>
+      <w:r>
+        <w:rPr>
+          <w:b/>
+        </w:rPr>
+        <w:t>input</w:t>
+      </w:r>
+      <w:r>
+        <w:rPr>
+          <w:b w:val="0"/>
+        </w:rPr>
+        <w:t xml:space="preserve">, </w:t>
+      </w:r>
+      <w:r>
+        <w:rPr>
+          <w:b/>
+        </w:rPr>
+        <w:t>label</w:t>
+      </w:r>
+      <w:r>
+        <w:rPr>
+          <w:b w:val="0"/>
+        </w:rPr>
+        <w:t>, three candidate thresholds and the information allowed to select a threshold.</w:t>
       </w:r>
     </w:p>
     <w:p>
@@ -755,7 +1228,42 @@
     </w:p>
     <w:p>
       <w:r>
-        <w:t>Use threshold 6 on the four training widths 1, 3, 5 and 7. Write all predictions, identify each error, and explain why threshold 4 is selected.</w:t>
+        <w:t>Trace one candidate. Apply the supplied The ML Lifecycle facts and keep your reasoning.</w:t>
+      </w:r>
+    </w:p>
+    <w:p>
+      <w:pPr>
+        <w:spacing w:line="336" w:lineRule="auto" w:after="180"/>
+      </w:pPr>
+      <w:r>
+        <w:rPr>
+          <w:b w:val="0"/>
+        </w:rPr>
+        <w:t xml:space="preserve">Use threshold 6 on the four </w:t>
+      </w:r>
+      <w:r>
+        <w:rPr>
+          <w:b/>
+        </w:rPr>
+        <w:t>training</w:t>
+      </w:r>
+      <w:r>
+        <w:rPr>
+          <w:b w:val="0"/>
+        </w:rPr>
+        <w:t xml:space="preserve"> widths 1, 3, 5 and 7. Write all </w:t>
+      </w:r>
+      <w:r>
+        <w:rPr>
+          <w:b/>
+        </w:rPr>
+        <w:t>prediction</w:t>
+      </w:r>
+      <w:r>
+        <w:rPr>
+          <w:b w:val="0"/>
+        </w:rPr>
+        <w:t>s, identify each error, and explain why threshold 4 is selected.</w:t>
       </w:r>
     </w:p>
     <w:p>
@@ -806,7 +1314,30 @@
     </w:p>
     <w:p>
       <w:r>
-        <w:t>A learner fits on all six worked cards and then reports 6 of 6 as independent test performance. Explain what is wrong and what evidence is needed.</w:t>
+        <w:t>Repair the report. Apply the supplied The ML Lifecycle facts and keep your reasoning.</w:t>
+      </w:r>
+    </w:p>
+    <w:p>
+      <w:pPr>
+        <w:spacing w:line="336" w:lineRule="auto" w:after="180"/>
+      </w:pPr>
+      <w:r>
+        <w:rPr>
+          <w:b w:val="0"/>
+        </w:rPr>
+        <w:t xml:space="preserve">A learner fits on all six worked cards and then reports 6 of 6 as independent test performance. Explain what is wrong and what </w:t>
+      </w:r>
+      <w:r>
+        <w:rPr>
+          <w:b/>
+        </w:rPr>
+        <w:t>evidence</w:t>
+      </w:r>
+      <w:r>
+        <w:rPr>
+          <w:b w:val="0"/>
+        </w:rPr>
+        <w:t xml:space="preserve"> is needed.</w:t>
       </w:r>
     </w:p>
     <w:p>
@@ -857,7 +1388,88 @@
     </w:p>
     <w:p>
       <w:r>
-        <w:t>New training cards are (width 2, label 0), (4, 0), (6, 1), (8, 1). Candidates are 3, 5 and 7. Predict 1 when width is at least the threshold. Count training mistakes, select the fewest with smaller threshold breaking ties, and record the choice before testing. Held out cards are (3, 0), (7, 1), (5, 0). Give each test prediction, the correct count and a limited conclusion.</w:t>
+        <w:t>Attempt before feedback. If this repeats the selected independent case, reuse that first attempt; otherwise keep a separate record. Fit and evaluate independently. Apply the supplied The ML Lifecycle facts and keep your reasoning.</w:t>
+      </w:r>
+    </w:p>
+    <w:p>
+      <w:pPr>
+        <w:spacing w:line="336" w:lineRule="auto" w:after="180"/>
+      </w:pPr>
+      <w:r>
+        <w:rPr>
+          <w:b w:val="0"/>
+        </w:rPr>
+        <w:t xml:space="preserve">New </w:t>
+      </w:r>
+      <w:r>
+        <w:rPr>
+          <w:b/>
+        </w:rPr>
+        <w:t>training</w:t>
+      </w:r>
+      <w:r>
+        <w:rPr>
+          <w:b w:val="0"/>
+        </w:rPr>
+        <w:t xml:space="preserve"> cards are (width 2, </w:t>
+      </w:r>
+      <w:r>
+        <w:rPr>
+          <w:b/>
+        </w:rPr>
+        <w:t>label</w:t>
+      </w:r>
+      <w:r>
+        <w:rPr>
+          <w:b w:val="0"/>
+        </w:rPr>
+        <w:t xml:space="preserve"> 0), (4, 0), (6, 1), (8, 1). Candidates are 3, 5 and 7. Predict 1 when width is at least the threshold.</w:t>
+      </w:r>
+    </w:p>
+    <w:p>
+      <w:pPr>
+        <w:spacing w:line="336" w:lineRule="auto" w:after="180"/>
+      </w:pPr>
+      <w:r>
+        <w:rPr>
+          <w:b w:val="0"/>
+        </w:rPr>
+        <w:t xml:space="preserve">Count </w:t>
+      </w:r>
+      <w:r>
+        <w:rPr>
+          <w:b/>
+        </w:rPr>
+        <w:t>training</w:t>
+      </w:r>
+      <w:r>
+        <w:rPr>
+          <w:b w:val="0"/>
+        </w:rPr>
+        <w:t xml:space="preserve"> mistakes, select the fewest with smaller threshold breaking ties, and record the choice before testing. Held out cards are (3, 0), (7, 1), (5, 0).</w:t>
+      </w:r>
+    </w:p>
+    <w:p>
+      <w:pPr>
+        <w:spacing w:line="336" w:lineRule="auto" w:after="180"/>
+      </w:pPr>
+      <w:r>
+        <w:rPr>
+          <w:b w:val="0"/>
+        </w:rPr>
+        <w:t xml:space="preserve">Give each test </w:t>
+      </w:r>
+      <w:r>
+        <w:rPr>
+          <w:b/>
+        </w:rPr>
+        <w:t>prediction</w:t>
+      </w:r>
+      <w:r>
+        <w:rPr>
+          <w:b w:val="0"/>
+        </w:rPr>
+        <w:t>, the correct count and a limited conclusion.</w:t>
       </w:r>
     </w:p>
     <w:p>
@@ -918,6 +1530,17 @@
     </w:p>
     <w:p>
       <w:r>
+        <w:t>Decide the next step. Apply the supplied The ML Lifecycle facts and keep your reasoning.</w:t>
+      </w:r>
+    </w:p>
+    <w:p>
+      <w:pPr>
+        <w:spacing w:line="336" w:lineRule="auto" w:after="180"/>
+      </w:pPr>
+      <w:r>
+        <w:rPr>
+          <w:b w:val="0"/>
+        </w:rPr>
         <w:t>After W4, a team changes its threshold because of the test error. Can the same three cards be an untouched final test for the changed model? Explain how to proceed.</w:t>
       </w:r>
     </w:p>
@@ -965,6 +1588,11 @@
       </w:pPr>
       <w:r>
         <w:t>17. Feedback, return check and learning record</w:t>
+      </w:r>
+    </w:p>
+    <w:p>
+      <w:r>
+        <w:t>Record the first repaired step and a different case to revisit after a delay.</w:t>
       </w:r>
     </w:p>
     <w:tbl>
@@ -1104,7 +1732,13 @@
       </w:tr>
     </w:tbl>
     <w:p>
-      <w:r>
+      <w:pPr>
+        <w:spacing w:line="336" w:lineRule="auto" w:after="180"/>
+      </w:pPr>
+      <w:r>
+        <w:rPr>
+          <w:b w:val="0"/>
+        </w:rPr>
         <w:t>Revisit this idea with your teacher after a delay. Familiarity is different from explaining and using it on a changed case.</w:t>
       </w:r>
     </w:p>
@@ -1118,17 +1752,64 @@
     </w:p>
     <w:p>
       <w:r>
+        <w:t>Follow one complete plant-classifier lifecycle without tuning on the final test. Explain the labelled step before checking the changed condition.</w:t>
+      </w:r>
+    </w:p>
+    <w:p>
+      <w:pPr>
+        <w:spacing w:line="336" w:lineRule="auto" w:after="180"/>
+      </w:pPr>
+      <w:r>
+        <w:rPr>
+          <w:b w:val="0"/>
+        </w:rPr>
         <w:t>Follow one complete plant-classifier lifecycle without tuning on the final test.</w:t>
       </w:r>
     </w:p>
     <w:p>
-      <w:r>
-        <w:t>Toy training leaves have widths 1 healthy, 3 healthy, 5 spotted, 7 spotted. Candidates predict spotted at width&gt;=2 or &gt;=4.</w:t>
-      </w:r>
-    </w:p>
-    <w:p>
-      <w:r>
-        <w:t>All inputs and outcomes in this worked example are invented classroom data; no real model run is claimed.</w:t>
+      <w:pPr>
+        <w:spacing w:line="336" w:lineRule="auto" w:after="180"/>
+      </w:pPr>
+      <w:r>
+        <w:rPr>
+          <w:b w:val="0"/>
+        </w:rPr>
+        <w:t xml:space="preserve">Toy </w:t>
+      </w:r>
+      <w:r>
+        <w:rPr>
+          <w:b/>
+        </w:rPr>
+        <w:t>training</w:t>
+      </w:r>
+      <w:r>
+        <w:rPr>
+          <w:b w:val="0"/>
+        </w:rPr>
+        <w:t xml:space="preserve"> leaves have widths 1 healthy, 3 healthy, 5 spotted, 7 spotted. Candidates predict spotted at width&gt;=2 or &gt;=4.</w:t>
+      </w:r>
+    </w:p>
+    <w:p>
+      <w:pPr>
+        <w:spacing w:line="336" w:lineRule="auto" w:after="180"/>
+      </w:pPr>
+      <w:r>
+        <w:rPr>
+          <w:b w:val="0"/>
+        </w:rPr>
+        <w:t xml:space="preserve">All </w:t>
+      </w:r>
+      <w:r>
+        <w:rPr>
+          <w:b/>
+        </w:rPr>
+        <w:t>input</w:t>
+      </w:r>
+      <w:r>
+        <w:rPr>
+          <w:b w:val="0"/>
+        </w:rPr>
+        <w:t>s and outcomes in this worked example are invented classroom data; no real model run is claimed.</w:t>
       </w:r>
     </w:p>
     <w:p>
@@ -1168,8 +1849,26 @@
       </w:r>
     </w:p>
     <w:p>
-      <w:r>
-        <w:t>Should the team silently retune on the changed test? Point to the relevant step in the picture, then write the changed result and the rule or evidence that supports it.</w:t>
+      <w:pPr>
+        <w:spacing w:line="336" w:lineRule="auto" w:after="180"/>
+      </w:pPr>
+      <w:r>
+        <w:rPr>
+          <w:b w:val="0"/>
+        </w:rPr>
+        <w:t xml:space="preserve">Should the team silently retune on the changed test? Point to the relevant step in the picture, then write the changed result and the rule or </w:t>
+      </w:r>
+      <w:r>
+        <w:rPr>
+          <w:b/>
+        </w:rPr>
+        <w:t>evidence</w:t>
+      </w:r>
+      <w:r>
+        <w:rPr>
+          <w:b w:val="0"/>
+        </w:rPr>
+        <w:t xml:space="preserve"> that supports it.</w:t>
       </w:r>
     </w:p>
     <w:p>
@@ -1211,13 +1910,75 @@
       </w:r>
     </w:p>
     <w:p>
-      <w:r>
-        <w:t>Support used: alone / hint / worked example. This record is practice evidence.</w:t>
-      </w:r>
-    </w:p>
-    <w:p>
-      <w:r>
-        <w:t>Project connection: For your Responsible Plant Classifier, save the input, procedure, observed result and limitation of this check. Label this worked example as practice; use a different, previously unreviewed case when checking independent understanding.</w:t>
+      <w:pPr>
+        <w:pStyle w:val="Heading3"/>
+      </w:pPr>
+      <w:r>
+        <w:t>Record the help used</w:t>
+      </w:r>
+    </w:p>
+    <w:p>
+      <w:pPr>
+        <w:spacing w:line="336" w:lineRule="auto" w:after="180"/>
+        <w:shd w:fill="F1F6F8"/>
+      </w:pPr>
+      <w:r>
+        <w:rPr>
+          <w:b w:val="0"/>
+        </w:rPr>
+        <w:t xml:space="preserve">Support used: alone / hint / worked example. This record is practice </w:t>
+      </w:r>
+      <w:r>
+        <w:rPr>
+          <w:b/>
+        </w:rPr>
+        <w:t>evidence</w:t>
+      </w:r>
+      <w:r>
+        <w:rPr>
+          <w:b w:val="0"/>
+        </w:rPr>
+        <w:t>.</w:t>
+      </w:r>
+    </w:p>
+    <w:p>
+      <w:pPr>
+        <w:spacing w:line="336" w:lineRule="auto" w:after="180"/>
+      </w:pPr>
+      <w:r>
+        <w:rPr>
+          <w:b w:val="0"/>
+        </w:rPr>
+        <w:t xml:space="preserve">Project connection: For your Responsible Plant Classifier, save the </w:t>
+      </w:r>
+      <w:r>
+        <w:rPr>
+          <w:b/>
+        </w:rPr>
+        <w:t>input</w:t>
+      </w:r>
+      <w:r>
+        <w:rPr>
+          <w:b w:val="0"/>
+        </w:rPr>
+        <w:t>, procedure, observed result and limitation of this check.</w:t>
+      </w:r>
+    </w:p>
+    <w:p>
+      <w:pPr>
+        <w:spacing w:line="336" w:lineRule="auto" w:after="180"/>
+      </w:pPr>
+      <w:r>
+        <w:rPr>
+          <w:b/>
+        </w:rPr>
+        <w:t>Label</w:t>
+      </w:r>
+      <w:r>
+        <w:rPr>
+          <w:b w:val="0"/>
+        </w:rPr>
+        <w:t xml:space="preserve"> this worked example as practice; use a different, previously unreviewed case when checking independent understanding.</w:t>
       </w:r>
     </w:p>
     <w:p>
@@ -1230,17 +1991,81 @@
     </w:p>
     <w:p>
       <w:r>
+        <w:t>Keep this week’s input, deciding step, result and limit together in the Responsible Plant Classifier record.</w:t>
+      </w:r>
+    </w:p>
+    <w:p>
+      <w:pPr>
+        <w:spacing w:line="336" w:lineRule="auto" w:after="180"/>
+      </w:pPr>
+      <w:r>
+        <w:rPr>
+          <w:b w:val="0"/>
+        </w:rPr>
         <w:t>Project: Responsible Plant Classifier</w:t>
       </w:r>
     </w:p>
     <w:p>
-      <w:r>
-        <w:t>Current milestone: Frame the need. Name the user, the problem, allowed inputs and a safe simple starting method.</w:t>
-      </w:r>
-    </w:p>
-    <w:p>
-      <w:r>
-        <w:t>For your Responsible Plant Classifier, save the input, procedure, observed result and limitation of this check. Label this worked example as practice; use a different, previously unreviewed case when checking independent understanding.</w:t>
+      <w:pPr>
+        <w:spacing w:line="336" w:lineRule="auto" w:after="180"/>
+      </w:pPr>
+      <w:r>
+        <w:rPr>
+          <w:b w:val="0"/>
+        </w:rPr>
+        <w:t xml:space="preserve">Current milestone: Frame the need. Name the user, the problem, allowed </w:t>
+      </w:r>
+      <w:r>
+        <w:rPr>
+          <w:b/>
+        </w:rPr>
+        <w:t>input</w:t>
+      </w:r>
+      <w:r>
+        <w:rPr>
+          <w:b w:val="0"/>
+        </w:rPr>
+        <w:t>s and a safe simple starting method.</w:t>
+      </w:r>
+    </w:p>
+    <w:p>
+      <w:pPr>
+        <w:spacing w:line="336" w:lineRule="auto" w:after="180"/>
+      </w:pPr>
+      <w:r>
+        <w:rPr>
+          <w:b w:val="0"/>
+        </w:rPr>
+        <w:t xml:space="preserve">For your Responsible Plant Classifier, save the </w:t>
+      </w:r>
+      <w:r>
+        <w:rPr>
+          <w:b/>
+        </w:rPr>
+        <w:t>input</w:t>
+      </w:r>
+      <w:r>
+        <w:rPr>
+          <w:b w:val="0"/>
+        </w:rPr>
+        <w:t>, procedure, observed result and limitation of this check.</w:t>
+      </w:r>
+    </w:p>
+    <w:p>
+      <w:pPr>
+        <w:spacing w:line="336" w:lineRule="auto" w:after="180"/>
+      </w:pPr>
+      <w:r>
+        <w:rPr>
+          <w:b/>
+        </w:rPr>
+        <w:t>Label</w:t>
+      </w:r>
+      <w:r>
+        <w:rPr>
+          <w:b w:val="0"/>
+        </w:rPr>
+        <w:t xml:space="preserve"> this worked example as practice; use a different, previously unreviewed case when checking independent understanding.</w:t>
       </w:r>
     </w:p>
     <w:tbl>
@@ -1402,11 +2227,28 @@
     </w:p>
     <w:p>
       <w:r>
+        <w:t>Try the supported questions before comparing with hints and feedback. Record what you repaired and the evidence you retained.</w:t>
+      </w:r>
+    </w:p>
+    <w:p>
+      <w:pPr>
+        <w:spacing w:line="336" w:lineRule="auto" w:after="180"/>
+      </w:pPr>
+      <w:r>
+        <w:rPr>
+          <w:b w:val="0"/>
+        </w:rPr>
         <w:t>Use this supported practice once, in the browser or on paper. Keep the reserved independent assessment for a separate first attempt before teacher feedback.</w:t>
       </w:r>
     </w:p>
     <w:p>
-      <w:r>
+      <w:pPr>
+        <w:spacing w:line="336" w:lineRule="auto" w:after="180"/>
+      </w:pPr>
+      <w:r>
+        <w:rPr>
+          <w:b w:val="0"/>
+        </w:rPr>
         <w:t>Follow one complete plant-classifier lifecycle without tuning on the final test.</w:t>
       </w:r>
     </w:p>
@@ -1419,23 +2261,68 @@
       </w:r>
     </w:p>
     <w:p>
-      <w:r>
-        <w:t>Which labelled step matches this detail? Fresh leaves width 2 healthy and 6 spotted are both predicted correctly: 2/2.</w:t>
-      </w:r>
-    </w:p>
-    <w:p>
-      <w:r>
+      <w:pPr>
+        <w:spacing w:line="336" w:lineRule="auto" w:after="180"/>
+      </w:pPr>
+      <w:r>
+        <w:rPr>
+          <w:b w:val="0"/>
+        </w:rPr>
+        <w:t xml:space="preserve">Which </w:t>
+      </w:r>
+      <w:r>
+        <w:rPr>
+          <w:b/>
+        </w:rPr>
+        <w:t>label</w:t>
+      </w:r>
+      <w:r>
+        <w:rPr>
+          <w:b w:val="0"/>
+        </w:rPr>
+        <w:t>led step matches this detail? Fresh leaves width 2 healthy and 6 spotted are both predicted correctly: 2/2.</w:t>
+      </w:r>
+    </w:p>
+    <w:p>
+      <w:pPr>
+        <w:spacing w:line="336" w:lineRule="auto" w:after="180"/>
+        <w:shd w:fill="F4F9FC"/>
+      </w:pPr>
+      <w:r>
+        <w:rPr>
+          <w:b w:val="0"/>
+        </w:rPr>
         <w:t>1. Test once</w:t>
       </w:r>
     </w:p>
     <w:p>
-      <w:r>
+      <w:pPr>
+        <w:spacing w:line="336" w:lineRule="auto" w:after="180"/>
+        <w:shd w:fill="F4F9FC"/>
+      </w:pPr>
+      <w:r>
+        <w:rPr>
+          <w:b w:val="0"/>
+        </w:rPr>
         <w:t>2. Freeze candidate</w:t>
       </w:r>
     </w:p>
     <w:p>
-      <w:r>
-        <w:t>3. Fit using training</w:t>
+      <w:pPr>
+        <w:spacing w:line="336" w:lineRule="auto" w:after="180"/>
+        <w:shd w:fill="F4F9FC"/>
+      </w:pPr>
+      <w:r>
+        <w:rPr>
+          <w:b w:val="0"/>
+        </w:rPr>
+        <w:t xml:space="preserve">3. Fit using </w:t>
+      </w:r>
+      <w:r>
+        <w:rPr>
+          <w:b/>
+        </w:rPr>
+        <w:t>training</w:t>
       </w:r>
     </w:p>
     <w:p>
@@ -1472,40 +2359,166 @@
       </w:r>
     </w:p>
     <w:p>
-      <w:r>
+      <w:pPr>
+        <w:pStyle w:val="Heading3"/>
+      </w:pPr>
+      <w:r>
+        <w:t>Hint · try first</w:t>
+      </w:r>
+    </w:p>
+    <w:p>
+      <w:pPr>
+        <w:spacing w:line="336" w:lineRule="auto" w:after="180"/>
+        <w:shd w:fill="F1F6F8"/>
+      </w:pPr>
+      <w:r>
+        <w:rPr>
+          <w:b w:val="0"/>
+        </w:rPr>
         <w:t>Hint if needed: Read the steps in the pictorial case. Match the supplied detail to the stage that performs or records it.</w:t>
       </w:r>
     </w:p>
     <w:p>
-      <w:r>
-        <w:t>After your attempt, compare with the supported explanation: Test once Fresh leaves width 2 healthy and 6 spotted are both predicted correctly: 2/2. Read the picture in order. Fresh leaves width 2 healthy and 6 spotted are both predicted correctly: 2/2. The arrows show which recorded input or intermediate result each decision uses. Explain the deciding step aloud before checking the changed case; pointing to the final answer alone does not show how it follows.</w:t>
-      </w:r>
-    </w:p>
-    <w:p>
       <w:pPr>
         <w:pStyle w:val="Heading3"/>
       </w:pPr>
       <w:r>
+        <w:t>Feedback · compare after trying</w:t>
+      </w:r>
+    </w:p>
+    <w:p>
+      <w:pPr>
+        <w:spacing w:line="336" w:lineRule="auto" w:after="180"/>
+        <w:shd w:fill="F1F6FC"/>
+      </w:pPr>
+      <w:r>
+        <w:rPr>
+          <w:b w:val="0"/>
+        </w:rPr>
+        <w:t>After your attempt, compare with the supported explanation: Test once Fresh leaves width 2 healthy and 6 spotted are both predicted correctly: 2/2. Read the picture in order.</w:t>
+      </w:r>
+    </w:p>
+    <w:p>
+      <w:pPr>
+        <w:spacing w:line="336" w:lineRule="auto" w:after="180"/>
+        <w:shd w:fill="F1F6FC"/>
+      </w:pPr>
+      <w:r>
+        <w:rPr>
+          <w:b w:val="0"/>
+        </w:rPr>
+        <w:t xml:space="preserve">Fresh leaves width 2 healthy and 6 spotted are both predicted correctly: 2/2. The arrows show which recorded </w:t>
+      </w:r>
+      <w:r>
+        <w:rPr>
+          <w:b/>
+        </w:rPr>
+        <w:t>input</w:t>
+      </w:r>
+      <w:r>
+        <w:rPr>
+          <w:b w:val="0"/>
+        </w:rPr>
+        <w:t xml:space="preserve"> or intermediate result each decision uses.</w:t>
+      </w:r>
+    </w:p>
+    <w:p>
+      <w:pPr>
+        <w:spacing w:line="336" w:lineRule="auto" w:after="180"/>
+        <w:shd w:fill="F1F6FC"/>
+      </w:pPr>
+      <w:r>
+        <w:rPr>
+          <w:b w:val="0"/>
+        </w:rPr>
+        <w:t>Explain the deciding step aloud before checking the changed case; pointing to the final answer alone does not show how it follows.</w:t>
+      </w:r>
+    </w:p>
+    <w:p>
+      <w:pPr>
+        <w:pStyle w:val="Heading3"/>
+      </w:pPr>
+      <w:r>
         <w:t>Practice 2: explain the deciding evidence</w:t>
       </w:r>
     </w:p>
     <w:p>
-      <w:r>
+      <w:pPr>
+        <w:pStyle w:val="Heading3"/>
+      </w:pPr>
+      <w:r>
+        <w:t>Changed case · predict first</w:t>
+      </w:r>
+    </w:p>
+    <w:p>
+      <w:pPr>
+        <w:spacing w:line="336" w:lineRule="auto" w:after="180"/>
+        <w:shd w:fill="F5F1FB"/>
+      </w:pPr>
+      <w:r>
+        <w:rPr>
+          <w:b w:val="0"/>
+        </w:rPr>
         <w:t>Changed-case practice: The fresh width-6 leaf is actually healthy. Which conclusion is supported by the supplied facts?</w:t>
       </w:r>
     </w:p>
     <w:p>
-      <w:r>
-        <w:t>1. We can decide the result without examining the changed input or the procedure.</w:t>
-      </w:r>
-    </w:p>
-    <w:p>
-      <w:r>
-        <w:t>2. This one example guarantees correct results for every future input.</w:t>
-      </w:r>
-    </w:p>
-    <w:p>
-      <w:r>
+      <w:pPr>
+        <w:spacing w:line="336" w:lineRule="auto" w:after="180"/>
+        <w:shd w:fill="F4F9FC"/>
+      </w:pPr>
+      <w:r>
+        <w:rPr>
+          <w:b w:val="0"/>
+        </w:rPr>
+        <w:t xml:space="preserve">1. We can decide the result without examining the changed </w:t>
+      </w:r>
+      <w:r>
+        <w:rPr>
+          <w:b/>
+        </w:rPr>
+        <w:t>input</w:t>
+      </w:r>
+      <w:r>
+        <w:rPr>
+          <w:b w:val="0"/>
+        </w:rPr>
+        <w:t xml:space="preserve"> or the procedure.</w:t>
+      </w:r>
+    </w:p>
+    <w:p>
+      <w:pPr>
+        <w:spacing w:line="336" w:lineRule="auto" w:after="180"/>
+        <w:shd w:fill="F4F9FC"/>
+      </w:pPr>
+      <w:r>
+        <w:rPr>
+          <w:b w:val="0"/>
+        </w:rPr>
+        <w:t xml:space="preserve">2. This one example guarantees correct results for every future </w:t>
+      </w:r>
+      <w:r>
+        <w:rPr>
+          <w:b/>
+        </w:rPr>
+        <w:t>input</w:t>
+      </w:r>
+      <w:r>
+        <w:rPr>
+          <w:b w:val="0"/>
+        </w:rPr>
+        <w:t>.</w:t>
+      </w:r>
+    </w:p>
+    <w:p>
+      <w:pPr>
+        <w:spacing w:line="336" w:lineRule="auto" w:after="180"/>
+        <w:shd w:fill="F4F9FC"/>
+      </w:pPr>
+      <w:r>
+        <w:rPr>
+          <w:b w:val="0"/>
+        </w:rPr>
         <w:t>3. The frozen model is correct on 1/2 test leaves.</w:t>
       </w:r>
     </w:p>
@@ -1543,26 +2556,109 @@
       </w:r>
     </w:p>
     <w:p>
-      <w:r>
+      <w:pPr>
+        <w:pStyle w:val="Heading3"/>
+      </w:pPr>
+      <w:r>
+        <w:t>Hint · try first</w:t>
+      </w:r>
+    </w:p>
+    <w:p>
+      <w:pPr>
+        <w:spacing w:line="336" w:lineRule="auto" w:after="180"/>
+        <w:shd w:fill="F1F6F8"/>
+      </w:pPr>
+      <w:r>
+        <w:rPr>
+          <w:b w:val="0"/>
+        </w:rPr>
         <w:t>Hint if needed: Use the changed condition and the deciding step in the pictorial trace. The answer must say what follows from those facts.</w:t>
       </w:r>
     </w:p>
     <w:p>
-      <w:r>
-        <w:t>After your attempt, compare with the supported explanation: The frozen model is correct on 1/2 test leaves. The supplied reference changed; moving the cutoff after seeing this test would reuse final evidence for development.</w:t>
-      </w:r>
-    </w:p>
-    <w:p>
       <w:pPr>
         <w:pStyle w:val="Heading3"/>
       </w:pPr>
       <w:r>
+        <w:t>Feedback · compare after trying</w:t>
+      </w:r>
+    </w:p>
+    <w:p>
+      <w:pPr>
+        <w:spacing w:line="336" w:lineRule="auto" w:after="180"/>
+        <w:shd w:fill="F1F6FC"/>
+      </w:pPr>
+      <w:r>
+        <w:rPr>
+          <w:b w:val="0"/>
+        </w:rPr>
+        <w:t xml:space="preserve">After your attempt, compare with the supported explanation: The frozen model is correct on 1/2 test leaves. The supplied reference changed; moving the cutoff after seeing this test would reuse final </w:t>
+      </w:r>
+      <w:r>
+        <w:rPr>
+          <w:b/>
+        </w:rPr>
+        <w:t>evidence</w:t>
+      </w:r>
+      <w:r>
+        <w:rPr>
+          <w:b w:val="0"/>
+        </w:rPr>
+        <w:t xml:space="preserve"> for development.</w:t>
+      </w:r>
+    </w:p>
+    <w:p>
+      <w:pPr>
+        <w:pStyle w:val="Heading3"/>
+      </w:pPr>
+      <w:r>
         <w:t>Repair a missing building block</w:t>
       </w:r>
     </w:p>
     <w:p>
-      <w:r>
-        <w:t>Review Creator Defense (ai-3/36). Goal: Explain the mechanism and terminology of generative systems defense. Short practice: Which numbers would you display to make the defense honest? Point to the relevant step in the picture, then write the changed result and the rule or evidence that supports it.. Return to this week and explain what you changed.</w:t>
+      <w:pPr>
+        <w:spacing w:line="336" w:lineRule="auto" w:after="180"/>
+      </w:pPr>
+      <w:r>
+        <w:rPr>
+          <w:b w:val="0"/>
+        </w:rPr>
+        <w:t xml:space="preserve">Review Creator Defense (ai-3/36). Goal: Explain the </w:t>
+      </w:r>
+      <w:r>
+        <w:rPr>
+          <w:b/>
+        </w:rPr>
+        <w:t>mechanism</w:t>
+      </w:r>
+      <w:r>
+        <w:rPr>
+          <w:b w:val="0"/>
+        </w:rPr>
+        <w:t xml:space="preserve"> and terminology of generative systems defense. Short practice: Which numbers would you display to make the defense honest?</w:t>
+      </w:r>
+    </w:p>
+    <w:p>
+      <w:pPr>
+        <w:spacing w:line="336" w:lineRule="auto" w:after="180"/>
+      </w:pPr>
+      <w:r>
+        <w:rPr>
+          <w:b w:val="0"/>
+        </w:rPr>
+        <w:t xml:space="preserve">Point to the relevant step in the picture, then write the changed result and the rule or </w:t>
+      </w:r>
+      <w:r>
+        <w:rPr>
+          <w:b/>
+        </w:rPr>
+        <w:t>evidence</w:t>
+      </w:r>
+      <w:r>
+        <w:rPr>
+          <w:b w:val="0"/>
+        </w:rPr>
+        <w:t xml:space="preserve"> that supports it.. Return to this week and explain what you changed.</w:t>
       </w:r>
     </w:p>
     <w:p>
@@ -1574,8 +2670,73 @@
       </w:r>
     </w:p>
     <w:p>
-      <w:r>
-        <w:t>The browser lab lets you edit the supported Python examples already included in this lesson. Predict first, run, inspect the actual output or error, change one input, then run again. Keep code, predictions, actual results and a reasoned revision together. On paper, label your result as a trace rather than an execution.</w:t>
+      <w:pPr>
+        <w:spacing w:line="336" w:lineRule="auto" w:after="180"/>
+      </w:pPr>
+      <w:r>
+        <w:rPr>
+          <w:b w:val="0"/>
+        </w:rPr>
+        <w:t xml:space="preserve">The browser lab lets you edit the supported Python examples already included in this lesson. Predict first, run, inspect the actual </w:t>
+      </w:r>
+      <w:r>
+        <w:rPr>
+          <w:b/>
+        </w:rPr>
+        <w:t>output</w:t>
+      </w:r>
+      <w:r>
+        <w:rPr>
+          <w:b w:val="0"/>
+        </w:rPr>
+        <w:t xml:space="preserve"> or error, change one </w:t>
+      </w:r>
+      <w:r>
+        <w:rPr>
+          <w:b/>
+        </w:rPr>
+        <w:t>input</w:t>
+      </w:r>
+      <w:r>
+        <w:rPr>
+          <w:b w:val="0"/>
+        </w:rPr>
+        <w:t>, then run again.</w:t>
+      </w:r>
+    </w:p>
+    <w:p>
+      <w:pPr>
+        <w:spacing w:line="336" w:lineRule="auto" w:after="180"/>
+      </w:pPr>
+      <w:r>
+        <w:rPr>
+          <w:b w:val="0"/>
+        </w:rPr>
+        <w:t xml:space="preserve">Keep code, </w:t>
+      </w:r>
+      <w:r>
+        <w:rPr>
+          <w:b/>
+        </w:rPr>
+        <w:t>prediction</w:t>
+      </w:r>
+      <w:r>
+        <w:rPr>
+          <w:b w:val="0"/>
+        </w:rPr>
+        <w:t xml:space="preserve">s, actual results and a reasoned revision together. On paper, </w:t>
+      </w:r>
+      <w:r>
+        <w:rPr>
+          <w:b/>
+        </w:rPr>
+        <w:t>label</w:t>
+      </w:r>
+      <w:r>
+        <w:rPr>
+          <w:b w:val="0"/>
+        </w:rPr>
+        <w:t xml:space="preserve"> your result as a trace rather than an execution.</w:t>
       </w:r>
     </w:p>
     <w:p>
@@ -1587,8 +2748,37 @@
       </w:r>
     </w:p>
     <w:p>
-      <w:r>
-        <w:t>Use Download completed work in the hosted lesson to export your answers, reflections, practice feedback and code-run evidence. Open the HTML copy to read or print it. Drafts stay in this browser when storage is available; clear drafts on a shared device.</w:t>
+      <w:pPr>
+        <w:spacing w:line="336" w:lineRule="auto" w:after="180"/>
+      </w:pPr>
+      <w:r>
+        <w:rPr>
+          <w:b w:val="0"/>
+        </w:rPr>
+        <w:t xml:space="preserve">Use Download completed work in the hosted lesson to export your answers, reflections, practice feedback and code-run </w:t>
+      </w:r>
+      <w:r>
+        <w:rPr>
+          <w:b/>
+        </w:rPr>
+        <w:t>evidence</w:t>
+      </w:r>
+      <w:r>
+        <w:rPr>
+          <w:b w:val="0"/>
+        </w:rPr>
+        <w:t>. Open the HTML copy to read or print it.</w:t>
+      </w:r>
+    </w:p>
+    <w:p>
+      <w:pPr>
+        <w:spacing w:line="336" w:lineRule="auto" w:after="180"/>
+      </w:pPr>
+      <w:r>
+        <w:rPr>
+          <w:b w:val="0"/>
+        </w:rPr>
+        <w:t>Drafts stay in this browser when storage is available; clear drafts on a shared device.</w:t>
       </w:r>
     </w:p>
     <w:p>
@@ -1602,6 +2792,854 @@
     <w:p>
       <w:r>
         <w:t>________________________________________________________________</w:t>
+      </w:r>
+    </w:p>
+    <w:p>
+      <w:r>
+        <w:t>________________________________________________________________</w:t>
+      </w:r>
+    </w:p>
+    <w:p>
+      <w:r>
+        <w:t>________________________________________________________________</w:t>
+      </w:r>
+    </w:p>
+    <w:p>
+      <w:r>
+        <w:t>________________________________________________________________</w:t>
+      </w:r>
+    </w:p>
+    <w:p>
+      <w:r>
+        <w:t>________________________________________________________________</w:t>
+      </w:r>
+    </w:p>
+    <w:p>
+      <w:pPr>
+        <w:pStyle w:val="Heading1"/>
+      </w:pPr>
+      <w:r>
+        <w:t>21. Visual concept journey</w:t>
+      </w:r>
+    </w:p>
+    <w:p>
+      <w:r>
+        <w:t>Explain each The ML Lifecycle picture from its labels, then record a relevant limit.</w:t>
+      </w:r>
+    </w:p>
+    <w:p>
+      <w:pPr>
+        <w:pStyle w:val="Heading3"/>
+      </w:pPr>
+      <w:r>
+        <w:t>01. The ML Lifecycle: the case</w:t>
+      </w:r>
+    </w:p>
+    <w:p>
+      <w:r>
+        <w:drawing>
+          <wp:inline xmlns:a="http://schemas.openxmlformats.org/drawingml/2006/main" xmlns:pic="http://schemas.openxmlformats.org/drawingml/2006/picture">
+            <wp:extent cx="5486400" cy="2990088"/>
+            <wp:docPr id="2" name="Picture 2" descr="Follow one complete plant-classifier lifecycle without tuning on the final test. Supplied facts: Toy training leaves have widths 1 healthy, 3 healthy, 5 spotted, 7 spotted. Candidates predict spotted at width&gt;=2 or &gt;=4. All inputs and outcomes in this worked example are invented classroom data; no real model run is claimed."/>
+            <wp:cNvGraphicFramePr>
+              <a:graphicFrameLocks noChangeAspect="1"/>
+            </wp:cNvGraphicFramePr>
+            <a:graphic>
+              <a:graphicData uri="http://schemas.openxmlformats.org/drawingml/2006/picture">
+                <pic:pic>
+                  <pic:nvPicPr>
+                    <pic:cNvPr id="0" name="academy-story-ai-4-1-01.png"/>
+                    <pic:cNvPicPr/>
+                  </pic:nvPicPr>
+                  <pic:blipFill>
+                    <a:blip r:embed="rId10"/>
+                    <a:stretch>
+                      <a:fillRect/>
+                    </a:stretch>
+                  </pic:blipFill>
+                  <pic:spPr>
+                    <a:xfrm>
+                      <a:off x="0" y="0"/>
+                      <a:ext cx="5486400" cy="2990088"/>
+                    </a:xfrm>
+                    <a:prstGeom prst="rect"/>
+                  </pic:spPr>
+                </pic:pic>
+              </a:graphicData>
+            </a:graphic>
+          </wp:inline>
+        </w:drawing>
+      </w:r>
+    </w:p>
+    <w:p>
+      <w:pPr>
+        <w:spacing w:line="336" w:lineRule="auto" w:after="180"/>
+      </w:pPr>
+      <w:r>
+        <w:rPr>
+          <w:b w:val="0"/>
+        </w:rPr>
+        <w:t xml:space="preserve">Follow one complete plant-classifier lifecycle without tuning on the final test. Supplied facts: Toy </w:t>
+      </w:r>
+      <w:r>
+        <w:rPr>
+          <w:b/>
+        </w:rPr>
+        <w:t>training</w:t>
+      </w:r>
+      <w:r>
+        <w:rPr>
+          <w:b w:val="0"/>
+        </w:rPr>
+        <w:t xml:space="preserve"> leaves have widths 1 healthy, 3 healthy, 5 spotted, 7 spotted. Candidates predict spotted at width&gt;=2 or &gt;=4.</w:t>
+      </w:r>
+    </w:p>
+    <w:p>
+      <w:pPr>
+        <w:spacing w:line="336" w:lineRule="auto" w:after="180"/>
+      </w:pPr>
+      <w:r>
+        <w:rPr>
+          <w:b w:val="0"/>
+        </w:rPr>
+        <w:t xml:space="preserve">All </w:t>
+      </w:r>
+      <w:r>
+        <w:rPr>
+          <w:b/>
+        </w:rPr>
+        <w:t>input</w:t>
+      </w:r>
+      <w:r>
+        <w:rPr>
+          <w:b w:val="0"/>
+        </w:rPr>
+        <w:t>s and outcomes in this worked example are invented classroom data; no real model run is claimed.</w:t>
+      </w:r>
+    </w:p>
+    <w:p>
+      <w:pPr>
+        <w:spacing w:line="336" w:lineRule="auto" w:after="180"/>
+        <w:shd w:fill="F5F1FB"/>
+      </w:pPr>
+      <w:r>
+        <w:rPr>
+          <w:b w:val="0"/>
+        </w:rPr>
+        <w:t>Point to the given fact that matters most. Explain why it matters.</w:t>
+      </w:r>
+    </w:p>
+    <w:p>
+      <w:pPr>
+        <w:pStyle w:val="Heading3"/>
+      </w:pPr>
+      <w:r>
+        <w:t>My picture explanation, deciding evidence and one limit</w:t>
+      </w:r>
+    </w:p>
+    <w:p>
+      <w:r>
+        <w:t>________________________________________________________________</w:t>
+      </w:r>
+    </w:p>
+    <w:p>
+      <w:r>
+        <w:t>________________________________________________________________</w:t>
+      </w:r>
+    </w:p>
+    <w:p>
+      <w:r>
+        <w:t>________________________________________________________________</w:t>
+      </w:r>
+    </w:p>
+    <w:p>
+      <w:r>
+        <w:t>________________________________________________________________</w:t>
+      </w:r>
+    </w:p>
+    <w:p>
+      <w:pPr>
+        <w:pStyle w:val="Heading3"/>
+      </w:pPr>
+      <w:r>
+        <w:t>02. Follow the deciding steps</w:t>
+      </w:r>
+    </w:p>
+    <w:p>
+      <w:r>
+        <w:drawing>
+          <wp:inline xmlns:a="http://schemas.openxmlformats.org/drawingml/2006/main" xmlns:pic="http://schemas.openxmlformats.org/drawingml/2006/picture">
+            <wp:extent cx="5486400" cy="3182112"/>
+            <wp:docPr id="3" name="Picture 3" descr="Fit using training: Cutoff 2 makes one error at width 3; cutoff 4 makes zero training errors. → Freeze candidate: Choose cutoff 4 under the stated training-error rule. → Test once: Fresh leaves width 2 healthy and 6 spotted are both predicted correctly: 2/2."/>
+            <wp:cNvGraphicFramePr>
+              <a:graphicFrameLocks noChangeAspect="1"/>
+            </wp:cNvGraphicFramePr>
+            <a:graphic>
+              <a:graphicData uri="http://schemas.openxmlformats.org/drawingml/2006/picture">
+                <pic:pic>
+                  <pic:nvPicPr>
+                    <pic:cNvPr id="0" name="academy-story-ai-4-1-02.png"/>
+                    <pic:cNvPicPr/>
+                  </pic:nvPicPr>
+                  <pic:blipFill>
+                    <a:blip r:embed="rId11"/>
+                    <a:stretch>
+                      <a:fillRect/>
+                    </a:stretch>
+                  </pic:blipFill>
+                  <pic:spPr>
+                    <a:xfrm>
+                      <a:off x="0" y="0"/>
+                      <a:ext cx="5486400" cy="3182112"/>
+                    </a:xfrm>
+                    <a:prstGeom prst="rect"/>
+                  </pic:spPr>
+                </pic:pic>
+              </a:graphicData>
+            </a:graphic>
+          </wp:inline>
+        </w:drawing>
+      </w:r>
+    </w:p>
+    <w:p>
+      <w:pPr>
+        <w:spacing w:line="336" w:lineRule="auto" w:after="180"/>
+      </w:pPr>
+      <w:r>
+        <w:rPr>
+          <w:b w:val="0"/>
+        </w:rPr>
+        <w:t xml:space="preserve">Fit using </w:t>
+      </w:r>
+      <w:r>
+        <w:rPr>
+          <w:b/>
+        </w:rPr>
+        <w:t>training</w:t>
+      </w:r>
+      <w:r>
+        <w:rPr>
+          <w:b w:val="0"/>
+        </w:rPr>
+        <w:t xml:space="preserve">: Cutoff 2 makes one error at width 3; cutoff 4 makes zero </w:t>
+      </w:r>
+      <w:r>
+        <w:rPr>
+          <w:b/>
+        </w:rPr>
+        <w:t>training</w:t>
+      </w:r>
+      <w:r>
+        <w:rPr>
+          <w:b w:val="0"/>
+        </w:rPr>
+        <w:t xml:space="preserve"> errors. → Freeze candidate: Choose cutoff 4 under the stated </w:t>
+      </w:r>
+      <w:r>
+        <w:rPr>
+          <w:b/>
+        </w:rPr>
+        <w:t>training</w:t>
+      </w:r>
+      <w:r>
+        <w:rPr>
+          <w:b w:val="0"/>
+        </w:rPr>
+        <w:t>-error rule. → Test once: Fresh leaves width 2 healthy and 6 spotted are both predicted correctly: 2/2.</w:t>
+      </w:r>
+    </w:p>
+    <w:p>
+      <w:pPr>
+        <w:spacing w:line="336" w:lineRule="auto" w:after="180"/>
+        <w:shd w:fill="F5F1FB"/>
+      </w:pPr>
+      <w:r>
+        <w:rPr>
+          <w:b w:val="0"/>
+        </w:rPr>
+        <w:t xml:space="preserve">Point to each numbered stage and explain which recorded </w:t>
+      </w:r>
+      <w:r>
+        <w:rPr>
+          <w:b/>
+        </w:rPr>
+        <w:t>input</w:t>
+      </w:r>
+      <w:r>
+        <w:rPr>
+          <w:b w:val="0"/>
+        </w:rPr>
+        <w:t xml:space="preserve"> it uses.</w:t>
+      </w:r>
+    </w:p>
+    <w:p>
+      <w:pPr>
+        <w:pStyle w:val="Heading3"/>
+      </w:pPr>
+      <w:r>
+        <w:t>My picture explanation, deciding evidence and one limit</w:t>
+      </w:r>
+    </w:p>
+    <w:p>
+      <w:r>
+        <w:t>________________________________________________________________</w:t>
+      </w:r>
+    </w:p>
+    <w:p>
+      <w:r>
+        <w:t>________________________________________________________________</w:t>
+      </w:r>
+    </w:p>
+    <w:p>
+      <w:r>
+        <w:t>________________________________________________________________</w:t>
+      </w:r>
+    </w:p>
+    <w:p>
+      <w:r>
+        <w:t>________________________________________________________________</w:t>
+      </w:r>
+    </w:p>
+    <w:p>
+      <w:pPr>
+        <w:pStyle w:val="Heading3"/>
+      </w:pPr>
+      <w:r>
+        <w:t>03. Keep fitting and testing separate</w:t>
+      </w:r>
+    </w:p>
+    <w:p>
+      <w:r>
+        <w:drawing>
+          <wp:inline xmlns:a="http://schemas.openxmlformats.org/drawingml/2006/main" xmlns:pic="http://schemas.openxmlformats.org/drawingml/2006/picture">
+            <wp:extent cx="5486400" cy="2834640"/>
+            <wp:docPr id="4" name="Picture 4" descr="Keep fitting and testing separate. Define and split | Task and candidate rules | Training and test cards. Fit and freeze | Training labels only | Threshold 4 selected. Test and report | Two held out cards | 2 correct out of 2"/>
+            <wp:cNvGraphicFramePr>
+              <a:graphicFrameLocks noChangeAspect="1"/>
+            </wp:cNvGraphicFramePr>
+            <a:graphic>
+              <a:graphicData uri="http://schemas.openxmlformats.org/drawingml/2006/picture">
+                <pic:pic>
+                  <pic:nvPicPr>
+                    <pic:cNvPr id="0" name="academy-story-ai-4-1-03.png"/>
+                    <pic:cNvPicPr/>
+                  </pic:nvPicPr>
+                  <pic:blipFill>
+                    <a:blip r:embed="rId12"/>
+                    <a:stretch>
+                      <a:fillRect/>
+                    </a:stretch>
+                  </pic:blipFill>
+                  <pic:spPr>
+                    <a:xfrm>
+                      <a:off x="0" y="0"/>
+                      <a:ext cx="5486400" cy="2834640"/>
+                    </a:xfrm>
+                    <a:prstGeom prst="rect"/>
+                  </pic:spPr>
+                </pic:pic>
+              </a:graphicData>
+            </a:graphic>
+          </wp:inline>
+        </w:drawing>
+      </w:r>
+    </w:p>
+    <w:p>
+      <w:pPr>
+        <w:spacing w:line="336" w:lineRule="auto" w:after="180"/>
+      </w:pPr>
+      <w:r>
+        <w:rPr>
+          <w:b w:val="0"/>
+        </w:rPr>
+        <w:t xml:space="preserve">Keep </w:t>
+      </w:r>
+      <w:r>
+        <w:rPr>
+          <w:b/>
+        </w:rPr>
+        <w:t>fitting</w:t>
+      </w:r>
+      <w:r>
+        <w:rPr>
+          <w:b w:val="0"/>
+        </w:rPr>
+        <w:t xml:space="preserve"> and testing separate. Define and split | Task and candidate rules | </w:t>
+      </w:r>
+      <w:r>
+        <w:rPr>
+          <w:b/>
+        </w:rPr>
+        <w:t>Training</w:t>
+      </w:r>
+      <w:r>
+        <w:rPr>
+          <w:b w:val="0"/>
+        </w:rPr>
+        <w:t xml:space="preserve"> and test cards. Fit and freeze | </w:t>
+      </w:r>
+      <w:r>
+        <w:rPr>
+          <w:b/>
+        </w:rPr>
+        <w:t>Training</w:t>
+      </w:r>
+      <w:r>
+        <w:rPr>
+          <w:b w:val="0"/>
+        </w:rPr>
+        <w:t xml:space="preserve"> </w:t>
+      </w:r>
+      <w:r>
+        <w:rPr>
+          <w:b/>
+        </w:rPr>
+        <w:t>label</w:t>
+      </w:r>
+      <w:r>
+        <w:rPr>
+          <w:b w:val="0"/>
+        </w:rPr>
+        <w:t>s only | Threshold 4 selected. Test and report | Two held out cards | 2 correct out of 2</w:t>
+      </w:r>
+    </w:p>
+    <w:p>
+      <w:pPr>
+        <w:spacing w:line="336" w:lineRule="auto" w:after="180"/>
+        <w:shd w:fill="F5F1FB"/>
+      </w:pPr>
+      <w:r>
+        <w:rPr>
+          <w:b w:val="0"/>
+        </w:rPr>
+        <w:t xml:space="preserve">Read the </w:t>
+      </w:r>
+      <w:r>
+        <w:rPr>
+          <w:b/>
+        </w:rPr>
+        <w:t>label</w:t>
+      </w:r>
+      <w:r>
+        <w:rPr>
+          <w:b w:val="0"/>
+        </w:rPr>
+        <w:t>s and values. Explain the relationship the model shows.</w:t>
+      </w:r>
+    </w:p>
+    <w:p>
+      <w:pPr>
+        <w:pStyle w:val="Heading3"/>
+      </w:pPr>
+      <w:r>
+        <w:t>My picture explanation, deciding evidence and one limit</w:t>
+      </w:r>
+    </w:p>
+    <w:p>
+      <w:r>
+        <w:t>________________________________________________________________</w:t>
+      </w:r>
+    </w:p>
+    <w:p>
+      <w:r>
+        <w:t>________________________________________________________________</w:t>
+      </w:r>
+    </w:p>
+    <w:p>
+      <w:r>
+        <w:t>________________________________________________________________</w:t>
+      </w:r>
+    </w:p>
+    <w:p>
+      <w:r>
+        <w:t>________________________________________________________________</w:t>
+      </w:r>
+    </w:p>
+    <w:p>
+      <w:pPr>
+        <w:pStyle w:val="Heading3"/>
+      </w:pPr>
+      <w:r>
+        <w:t>04. Change one thing. Trace what follows.</w:t>
+      </w:r>
+    </w:p>
+    <w:p>
+      <w:r>
+        <w:drawing>
+          <wp:inline xmlns:a="http://schemas.openxmlformats.org/drawingml/2006/main" xmlns:pic="http://schemas.openxmlformats.org/drawingml/2006/picture">
+            <wp:extent cx="5486400" cy="3179064"/>
+            <wp:docPr id="5" name="Picture 5" descr="Original case: Fresh leaves width 2 healthy and 6 spotted are both predicted correctly: 2/2. Changed condition: The fresh width-6 leaf is actually healthy. Expected result: The frozen model is correct on 1/2 test leaves. Reason: The supplied reference changed; moving the cutoff after seeing this test would reuse final evidence for development."/>
+            <wp:cNvGraphicFramePr>
+              <a:graphicFrameLocks noChangeAspect="1"/>
+            </wp:cNvGraphicFramePr>
+            <a:graphic>
+              <a:graphicData uri="http://schemas.openxmlformats.org/drawingml/2006/picture">
+                <pic:pic>
+                  <pic:nvPicPr>
+                    <pic:cNvPr id="0" name="academy-story-ai-4-1-04.png"/>
+                    <pic:cNvPicPr/>
+                  </pic:nvPicPr>
+                  <pic:blipFill>
+                    <a:blip r:embed="rId13"/>
+                    <a:stretch>
+                      <a:fillRect/>
+                    </a:stretch>
+                  </pic:blipFill>
+                  <pic:spPr>
+                    <a:xfrm>
+                      <a:off x="0" y="0"/>
+                      <a:ext cx="5486400" cy="3179064"/>
+                    </a:xfrm>
+                    <a:prstGeom prst="rect"/>
+                  </pic:spPr>
+                </pic:pic>
+              </a:graphicData>
+            </a:graphic>
+          </wp:inline>
+        </w:drawing>
+      </w:r>
+    </w:p>
+    <w:p>
+      <w:pPr>
+        <w:spacing w:line="336" w:lineRule="auto" w:after="180"/>
+      </w:pPr>
+      <w:r>
+        <w:rPr>
+          <w:b w:val="0"/>
+        </w:rPr>
+        <w:t>Original case: Fresh leaves width 2 healthy and 6 spotted are both predicted correctly: 2/2. Changed condition: The fresh width-6 leaf is actually healthy. Expected result: The frozen model is correct on 1/2 test leaves.</w:t>
+      </w:r>
+    </w:p>
+    <w:p>
+      <w:pPr>
+        <w:spacing w:line="336" w:lineRule="auto" w:after="180"/>
+      </w:pPr>
+      <w:r>
+        <w:rPr>
+          <w:b w:val="0"/>
+        </w:rPr>
+        <w:t xml:space="preserve">Reason: The supplied reference changed; moving the cutoff after seeing this test would reuse final </w:t>
+      </w:r>
+      <w:r>
+        <w:rPr>
+          <w:b/>
+        </w:rPr>
+        <w:t>evidence</w:t>
+      </w:r>
+      <w:r>
+        <w:rPr>
+          <w:b w:val="0"/>
+        </w:rPr>
+        <w:t xml:space="preserve"> for development.</w:t>
+      </w:r>
+    </w:p>
+    <w:p>
+      <w:pPr>
+        <w:spacing w:line="336" w:lineRule="auto" w:after="180"/>
+        <w:shd w:fill="F5F1FB"/>
+      </w:pPr>
+      <w:r>
+        <w:rPr>
+          <w:b w:val="0"/>
+        </w:rPr>
+        <w:t>Predict before checking the worked changed-case result. Name what changed and what the supplied facts allow you to conclude.</w:t>
+      </w:r>
+    </w:p>
+    <w:p>
+      <w:pPr>
+        <w:pStyle w:val="Heading3"/>
+      </w:pPr>
+      <w:r>
+        <w:t>My picture explanation, deciding evidence and one limit</w:t>
+      </w:r>
+    </w:p>
+    <w:p>
+      <w:r>
+        <w:t>________________________________________________________________</w:t>
+      </w:r>
+    </w:p>
+    <w:p>
+      <w:r>
+        <w:t>________________________________________________________________</w:t>
+      </w:r>
+    </w:p>
+    <w:p>
+      <w:r>
+        <w:t>________________________________________________________________</w:t>
+      </w:r>
+    </w:p>
+    <w:p>
+      <w:r>
+        <w:t>________________________________________________________________</w:t>
+      </w:r>
+    </w:p>
+    <w:p>
+      <w:pPr>
+        <w:pStyle w:val="Heading3"/>
+      </w:pPr>
+      <w:r>
+        <w:t>05. Connect the explanation to its limit</w:t>
+      </w:r>
+    </w:p>
+    <w:p>
+      <w:r>
+        <w:drawing>
+          <wp:inline xmlns:a="http://schemas.openxmlformats.org/drawingml/2006/main" xmlns:pic="http://schemas.openxmlformats.org/drawingml/2006/picture">
+            <wp:extent cx="5486400" cy="2834640"/>
+            <wp:docPr id="6" name="Picture 6" descr="Read the picture in order. Fresh leaves width 2 healthy and 6 spotted are both predicted correctly: 2/2. The arrows show which recorded input or intermediate result each decision uses. Explain the deciding step aloud before checking the changed case; pointing to the final answer alone does not show how it follows. Limit: Two invented test leaves cannot establish useful real-world plant classification."/>
+            <wp:cNvGraphicFramePr>
+              <a:graphicFrameLocks noChangeAspect="1"/>
+            </wp:cNvGraphicFramePr>
+            <a:graphic>
+              <a:graphicData uri="http://schemas.openxmlformats.org/drawingml/2006/picture">
+                <pic:pic>
+                  <pic:nvPicPr>
+                    <pic:cNvPr id="0" name="academy-story-ai-4-1-05.png"/>
+                    <pic:cNvPicPr/>
+                  </pic:nvPicPr>
+                  <pic:blipFill>
+                    <a:blip r:embed="rId14"/>
+                    <a:stretch>
+                      <a:fillRect/>
+                    </a:stretch>
+                  </pic:blipFill>
+                  <pic:spPr>
+                    <a:xfrm>
+                      <a:off x="0" y="0"/>
+                      <a:ext cx="5486400" cy="2834640"/>
+                    </a:xfrm>
+                    <a:prstGeom prst="rect"/>
+                  </pic:spPr>
+                </pic:pic>
+              </a:graphicData>
+            </a:graphic>
+          </wp:inline>
+        </w:drawing>
+      </w:r>
+    </w:p>
+    <w:p>
+      <w:pPr>
+        <w:spacing w:line="336" w:lineRule="auto" w:after="180"/>
+      </w:pPr>
+      <w:r>
+        <w:rPr>
+          <w:b w:val="0"/>
+        </w:rPr>
+        <w:t xml:space="preserve">Read the picture in order. Fresh leaves width 2 healthy and 6 spotted are both predicted correctly: 2/2. The arrows show which recorded </w:t>
+      </w:r>
+      <w:r>
+        <w:rPr>
+          <w:b/>
+        </w:rPr>
+        <w:t>input</w:t>
+      </w:r>
+      <w:r>
+        <w:rPr>
+          <w:b w:val="0"/>
+        </w:rPr>
+        <w:t xml:space="preserve"> or intermediate result each decision uses.</w:t>
+      </w:r>
+    </w:p>
+    <w:p>
+      <w:pPr>
+        <w:spacing w:line="336" w:lineRule="auto" w:after="180"/>
+      </w:pPr>
+      <w:r>
+        <w:rPr>
+          <w:b w:val="0"/>
+        </w:rPr>
+        <w:t>Explain the deciding step aloud before checking the changed case; pointing to the final answer alone does not show how it follows. Limit: Two invented test leaves cannot establish useful real-world plant classification.</w:t>
+      </w:r>
+    </w:p>
+    <w:p>
+      <w:pPr>
+        <w:spacing w:line="336" w:lineRule="auto" w:after="180"/>
+        <w:shd w:fill="F5F1FB"/>
+      </w:pPr>
+      <w:r>
+        <w:rPr>
+          <w:b w:val="0"/>
+        </w:rPr>
+        <w:t>Explain the case, then point to a limit on the claim.</w:t>
+      </w:r>
+    </w:p>
+    <w:p>
+      <w:pPr>
+        <w:pStyle w:val="Heading3"/>
+      </w:pPr>
+      <w:r>
+        <w:t>My picture explanation, deciding evidence and one limit</w:t>
+      </w:r>
+    </w:p>
+    <w:p>
+      <w:r>
+        <w:t>________________________________________________________________</w:t>
+      </w:r>
+    </w:p>
+    <w:p>
+      <w:r>
+        <w:t>________________________________________________________________</w:t>
+      </w:r>
+    </w:p>
+    <w:p>
+      <w:r>
+        <w:t>________________________________________________________________</w:t>
+      </w:r>
+    </w:p>
+    <w:p>
+      <w:r>
+        <w:t>________________________________________________________________</w:t>
+      </w:r>
+    </w:p>
+    <w:p>
+      <w:pPr>
+        <w:pStyle w:val="Heading3"/>
+      </w:pPr>
+      <w:r>
+        <w:t>06. Make the idea visible in your project</w:t>
+      </w:r>
+    </w:p>
+    <w:p>
+      <w:r>
+        <w:drawing>
+          <wp:inline xmlns:a="http://schemas.openxmlformats.org/drawingml/2006/main" xmlns:pic="http://schemas.openxmlformats.org/drawingml/2006/picture">
+            <wp:extent cx="5486400" cy="3681984"/>
+            <wp:docPr id="7" name="Picture 7" descr="For your Responsible Plant Classifier, save the input, procedure, observed result and limitation of this check. Label this worked example as practice; use a different, previously unreviewed case when checking independent understanding. Draw your input, deciding step, result and limit. Supported question: Should the team silently retune on the changed test? Point to the relevant step in the picture, then write the changed result and the rule or evidence that supports it."/>
+            <wp:cNvGraphicFramePr>
+              <a:graphicFrameLocks noChangeAspect="1"/>
+            </wp:cNvGraphicFramePr>
+            <a:graphic>
+              <a:graphicData uri="http://schemas.openxmlformats.org/drawingml/2006/picture">
+                <pic:pic>
+                  <pic:nvPicPr>
+                    <pic:cNvPr id="0" name="academy-story-ai-4-1-06.png"/>
+                    <pic:cNvPicPr/>
+                  </pic:nvPicPr>
+                  <pic:blipFill>
+                    <a:blip r:embed="rId15"/>
+                    <a:stretch>
+                      <a:fillRect/>
+                    </a:stretch>
+                  </pic:blipFill>
+                  <pic:spPr>
+                    <a:xfrm>
+                      <a:off x="0" y="0"/>
+                      <a:ext cx="5486400" cy="3681984"/>
+                    </a:xfrm>
+                    <a:prstGeom prst="rect"/>
+                  </pic:spPr>
+                </pic:pic>
+              </a:graphicData>
+            </a:graphic>
+          </wp:inline>
+        </w:drawing>
+      </w:r>
+    </w:p>
+    <w:p>
+      <w:pPr>
+        <w:spacing w:line="336" w:lineRule="auto" w:after="180"/>
+      </w:pPr>
+      <w:r>
+        <w:rPr>
+          <w:b w:val="0"/>
+        </w:rPr>
+        <w:t xml:space="preserve">For your Responsible Plant Classifier, save the </w:t>
+      </w:r>
+      <w:r>
+        <w:rPr>
+          <w:b/>
+        </w:rPr>
+        <w:t>input</w:t>
+      </w:r>
+      <w:r>
+        <w:rPr>
+          <w:b w:val="0"/>
+        </w:rPr>
+        <w:t>, procedure, observed result and limitation of this check.</w:t>
+      </w:r>
+    </w:p>
+    <w:p>
+      <w:pPr>
+        <w:spacing w:line="336" w:lineRule="auto" w:after="180"/>
+      </w:pPr>
+      <w:r>
+        <w:rPr>
+          <w:b/>
+        </w:rPr>
+        <w:t>Label</w:t>
+      </w:r>
+      <w:r>
+        <w:rPr>
+          <w:b w:val="0"/>
+        </w:rPr>
+        <w:t xml:space="preserve"> this worked example as practice; use a different, previously unreviewed case when checking independent understanding. Draw your </w:t>
+      </w:r>
+      <w:r>
+        <w:rPr>
+          <w:b/>
+        </w:rPr>
+        <w:t>input</w:t>
+      </w:r>
+      <w:r>
+        <w:rPr>
+          <w:b w:val="0"/>
+        </w:rPr>
+        <w:t>, deciding step, result and limit.</w:t>
+      </w:r>
+    </w:p>
+    <w:p>
+      <w:pPr>
+        <w:spacing w:line="336" w:lineRule="auto" w:after="180"/>
+      </w:pPr>
+      <w:r>
+        <w:rPr>
+          <w:b w:val="0"/>
+        </w:rPr>
+        <w:t xml:space="preserve">Supported question: Should the team silently retune on the changed test? Point to the relevant step in the picture, then write the changed result and the rule or </w:t>
+      </w:r>
+      <w:r>
+        <w:rPr>
+          <w:b/>
+        </w:rPr>
+        <w:t>evidence</w:t>
+      </w:r>
+      <w:r>
+        <w:rPr>
+          <w:b w:val="0"/>
+        </w:rPr>
+        <w:t xml:space="preserve"> that supports it.</w:t>
+      </w:r>
+    </w:p>
+    <w:p>
+      <w:pPr>
+        <w:spacing w:line="336" w:lineRule="auto" w:after="180"/>
+        <w:shd w:fill="F5F1FB"/>
+      </w:pPr>
+      <w:r>
+        <w:rPr>
+          <w:b w:val="0"/>
+        </w:rPr>
+        <w:t xml:space="preserve">Draw your project trace and justify the deciding step using </w:t>
+      </w:r>
+      <w:r>
+        <w:rPr>
+          <w:b/>
+        </w:rPr>
+        <w:t>evidence</w:t>
+      </w:r>
+      <w:r>
+        <w:rPr>
+          <w:b w:val="0"/>
+        </w:rPr>
+        <w:t>.</w:t>
+      </w:r>
+    </w:p>
+    <w:p>
+      <w:pPr>
+        <w:pStyle w:val="Heading3"/>
+      </w:pPr>
+      <w:r>
+        <w:t>My picture explanation, deciding evidence and one limit</w:t>
       </w:r>
     </w:p>
     <w:p>

--- a/downloads/workbook/ai-4-week-01.docx
+++ b/downloads/workbook/ai-4-week-01.docx
@@ -1147,6 +1147,26 @@
     </w:p>
     <w:p>
       <w:pPr>
+        <w:pStyle w:val="Heading3"/>
+      </w:pPr>
+      <w:r>
+        <w:t>Where to find the supplied example</w:t>
+      </w:r>
+    </w:p>
+    <w:p>
+      <w:pPr>
+        <w:spacing w:line="336" w:lineRule="auto" w:after="180"/>
+        <w:shd w:fill="F1F6F8"/>
+      </w:pPr>
+      <w:r>
+        <w:rPr>
+          <w:b w:val="0"/>
+        </w:rPr>
+        <w:t>Reference for this exercise: open this week’s student lesson, “The ML Lifecycle”, at “See how it works” and “Follow a worked example”. Use the original worked values or code named in the question; the later pictorial case is a separate example. Keep this reference beside your workbook while practising.</w:t>
+      </w:r>
+    </w:p>
+    <w:p>
+      <w:pPr>
         <w:spacing w:line="336" w:lineRule="auto" w:after="180"/>
       </w:pPr>
       <w:r>
@@ -1315,6 +1335,26 @@
     <w:p>
       <w:r>
         <w:t>Repair the report. Apply the supplied The ML Lifecycle facts and keep your reasoning.</w:t>
+      </w:r>
+    </w:p>
+    <w:p>
+      <w:pPr>
+        <w:pStyle w:val="Heading3"/>
+      </w:pPr>
+      <w:r>
+        <w:t>Where to find the supplied example</w:t>
+      </w:r>
+    </w:p>
+    <w:p>
+      <w:pPr>
+        <w:spacing w:line="336" w:lineRule="auto" w:after="180"/>
+        <w:shd w:fill="F1F6F8"/>
+      </w:pPr>
+      <w:r>
+        <w:rPr>
+          <w:b w:val="0"/>
+        </w:rPr>
+        <w:t>Reference for this exercise: open this week’s student lesson, “The ML Lifecycle”, at “See how it works” and “Follow a worked example”. Use the original worked values or code named in the question; the later pictorial case is a separate example. Keep this reference beside your workbook while practising.</w:t>
       </w:r>
     </w:p>
     <w:p>

--- a/downloads/workbook/ai-4-week-01.docx
+++ b/downloads/workbook/ai-4-week-01.docx
@@ -25,35 +25,46 @@
         <w:pStyle w:val="Heading1"/>
       </w:pPr>
       <w:r>
-        <w:t>01. Recall and choose your starting point</w:t>
-      </w:r>
-    </w:p>
-    <w:p>
-      <w:r>
-        <w:t>Record your starting explanation for The ML Lifecycle before opening notes. Show any later correction separately.</w:t>
-      </w:r>
-    </w:p>
-    <w:p>
-      <w:pPr>
-        <w:spacing w:line="336" w:lineRule="auto" w:after="180"/>
-      </w:pPr>
-      <w:r>
-        <w:rPr>
-          <w:b w:val="0"/>
-        </w:rPr>
-        <w:t xml:space="preserve">Try the recall before opening notes. Then use a different colour or a </w:t>
-      </w:r>
-      <w:r>
-        <w:rPr>
-          <w:b/>
-        </w:rPr>
-        <w:t>label</w:t>
-      </w:r>
-      <w:r>
-        <w:rPr>
-          <w:b w:val="0"/>
-        </w:rPr>
-        <w:t>led second line to correct your explanation.</w:t>
+        <w:t>One connected first-ML-experiment record.</w:t>
+      </w:r>
+    </w:p>
+    <w:p>
+      <w:r>
+        <w:t>Explain the learning decision, trace a candidate, repair a test-leakage claim and plan the next check.</w:t>
+      </w:r>
+    </w:p>
+    <w:p>
+      <w:r>
+        <w:t>Keep task, labels, split, candidate errors, frozen threshold, test predictions and limited conclusion together.</w:t>
+      </w:r>
+    </w:p>
+    <w:p>
+      <w:pPr>
+        <w:pStyle w:val="Heading1"/>
+      </w:pPr>
+      <w:r>
+        <w:t>01. Recall · Retrieve before notes</w:t>
+      </w:r>
+    </w:p>
+    <w:p>
+      <w:r>
+        <w:t>Keep this task’s complete inputs, stated rule and support record together.</w:t>
+      </w:r>
+    </w:p>
+    <w:p>
+      <w:pPr>
+        <w:pStyle w:val="Heading2"/>
+      </w:pPr>
+      <w:r>
+        <w:t>Task and evidence record</w:t>
+      </w:r>
+    </w:p>
+    <w:p>
+      <w:pPr>
+        <w:pStyle w:val="ListBullet"/>
+      </w:pPr>
+      <w:r>
+        <w:t>Try the recall before opening notes. Then use a different colour or a labelled second line to correct your explanation.</w:t>
       </w:r>
     </w:p>
     <w:p>
@@ -66,12 +77,9 @@
     </w:p>
     <w:p>
       <w:pPr>
-        <w:spacing w:line="336" w:lineRule="auto" w:after="180"/>
-      </w:pPr>
-      <w:r>
-        <w:rPr>
-          <w:b w:val="0"/>
-        </w:rPr>
+        <w:pStyle w:val="ListBullet"/>
+      </w:pPr>
+      <w:r>
         <w:t>Without opening the old lesson, explain one key idea from Creator Defense. Give an example and a mistake that the idea helps you avoid.</w:t>
       </w:r>
     </w:p>
@@ -103,135 +111,52 @@
         <w:pStyle w:val="Heading1"/>
       </w:pPr>
       <w:r>
-        <w:t>02. Practise with fading help</w:t>
-      </w:r>
-    </w:p>
-    <w:p>
-      <w:r>
-        <w:t>Complete the supported The ML Lifecycle trace and record the first step you can explain without help.</w:t>
-      </w:r>
-    </w:p>
-    <w:p>
-      <w:pPr>
-        <w:spacing w:line="336" w:lineRule="auto" w:after="180"/>
-      </w:pPr>
-      <w:r>
-        <w:rPr>
-          <w:b w:val="0"/>
-        </w:rPr>
-        <w:t xml:space="preserve">Use W2: Trace one candidate for The </w:t>
-      </w:r>
-      <w:r>
-        <w:rPr>
-          <w:b/>
-        </w:rPr>
-        <w:t>machine learning</w:t>
-      </w:r>
-      <w:r>
-        <w:rPr>
-          <w:b w:val="0"/>
-        </w:rPr>
-        <w:t xml:space="preserve"> lifecycle. Record the answer once; the lesson and workbook refer to the same attempt.</w:t>
-      </w:r>
-    </w:p>
-    <w:tbl>
-      <w:tblPr>
-        <w:tblStyle w:val="LightShading-Accent1"/>
-        <w:tblW w:type="auto" w:w="0"/>
-        <w:tblLook w:firstColumn="1" w:firstRow="1" w:lastColumn="0" w:lastRow="0" w:noHBand="0" w:noVBand="1" w:val="04A0"/>
-      </w:tblPr>
-      <w:tblGrid>
-        <w:gridCol w:w="2556"/>
-        <w:gridCol w:w="2556"/>
-        <w:gridCol w:w="2556"/>
-        <w:gridCol w:w="2556"/>
-      </w:tblGrid>
-      <w:tr>
-        <w:trPr>
-          <w:tblHeader/>
-        </w:trPr>
-        <w:tc>
-          <w:tcPr>
-            <w:tcW w:type="dxa" w:w="2556"/>
-          </w:tcPr>
-          <w:p>
-            <w:r>
-              <w:t>Given inputs</w:t>
-            </w:r>
-          </w:p>
-        </w:tc>
-        <w:tc>
-          <w:tcPr>
-            <w:tcW w:type="dxa" w:w="2556"/>
-          </w:tcPr>
-          <w:p>
-            <w:r>
-              <w:t>Procedure I chose</w:t>
-            </w:r>
-          </w:p>
-        </w:tc>
-        <w:tc>
-          <w:tcPr>
-            <w:tcW w:type="dxa" w:w="2556"/>
-          </w:tcPr>
-          <w:p>
-            <w:r>
-              <w:t>Middle steps</w:t>
-            </w:r>
-          </w:p>
-        </w:tc>
-        <w:tc>
-          <w:tcPr>
-            <w:tcW w:type="dxa" w:w="2556"/>
-          </w:tcPr>
-          <w:p>
-            <w:r>
-              <w:t>Result and check</w:t>
-            </w:r>
-          </w:p>
-        </w:tc>
-      </w:tr>
-      <w:tr>
-        <w:tc>
-          <w:tcPr>
-            <w:tcW w:type="dxa" w:w="2556"/>
-          </w:tcPr>
-          <w:p>
-            <w:r/>
-          </w:p>
-        </w:tc>
-        <w:tc>
-          <w:tcPr>
-            <w:tcW w:type="dxa" w:w="2556"/>
-          </w:tcPr>
-          <w:p>
-            <w:r/>
-          </w:p>
-        </w:tc>
-        <w:tc>
-          <w:tcPr>
-            <w:tcW w:type="dxa" w:w="2556"/>
-          </w:tcPr>
-          <w:p>
-            <w:r/>
-          </w:p>
-        </w:tc>
-        <w:tc>
-          <w:tcPr>
-            <w:tcW w:type="dxa" w:w="2556"/>
-          </w:tcPr>
-          <w:p>
-            <w:r/>
-          </w:p>
-        </w:tc>
-      </w:tr>
-    </w:tbl>
+        <w:t>12. W1 · Explain the mechanism</w:t>
+      </w:r>
+    </w:p>
+    <w:p>
+      <w:r>
+        <w:t>Keep this task’s complete inputs, stated rule and support record together.</w:t>
+      </w:r>
+    </w:p>
+    <w:p>
+      <w:pPr>
+        <w:pStyle w:val="Heading2"/>
+      </w:pPr>
+      <w:r>
+        <w:t>Task and evidence record</w:t>
+      </w:r>
+    </w:p>
+    <w:p>
+      <w:pPr>
+        <w:pStyle w:val="ListBullet"/>
+      </w:pPr>
+      <w:r>
+        <w:t>Worked training widths/labels (1,0),(3,0),(5,1),(7,1); candidates 2,4,6 predict 1 when width&gt;=threshold. Mistakes 1,0,1; choose 4 from training only, smaller-threshold tie rule predeclared. Original held-out (2,0),(6,1) predictions 0,1 and 2/2 correct. Pictured plant labels use candidates 2/4 only. Separate boundary (4,0) and changed-reference (6,0) probes fail under frozen 4; missing width needs data, not invented 0. Visible reviewed fixtures are practice, not fresh reserved evidence.</w:t>
+      </w:r>
+    </w:p>
+    <w:p>
+      <w:pPr>
+        <w:pStyle w:val="ListBullet"/>
+      </w:pPr>
+      <w:r>
+        <w:t>Reference for this exercise: open this week’s student lesson, “The ML Lifecycle”, at “See how it works” and “Follow a worked example”. Use the original worked values or code named in the question; the later pictorial case is a separate example. Keep this reference beside your workbook while practising.</w:t>
+      </w:r>
+    </w:p>
+    <w:p>
+      <w:pPr>
+        <w:pStyle w:val="ListBullet"/>
+      </w:pPr>
+      <w:r>
+        <w:t>For the worked cards, name the input, label, three candidate thresholds and the information allowed to select a threshold.</w:t>
+      </w:r>
+    </w:p>
     <w:p>
       <w:pPr>
         <w:pStyle w:val="Heading3"/>
       </w:pPr>
       <w:r>
-        <w:t>The step I completed without help, and the hint I needed</w:t>
+        <w:t>My reasoning and evidence</w:t>
       </w:r>
     </w:p>
     <w:p>
@@ -250,50 +175,55 @@
       </w:r>
     </w:p>
     <w:p>
+      <w:r>
+        <w:t>________________________________________________________________</w:t>
+      </w:r>
+    </w:p>
+    <w:p>
+      <w:r>
+        <w:t>________________________________________________________________</w:t>
+      </w:r>
+    </w:p>
+    <w:p>
+      <w:r>
+        <w:t>________________________________________________________________</w:t>
+      </w:r>
+    </w:p>
+    <w:p>
       <w:pPr>
         <w:pStyle w:val="Heading1"/>
       </w:pPr>
       <w:r>
-        <w:t>03. Individual reasoning check</w:t>
-      </w:r>
-    </w:p>
-    <w:p>
-      <w:r>
-        <w:t>Check the proposed The ML Lifecycle explanation against the supplied facts before discussing it.</w:t>
-      </w:r>
-    </w:p>
-    <w:p>
-      <w:pPr>
-        <w:spacing w:line="336" w:lineRule="auto" w:after="180"/>
-      </w:pPr>
-      <w:r>
-        <w:rPr>
-          <w:b w:val="0"/>
-        </w:rPr>
-        <w:t xml:space="preserve">Use the worked case for The </w:t>
-      </w:r>
-      <w:r>
-        <w:rPr>
-          <w:b/>
-        </w:rPr>
-        <w:t>machine learning</w:t>
-      </w:r>
-      <w:r>
-        <w:rPr>
-          <w:b w:val="0"/>
-        </w:rPr>
-        <w:t xml:space="preserve"> lifecycle. Proposed explanation: “The model wrote its own task”. Decide whether this explanation is supported.</w:t>
-      </w:r>
-    </w:p>
-    <w:p>
-      <w:pPr>
-        <w:spacing w:line="336" w:lineRule="auto" w:after="180"/>
-      </w:pPr>
-      <w:r>
-        <w:rPr>
-          <w:b w:val="0"/>
-        </w:rPr>
-        <w:t>Point to the step or supplied fact that decides; explain your repair if needed.</w:t>
+        <w:t>13. W2 · Trace the current experiment</w:t>
+      </w:r>
+    </w:p>
+    <w:p>
+      <w:r>
+        <w:t>Keep this task’s complete inputs, stated rule and support record together.</w:t>
+      </w:r>
+    </w:p>
+    <w:p>
+      <w:pPr>
+        <w:pStyle w:val="Heading2"/>
+      </w:pPr>
+      <w:r>
+        <w:t>Task and evidence record</w:t>
+      </w:r>
+    </w:p>
+    <w:p>
+      <w:pPr>
+        <w:pStyle w:val="ListBullet"/>
+      </w:pPr>
+      <w:r>
+        <w:t>Worked training widths/labels (1,0),(3,0),(5,1),(7,1); candidates 2,4,6 predict 1 when width&gt;=threshold. Mistakes 1,0,1; choose 4 from training only, smaller-threshold tie rule predeclared. Original held-out (2,0),(6,1) predictions 0,1 and 2/2 correct. Pictured plant labels use candidates 2/4 only. Separate boundary (4,0) and changed-reference (6,0) probes fail under frozen 4; missing width needs data, not invented 0. Visible reviewed fixtures are practice, not fresh reserved evidence.</w:t>
+      </w:r>
+    </w:p>
+    <w:p>
+      <w:pPr>
+        <w:pStyle w:val="ListBullet"/>
+      </w:pPr>
+      <w:r>
+        <w:t>Use threshold 6 on the four training widths 1, 3, 5 and 7. Write all predictions, identify each error, and explain why threshold 4 is selected.</w:t>
       </w:r>
     </w:p>
     <w:p>
@@ -301,7 +231,7 @@
         <w:pStyle w:val="Heading3"/>
       </w:pPr>
       <w:r>
-        <w:t>My explanation before partner discussion</w:t>
+        <w:t>My reasoning and evidence</w:t>
       </w:r>
     </w:p>
     <w:p>
@@ -325,16 +255,58 @@
       </w:r>
     </w:p>
     <w:p>
+      <w:r>
+        <w:t>________________________________________________________________</w:t>
+      </w:r>
+    </w:p>
+    <w:p>
+      <w:r>
+        <w:t>________________________________________________________________</w:t>
+      </w:r>
+    </w:p>
+    <w:p>
       <w:pPr>
         <w:pStyle w:val="Heading1"/>
       </w:pPr>
       <w:r>
-        <w:t>04. Independent transfer case</w:t>
-      </w:r>
-    </w:p>
-    <w:p>
-      <w:r>
-        <w:t>Write one first attempt at the reserved independent case before feedback. Repeated copies of that case refer to the same recorded attempt.</w:t>
+        <w:t>14. W3 · Repair the reasoning</w:t>
+      </w:r>
+    </w:p>
+    <w:p>
+      <w:r>
+        <w:t>Keep this task’s complete inputs, stated rule and support record together.</w:t>
+      </w:r>
+    </w:p>
+    <w:p>
+      <w:pPr>
+        <w:pStyle w:val="Heading2"/>
+      </w:pPr>
+      <w:r>
+        <w:t>Task and evidence record</w:t>
+      </w:r>
+    </w:p>
+    <w:p>
+      <w:pPr>
+        <w:pStyle w:val="ListBullet"/>
+      </w:pPr>
+      <w:r>
+        <w:t>Worked training widths/labels (1,0),(3,0),(5,1),(7,1); candidates 2,4,6 predict 1 when width&gt;=threshold. Mistakes 1,0,1; choose 4 from training only, smaller-threshold tie rule predeclared. Original held-out (2,0),(6,1) predictions 0,1 and 2/2 correct. Pictured plant labels use candidates 2/4 only. Separate boundary (4,0) and changed-reference (6,0) probes fail under frozen 4; missing width needs data, not invented 0. Visible reviewed fixtures are practice, not fresh reserved evidence.</w:t>
+      </w:r>
+    </w:p>
+    <w:p>
+      <w:pPr>
+        <w:pStyle w:val="ListBullet"/>
+      </w:pPr>
+      <w:r>
+        <w:t>Reference for this exercise: open this week’s student lesson, “The ML Lifecycle”, at “See how it works” and “Follow a worked example”. Use the original worked values or code named in the question; the later pictorial case is a separate example. Keep this reference beside your workbook while practising.</w:t>
+      </w:r>
+    </w:p>
+    <w:p>
+      <w:pPr>
+        <w:pStyle w:val="ListBullet"/>
+      </w:pPr>
+      <w:r>
+        <w:t>A learner fits on all six worked cards and then reports 6 of 6 as independent test performance. Explain what is wrong and what evidence is needed.</w:t>
       </w:r>
     </w:p>
     <w:p>
@@ -342,88 +314,157 @@
         <w:pStyle w:val="Heading3"/>
       </w:pPr>
       <w:r>
+        <w:t>My reasoning and evidence</w:t>
+      </w:r>
+    </w:p>
+    <w:p>
+      <w:r>
+        <w:t>________________________________________________________________</w:t>
+      </w:r>
+    </w:p>
+    <w:p>
+      <w:r>
+        <w:t>________________________________________________________________</w:t>
+      </w:r>
+    </w:p>
+    <w:p>
+      <w:r>
+        <w:t>________________________________________________________________</w:t>
+      </w:r>
+    </w:p>
+    <w:p>
+      <w:r>
+        <w:t>________________________________________________________________</w:t>
+      </w:r>
+    </w:p>
+    <w:p>
+      <w:r>
+        <w:t>________________________________________________________________</w:t>
+      </w:r>
+    </w:p>
+    <w:p>
+      <w:r>
+        <w:t>________________________________________________________________</w:t>
+      </w:r>
+    </w:p>
+    <w:p>
+      <w:pPr>
+        <w:pStyle w:val="Heading1"/>
+      </w:pPr>
+      <w:r>
+        <w:t>16. W5 · Plan the next check</w:t>
+      </w:r>
+    </w:p>
+    <w:p>
+      <w:r>
+        <w:t>Keep this task’s complete inputs, stated rule and support record together.</w:t>
+      </w:r>
+    </w:p>
+    <w:p>
+      <w:pPr>
+        <w:pStyle w:val="Heading2"/>
+      </w:pPr>
+      <w:r>
+        <w:t>Task and evidence record</w:t>
+      </w:r>
+    </w:p>
+    <w:p>
+      <w:pPr>
+        <w:pStyle w:val="ListBullet"/>
+      </w:pPr>
+      <w:r>
+        <w:t>Worked training widths/labels (1,0),(3,0),(5,1),(7,1); candidates 2,4,6 predict 1 when width&gt;=threshold. Mistakes 1,0,1; choose 4 from training only, smaller-threshold tie rule predeclared. Original held-out (2,0),(6,1) predictions 0,1 and 2/2 correct. Pictured plant labels use candidates 2/4 only. Separate boundary (4,0) and changed-reference (6,0) probes fail under frozen 4; missing width needs data, not invented 0. Visible reviewed fixtures are practice, not fresh reserved evidence.</w:t>
+      </w:r>
+    </w:p>
+    <w:p>
+      <w:pPr>
+        <w:pStyle w:val="ListBullet"/>
+      </w:pPr>
+      <w:r>
+        <w:t>After W4, a team changes its threshold because of the test error. Can the same three cards be an untouched final test for the changed model? Explain how to proceed.</w:t>
+      </w:r>
+    </w:p>
+    <w:p>
+      <w:pPr>
+        <w:pStyle w:val="Heading3"/>
+      </w:pPr>
+      <w:r>
+        <w:t>My reasoning and evidence</w:t>
+      </w:r>
+    </w:p>
+    <w:p>
+      <w:r>
+        <w:t>________________________________________________________________</w:t>
+      </w:r>
+    </w:p>
+    <w:p>
+      <w:r>
+        <w:t>________________________________________________________________</w:t>
+      </w:r>
+    </w:p>
+    <w:p>
+      <w:r>
+        <w:t>________________________________________________________________</w:t>
+      </w:r>
+    </w:p>
+    <w:p>
+      <w:r>
+        <w:t>________________________________________________________________</w:t>
+      </w:r>
+    </w:p>
+    <w:p>
+      <w:r>
+        <w:t>________________________________________________________________</w:t>
+      </w:r>
+    </w:p>
+    <w:p>
+      <w:r>
+        <w:t>________________________________________________________________</w:t>
+      </w:r>
+    </w:p>
+    <w:p>
+      <w:pPr>
+        <w:pStyle w:val="Heading1"/>
+      </w:pPr>
+      <w:r>
+        <w:t>04. Try alone · Selected experiment task</w:t>
+      </w:r>
+    </w:p>
+    <w:p>
+      <w:r>
+        <w:t>Keep this task’s complete inputs, stated rule and support record together.</w:t>
+      </w:r>
+    </w:p>
+    <w:p>
+      <w:pPr>
+        <w:pStyle w:val="Heading2"/>
+      </w:pPr>
+      <w:r>
+        <w:t>Task and evidence record</w:t>
+      </w:r>
+    </w:p>
+    <w:p>
+      <w:pPr>
+        <w:pStyle w:val="ListBullet"/>
+      </w:pPr>
+      <w:r>
+        <w:t>Use this task’s new training cards and candidate thresholds. Record the training mistake counts and selected threshold before checking the three held-out outcomes. Preserve the frozen choice even if a final card fails; a new revision would need a separate evidence record and fresh evaluation.</w:t>
+      </w:r>
+    </w:p>
+    <w:p>
+      <w:pPr>
+        <w:pStyle w:val="Heading3"/>
+      </w:pPr>
+      <w:r>
         <w:t>Independent case: Fit and evaluate independently</w:t>
       </w:r>
     </w:p>
     <w:p>
       <w:pPr>
-        <w:spacing w:line="336" w:lineRule="auto" w:after="180"/>
-      </w:pPr>
-      <w:r>
-        <w:rPr>
-          <w:b w:val="0"/>
-        </w:rPr>
-        <w:t xml:space="preserve">New </w:t>
-      </w:r>
-      <w:r>
-        <w:rPr>
-          <w:b/>
-        </w:rPr>
-        <w:t>training</w:t>
-      </w:r>
-      <w:r>
-        <w:rPr>
-          <w:b w:val="0"/>
-        </w:rPr>
-        <w:t xml:space="preserve"> cards are (width 2, </w:t>
-      </w:r>
-      <w:r>
-        <w:rPr>
-          <w:b/>
-        </w:rPr>
-        <w:t>label</w:t>
-      </w:r>
-      <w:r>
-        <w:rPr>
-          <w:b w:val="0"/>
-        </w:rPr>
-        <w:t xml:space="preserve"> 0), (4, 0), (6, 1), (8, 1). Candidates are 3, 5 and 7. Predict 1 when width is at least the threshold.</w:t>
-      </w:r>
-    </w:p>
-    <w:p>
-      <w:pPr>
-        <w:spacing w:line="336" w:lineRule="auto" w:after="180"/>
-      </w:pPr>
-      <w:r>
-        <w:rPr>
-          <w:b w:val="0"/>
-        </w:rPr>
-        <w:t xml:space="preserve">Count </w:t>
-      </w:r>
-      <w:r>
-        <w:rPr>
-          <w:b/>
-        </w:rPr>
-        <w:t>training</w:t>
-      </w:r>
-      <w:r>
-        <w:rPr>
-          <w:b w:val="0"/>
-        </w:rPr>
-        <w:t xml:space="preserve"> mistakes, select the fewest with smaller threshold breaking ties, and record the choice before testing. Held out cards are (3, 0), (7, 1), (5, 0).</w:t>
-      </w:r>
-    </w:p>
-    <w:p>
-      <w:pPr>
-        <w:spacing w:line="336" w:lineRule="auto" w:after="180"/>
-      </w:pPr>
-      <w:r>
-        <w:rPr>
-          <w:b w:val="0"/>
-        </w:rPr>
-        <w:t xml:space="preserve">Give each test </w:t>
-      </w:r>
-      <w:r>
-        <w:rPr>
-          <w:b/>
-        </w:rPr>
-        <w:t>prediction</w:t>
-      </w:r>
-      <w:r>
-        <w:rPr>
-          <w:b w:val="0"/>
-        </w:rPr>
-        <w:t>, the correct count and a limited conclusion.</w:t>
+        <w:pStyle w:val="ListBullet"/>
+      </w:pPr>
+      <w:r>
+        <w:t>New training cards are (width 2, label 0), (4, 0), (6, 1), (8, 1). Candidates are 3, 5 and 7. Predict 1 when width is at least the threshold. Count training mistakes, select the fewest with smaller threshold breaking ties, and record the choice before testing. Held out cards are (3, 0), (7, 1), (5, 0). Give each test prediction, the correct count and a limited conclusion.</w:t>
       </w:r>
     </w:p>
     <w:p>
@@ -471,12 +512,9 @@
     </w:p>
     <w:p>
       <w:pPr>
-        <w:spacing w:line="336" w:lineRule="auto" w:after="180"/>
-      </w:pPr>
-      <w:r>
-        <w:rPr>
-          <w:b w:val="0"/>
-        </w:rPr>
+        <w:pStyle w:val="ListBullet"/>
+      </w:pPr>
+      <w:r>
         <w:t>Attempt this case before feedback. Record any help. Earlier examples below are further practice; a case already practised with feedback cannot establish fresh transfer.</w:t>
       </w:r>
     </w:p>
@@ -485,47 +523,69 @@
         <w:pStyle w:val="Heading1"/>
       </w:pPr>
       <w:r>
-        <w:t>05. Your learning target</w:t>
-      </w:r>
-    </w:p>
-    <w:p>
-      <w:r>
-        <w:t>Connect the The ML Lifecycle target to a trace and a justified conclusion.</w:t>
-      </w:r>
-    </w:p>
-    <w:p>
-      <w:pPr>
-        <w:spacing w:line="336" w:lineRule="auto" w:after="180"/>
-      </w:pPr>
-      <w:r>
-        <w:rPr>
-          <w:b w:val="0"/>
-        </w:rPr>
-        <w:t xml:space="preserve">A team </w:t>
-      </w:r>
-      <w:r>
-        <w:rPr>
-          <w:b/>
-        </w:rPr>
-        <w:t>label</w:t>
-      </w:r>
-      <w:r>
-        <w:rPr>
-          <w:b w:val="0"/>
-        </w:rPr>
-        <w:t xml:space="preserve">s photos, fits a model and celebrates one correct new photo. List the missing </w:t>
-      </w:r>
-      <w:r>
-        <w:rPr>
-          <w:b/>
-        </w:rPr>
-        <w:t>evaluation</w:t>
-      </w:r>
-      <w:r>
-        <w:rPr>
-          <w:b w:val="0"/>
-        </w:rPr>
-        <w:t xml:space="preserve"> steps and define the intended use before testing.</w:t>
+        <w:t>09. Project · Keep the experiment evidence</w:t>
+      </w:r>
+    </w:p>
+    <w:p>
+      <w:r>
+        <w:t>Keep this task’s complete inputs, stated rule and support record together.</w:t>
+      </w:r>
+    </w:p>
+    <w:p>
+      <w:pPr>
+        <w:pStyle w:val="Heading2"/>
+      </w:pPr>
+      <w:r>
+        <w:t>Task and evidence record</w:t>
+      </w:r>
+    </w:p>
+    <w:p>
+      <w:pPr>
+        <w:pStyle w:val="ListBullet"/>
+      </w:pPr>
+      <w:r>
+        <w:t>Write the Responsible Plant Classifier problem statement, intended user, prediction target, success measure, and human-review point.</w:t>
+      </w:r>
+    </w:p>
+    <w:p>
+      <w:pPr>
+        <w:pStyle w:val="ListBullet"/>
+      </w:pPr>
+      <w:r>
+        <w:t>The project change and evidence I will keep</w:t>
+      </w:r>
+    </w:p>
+    <w:p>
+      <w:pPr>
+        <w:pStyle w:val="Heading3"/>
+      </w:pPr>
+      <w:r>
+        <w:t>Write or draw your reasoning and evidence.</w:t>
+      </w:r>
+    </w:p>
+    <w:p>
+      <w:r>
+        <w:t>________________________________________________________________</w:t>
+      </w:r>
+    </w:p>
+    <w:p>
+      <w:r>
+        <w:t>________________________________________________________________</w:t>
+      </w:r>
+    </w:p>
+    <w:p>
+      <w:r>
+        <w:t>________________________________________________________________</w:t>
+      </w:r>
+    </w:p>
+    <w:p>
+      <w:r>
+        <w:t>________________________________________________________________</w:t>
+      </w:r>
+    </w:p>
+    <w:p>
+      <w:r>
+        <w:t>________________________________________________________________</w:t>
       </w:r>
     </w:p>
     <w:p>
@@ -533,1106 +593,20 @@
         <w:pStyle w:val="Heading1"/>
       </w:pPr>
       <w:r>
-        <w:t>06. Solve the given case</w:t>
-      </w:r>
-    </w:p>
-    <w:p>
-      <w:r>
-        <w:t>Solve the supplied The ML Lifecycle case and show the deciding evidence.</w:t>
-      </w:r>
-    </w:p>
-    <w:p>
-      <w:pPr>
-        <w:spacing w:line="336" w:lineRule="auto" w:after="180"/>
-      </w:pPr>
-      <w:r>
-        <w:rPr>
-          <w:b w:val="0"/>
-        </w:rPr>
-        <w:t xml:space="preserve">A team </w:t>
-      </w:r>
-      <w:r>
-        <w:rPr>
-          <w:b/>
-        </w:rPr>
-        <w:t>label</w:t>
-      </w:r>
-      <w:r>
-        <w:rPr>
-          <w:b w:val="0"/>
-        </w:rPr>
-        <w:t xml:space="preserve">s leaf photos, trains a healthy/spotted classifier and shows one correct </w:t>
-      </w:r>
-      <w:r>
-        <w:rPr>
-          <w:b/>
-        </w:rPr>
-        <w:t>prediction</w:t>
-      </w:r>
-      <w:r>
-        <w:rPr>
-          <w:b w:val="0"/>
-        </w:rPr>
-        <w:t>.</w:t>
-      </w:r>
-    </w:p>
-    <w:p>
-      <w:pPr>
-        <w:spacing w:line="336" w:lineRule="auto" w:after="180"/>
-      </w:pPr>
-      <w:r>
-        <w:rPr>
-          <w:b w:val="0"/>
-        </w:rPr>
-        <w:t xml:space="preserve">Order the lifecycle and identify missing </w:t>
-      </w:r>
-      <w:r>
-        <w:rPr>
-          <w:b/>
-        </w:rPr>
-        <w:t>evidence</w:t>
-      </w:r>
-      <w:r>
-        <w:rPr>
-          <w:b w:val="0"/>
-        </w:rPr>
-        <w:t>.</w:t>
-      </w:r>
-    </w:p>
-    <w:p>
-      <w:pPr>
-        <w:spacing w:line="336" w:lineRule="auto" w:after="180"/>
-      </w:pPr>
-      <w:r>
-        <w:rPr>
-          <w:b w:val="0"/>
-        </w:rPr>
-        <w:t xml:space="preserve">Show your trace, calculation or </w:t>
-      </w:r>
-      <w:r>
-        <w:rPr>
-          <w:b/>
-        </w:rPr>
-        <w:t>evidence</w:t>
-      </w:r>
-    </w:p>
-    <w:p>
-      <w:pPr>
-        <w:pStyle w:val="Heading3"/>
-      </w:pPr>
-      <w:r>
-        <w:t>Write or draw your reasoning and evidence.</w:t>
-      </w:r>
-    </w:p>
-    <w:p>
-      <w:r>
-        <w:t>________________________________________________________________</w:t>
-      </w:r>
-    </w:p>
-    <w:p>
-      <w:r>
-        <w:t>________________________________________________________________</w:t>
-      </w:r>
-    </w:p>
-    <w:p>
-      <w:r>
-        <w:t>________________________________________________________________</w:t>
-      </w:r>
-    </w:p>
-    <w:p>
-      <w:r>
-        <w:t>________________________________________________________________</w:t>
-      </w:r>
-    </w:p>
-    <w:p>
-      <w:r>
-        <w:t>________________________________________________________________</w:t>
-      </w:r>
-    </w:p>
-    <w:p>
-      <w:pPr>
-        <w:pStyle w:val="Heading1"/>
-      </w:pPr>
-      <w:r>
-        <w:t>07. Check a changed case</w:t>
-      </w:r>
-    </w:p>
-    <w:p>
-      <w:r>
-        <w:t>Apply the procedure to the changed case and record why the conclusion follows.</w:t>
-      </w:r>
-    </w:p>
-    <w:p>
-      <w:pPr>
-        <w:spacing w:line="336" w:lineRule="auto" w:after="180"/>
-      </w:pPr>
-      <w:r>
-        <w:rPr>
-          <w:b w:val="0"/>
-        </w:rPr>
-        <w:t>A team selects a model before deciding what outcome to predict or where the data comes from. Name two missing lifecycle decisions and their effect.</w:t>
-      </w:r>
-    </w:p>
-    <w:p>
-      <w:pPr>
-        <w:spacing w:line="336" w:lineRule="auto" w:after="180"/>
-      </w:pPr>
-      <w:r>
-        <w:rPr>
-          <w:b w:val="0"/>
-        </w:rPr>
-        <w:t>My independent answer and reason</w:t>
-      </w:r>
-    </w:p>
-    <w:p>
-      <w:pPr>
-        <w:pStyle w:val="Heading3"/>
-      </w:pPr>
-      <w:r>
-        <w:t>Write or draw your reasoning and evidence.</w:t>
-      </w:r>
-    </w:p>
-    <w:p>
-      <w:r>
-        <w:t>________________________________________________________________</w:t>
-      </w:r>
-    </w:p>
-    <w:p>
-      <w:r>
-        <w:t>________________________________________________________________</w:t>
-      </w:r>
-    </w:p>
-    <w:p>
-      <w:r>
-        <w:t>________________________________________________________________</w:t>
-      </w:r>
-    </w:p>
-    <w:p>
-      <w:r>
-        <w:t>________________________________________________________________</w:t>
-      </w:r>
-    </w:p>
-    <w:p>
-      <w:r>
-        <w:t>________________________________________________________________</w:t>
-      </w:r>
-    </w:p>
-    <w:p>
-      <w:pPr>
-        <w:pStyle w:val="Heading3"/>
-      </w:pPr>
-      <w:r>
-        <w:t>Week 1 Test and reflect</w:t>
-      </w:r>
-    </w:p>
-    <w:p>
-      <w:pPr>
-        <w:pStyle w:val="Heading1"/>
-      </w:pPr>
-      <w:r>
-        <w:t>08. Design a revealing test</w:t>
-      </w:r>
-    </w:p>
-    <w:p>
-      <w:r>
-        <w:t>Specify a changed input, expected result and observation separately.</w:t>
-      </w:r>
-    </w:p>
-    <w:p>
-      <w:pPr>
-        <w:spacing w:line="336" w:lineRule="auto" w:after="180"/>
-      </w:pPr>
-      <w:r>
-        <w:rPr>
-          <w:b w:val="0"/>
-        </w:rPr>
-        <w:t xml:space="preserve">Create a changed </w:t>
-      </w:r>
-      <w:r>
-        <w:rPr>
-          <w:b/>
-        </w:rPr>
-        <w:t>input</w:t>
-      </w:r>
-      <w:r>
-        <w:rPr>
-          <w:b w:val="0"/>
-        </w:rPr>
-        <w:t>, boundary case or missing-information case. Write the expected answer or safe response before testing.</w:t>
-      </w:r>
-    </w:p>
-    <w:tbl>
-      <w:tblPr>
-        <w:tblStyle w:val="LightShading-Accent1"/>
-        <w:tblW w:type="auto" w:w="0"/>
-        <w:tblLook w:firstColumn="1" w:firstRow="1" w:lastColumn="0" w:lastRow="0" w:noHBand="0" w:noVBand="1" w:val="04A0"/>
-      </w:tblPr>
-      <w:tblGrid>
-        <w:gridCol w:w="5112"/>
-        <w:gridCol w:w="5112"/>
-      </w:tblGrid>
-      <w:tr>
-        <w:trPr>
-          <w:tblHeader/>
-        </w:trPr>
-        <w:tc>
-          <w:tcPr>
-            <w:tcW w:type="dxa" w:w="5112"/>
-          </w:tcPr>
-          <w:p>
-            <w:r>
-              <w:t>Test record</w:t>
-            </w:r>
-          </w:p>
-        </w:tc>
-        <w:tc>
-          <w:tcPr>
-            <w:tcW w:type="dxa" w:w="5112"/>
-          </w:tcPr>
-          <w:p>
-            <w:r>
-              <w:t>My evidence</w:t>
-            </w:r>
-          </w:p>
-        </w:tc>
-      </w:tr>
-      <w:tr>
-        <w:tc>
-          <w:tcPr>
-            <w:tcW w:type="dxa" w:w="5112"/>
-          </w:tcPr>
-          <w:p>
-            <w:r>
-              <w:t>Changed input or condition</w:t>
-            </w:r>
-          </w:p>
-        </w:tc>
-        <w:tc>
-          <w:tcPr>
-            <w:tcW w:type="dxa" w:w="5112"/>
-          </w:tcPr>
-          <w:p>
-            <w:r/>
-          </w:p>
-        </w:tc>
-      </w:tr>
-      <w:tr>
-        <w:tc>
-          <w:tcPr>
-            <w:tcW w:type="dxa" w:w="5112"/>
-          </w:tcPr>
-          <w:p>
-            <w:r>
-              <w:t>Expected answer or fallback</w:t>
-            </w:r>
-          </w:p>
-        </w:tc>
-        <w:tc>
-          <w:tcPr>
-            <w:tcW w:type="dxa" w:w="5112"/>
-          </w:tcPr>
-          <w:p>
-            <w:r/>
-          </w:p>
-        </w:tc>
-      </w:tr>
-      <w:tr>
-        <w:tc>
-          <w:tcPr>
-            <w:tcW w:type="dxa" w:w="5112"/>
-          </w:tcPr>
-          <w:p>
-            <w:r>
-              <w:t>Observed result</w:t>
-            </w:r>
-          </w:p>
-        </w:tc>
-        <w:tc>
-          <w:tcPr>
-            <w:tcW w:type="dxa" w:w="5112"/>
-          </w:tcPr>
-          <w:p>
-            <w:r/>
-          </w:p>
-        </w:tc>
-      </w:tr>
-      <w:tr>
-        <w:tc>
-          <w:tcPr>
-            <w:tcW w:type="dxa" w:w="5112"/>
-          </w:tcPr>
-          <w:p>
-            <w:r>
-              <w:t>Why the result occurred</w:t>
-            </w:r>
-          </w:p>
-        </w:tc>
-        <w:tc>
-          <w:tcPr>
-            <w:tcW w:type="dxa" w:w="5112"/>
-          </w:tcPr>
-          <w:p>
-            <w:r/>
-          </w:p>
-        </w:tc>
-      </w:tr>
-    </w:tbl>
-    <w:p>
-      <w:pPr>
-        <w:pStyle w:val="Heading1"/>
-      </w:pPr>
-      <w:r>
-        <w:t>09. Project checkpoint</w:t>
-      </w:r>
-    </w:p>
-    <w:p>
-      <w:r>
-        <w:t>Justify what The ML Lifecycle adds to Responsible Plant Classifier and keep the evidence.</w:t>
-      </w:r>
-    </w:p>
-    <w:p>
-      <w:pPr>
-        <w:spacing w:line="336" w:lineRule="auto" w:after="180"/>
-      </w:pPr>
-      <w:r>
-        <w:rPr>
-          <w:b w:val="0"/>
-        </w:rPr>
-        <w:t xml:space="preserve">Write the Responsible Plant Classifier problem statement, intended user, </w:t>
-      </w:r>
-      <w:r>
-        <w:rPr>
-          <w:b/>
-        </w:rPr>
-        <w:t>prediction</w:t>
-      </w:r>
-      <w:r>
-        <w:rPr>
-          <w:b w:val="0"/>
-        </w:rPr>
-        <w:t xml:space="preserve"> target, success measure, and human-review point.</w:t>
-      </w:r>
-    </w:p>
-    <w:p>
-      <w:pPr>
-        <w:spacing w:line="336" w:lineRule="auto" w:after="180"/>
-      </w:pPr>
-      <w:r>
-        <w:rPr>
-          <w:b w:val="0"/>
-        </w:rPr>
-        <w:t xml:space="preserve">The project change and </w:t>
-      </w:r>
-      <w:r>
-        <w:rPr>
-          <w:b/>
-        </w:rPr>
-        <w:t>evidence</w:t>
-      </w:r>
-      <w:r>
-        <w:rPr>
-          <w:b w:val="0"/>
-        </w:rPr>
-        <w:t xml:space="preserve"> I will keep</w:t>
-      </w:r>
-    </w:p>
-    <w:p>
-      <w:pPr>
-        <w:pStyle w:val="Heading3"/>
-      </w:pPr>
-      <w:r>
-        <w:t>Write or draw your reasoning and evidence.</w:t>
-      </w:r>
-    </w:p>
-    <w:p>
-      <w:r>
-        <w:t>________________________________________________________________</w:t>
-      </w:r>
-    </w:p>
-    <w:p>
-      <w:r>
-        <w:t>________________________________________________________________</w:t>
-      </w:r>
-    </w:p>
-    <w:p>
-      <w:r>
-        <w:t>________________________________________________________________</w:t>
-      </w:r>
-    </w:p>
-    <w:p>
-      <w:r>
-        <w:t>________________________________________________________________</w:t>
-      </w:r>
-    </w:p>
-    <w:p>
-      <w:r>
-        <w:t>________________________________________________________________</w:t>
-      </w:r>
-    </w:p>
-    <w:p>
-      <w:pPr>
-        <w:pStyle w:val="Heading1"/>
-      </w:pPr>
-      <w:r>
-        <w:t>10. Self check</w:t>
-      </w:r>
-    </w:p>
-    <w:p>
-      <w:r>
-        <w:t>Judge explanation, evidence, transfer and limits separately; attach the work behind your judgement.</w:t>
-      </w:r>
-    </w:p>
-    <w:p>
-      <w:pPr>
-        <w:pStyle w:val="ListBullet"/>
-      </w:pPr>
-      <w:r>
-        <w:t>I can explain the mechanism.</w:t>
-      </w:r>
-    </w:p>
-    <w:p>
-      <w:pPr>
-        <w:pStyle w:val="ListBullet"/>
-      </w:pPr>
-      <w:r>
-        <w:t>I can show evidence.</w:t>
-      </w:r>
-    </w:p>
-    <w:p>
-      <w:pPr>
-        <w:pStyle w:val="ListBullet"/>
-      </w:pPr>
-      <w:r>
-        <w:t>I can handle a changed case.</w:t>
-      </w:r>
-    </w:p>
-    <w:p>
-      <w:pPr>
-        <w:pStyle w:val="ListBullet"/>
-      </w:pPr>
-      <w:r>
-        <w:t>I can name a limit.</w:t>
-      </w:r>
-    </w:p>
-    <w:p>
-      <w:r>
-        <w:t>Mark each as not yet, with help or independently, and attach supporting work.</w:t>
-      </w:r>
-    </w:p>
-    <w:p>
-      <w:pPr>
-        <w:spacing w:line="336" w:lineRule="auto" w:after="180"/>
-      </w:pPr>
-      <w:r>
-        <w:rPr>
-          <w:b w:val="0"/>
-        </w:rPr>
-        <w:t>Teacher review ____________________  Next step ____________________</w:t>
-      </w:r>
-    </w:p>
-    <w:p>
-      <w:pPr>
-        <w:pStyle w:val="Heading1"/>
-      </w:pPr>
-      <w:r>
-        <w:t>11. Transfer practice from the original programme</w:t>
-      </w:r>
-    </w:p>
-    <w:p>
-      <w:r>
-        <w:t>Use this earlier case as transfer practice. A case already discussed with feedback is not fresh assessment evidence.</w:t>
-      </w:r>
-    </w:p>
-    <w:p>
-      <w:pPr>
-        <w:spacing w:line="336" w:lineRule="auto" w:after="180"/>
-      </w:pPr>
-      <w:r>
-        <w:rPr>
-          <w:b w:val="0"/>
-        </w:rPr>
-        <w:t xml:space="preserve">A team </w:t>
-      </w:r>
-      <w:r>
-        <w:rPr>
-          <w:b/>
-        </w:rPr>
-        <w:t>label</w:t>
-      </w:r>
-      <w:r>
-        <w:rPr>
-          <w:b w:val="0"/>
-        </w:rPr>
-        <w:t xml:space="preserve">s photos, fits a model and celebrates one correct new photo. List the missing </w:t>
-      </w:r>
-      <w:r>
-        <w:rPr>
-          <w:b/>
-        </w:rPr>
-        <w:t>evaluation</w:t>
-      </w:r>
-      <w:r>
-        <w:rPr>
-          <w:b w:val="0"/>
-        </w:rPr>
-        <w:t xml:space="preserve"> steps and define the intended use before testing.</w:t>
-      </w:r>
-    </w:p>
-    <w:p>
-      <w:pPr>
-        <w:pStyle w:val="Heading3"/>
-      </w:pPr>
-      <w:r>
-        <w:t>My independently reasoned answer</w:t>
-      </w:r>
-    </w:p>
-    <w:p>
-      <w:r>
-        <w:t>________________________________________________________________</w:t>
-      </w:r>
-    </w:p>
-    <w:p>
-      <w:r>
-        <w:t>________________________________________________________________</w:t>
-      </w:r>
-    </w:p>
-    <w:p>
-      <w:r>
-        <w:t>________________________________________________________________</w:t>
-      </w:r>
-    </w:p>
-    <w:p>
-      <w:r>
-        <w:t>________________________________________________________________</w:t>
-      </w:r>
-    </w:p>
-    <w:p>
-      <w:r>
-        <w:t>________________________________________________________________</w:t>
-      </w:r>
-    </w:p>
-    <w:p>
-      <w:r>
-        <w:t>________________________________________________________________</w:t>
-      </w:r>
-    </w:p>
-    <w:p>
-      <w:r>
-        <w:t>________________________________________________________________</w:t>
-      </w:r>
-    </w:p>
-    <w:p>
-      <w:pPr>
-        <w:spacing w:line="336" w:lineRule="auto" w:after="180"/>
-      </w:pPr>
-      <w:r>
-        <w:rPr>
-          <w:b w:val="0"/>
-        </w:rPr>
-        <w:t>Record support used: none, hint or teacher explanation.</w:t>
-      </w:r>
-    </w:p>
-    <w:p>
-      <w:pPr>
-        <w:pStyle w:val="Heading1"/>
-      </w:pPr>
-      <w:r>
-        <w:t>12. W1 Identify the learning decision</w:t>
-      </w:r>
-    </w:p>
-    <w:p>
-      <w:r>
-        <w:t>Identify the learning decision. Apply the supplied The ML Lifecycle facts and keep your reasoning.</w:t>
-      </w:r>
-    </w:p>
-    <w:p>
-      <w:pPr>
-        <w:pStyle w:val="Heading3"/>
-      </w:pPr>
-      <w:r>
-        <w:t>Where to find the supplied example</w:t>
-      </w:r>
-    </w:p>
-    <w:p>
-      <w:pPr>
-        <w:spacing w:line="336" w:lineRule="auto" w:after="180"/>
-        <w:shd w:fill="F1F6F8"/>
-      </w:pPr>
-      <w:r>
-        <w:rPr>
-          <w:b w:val="0"/>
-        </w:rPr>
-        <w:t>Reference for this exercise: open this week’s student lesson, “The ML Lifecycle”, at “See how it works” and “Follow a worked example”. Use the original worked values or code named in the question; the later pictorial case is a separate example. Keep this reference beside your workbook while practising.</w:t>
-      </w:r>
-    </w:p>
-    <w:p>
-      <w:pPr>
-        <w:spacing w:line="336" w:lineRule="auto" w:after="180"/>
-      </w:pPr>
-      <w:r>
-        <w:rPr>
-          <w:b w:val="0"/>
-        </w:rPr>
-        <w:t xml:space="preserve">For the worked cards, name the </w:t>
-      </w:r>
-      <w:r>
-        <w:rPr>
-          <w:b/>
-        </w:rPr>
-        <w:t>input</w:t>
-      </w:r>
-      <w:r>
-        <w:rPr>
-          <w:b w:val="0"/>
-        </w:rPr>
-        <w:t xml:space="preserve">, </w:t>
-      </w:r>
-      <w:r>
-        <w:rPr>
-          <w:b/>
-        </w:rPr>
-        <w:t>label</w:t>
-      </w:r>
-      <w:r>
-        <w:rPr>
-          <w:b w:val="0"/>
-        </w:rPr>
-        <w:t>, three candidate thresholds and the information allowed to select a threshold.</w:t>
-      </w:r>
-    </w:p>
-    <w:p>
-      <w:pPr>
-        <w:pStyle w:val="Heading3"/>
-      </w:pPr>
-      <w:r>
-        <w:t>My reasoning and evidence</w:t>
-      </w:r>
-    </w:p>
-    <w:p>
-      <w:r>
-        <w:t>________________________________________________________________</w:t>
-      </w:r>
-    </w:p>
-    <w:p>
-      <w:r>
-        <w:t>________________________________________________________________</w:t>
-      </w:r>
-    </w:p>
-    <w:p>
-      <w:r>
-        <w:t>________________________________________________________________</w:t>
-      </w:r>
-    </w:p>
-    <w:p>
-      <w:r>
-        <w:t>________________________________________________________________</w:t>
-      </w:r>
-    </w:p>
-    <w:p>
-      <w:r>
-        <w:t>________________________________________________________________</w:t>
-      </w:r>
-    </w:p>
-    <w:p>
-      <w:r>
-        <w:t>________________________________________________________________</w:t>
-      </w:r>
-    </w:p>
-    <w:p>
-      <w:pPr>
-        <w:pStyle w:val="Heading1"/>
-      </w:pPr>
-      <w:r>
-        <w:t>13. W2 Trace one candidate</w:t>
-      </w:r>
-    </w:p>
-    <w:p>
-      <w:r>
-        <w:t>Trace one candidate. Apply the supplied The ML Lifecycle facts and keep your reasoning.</w:t>
-      </w:r>
-    </w:p>
-    <w:p>
-      <w:pPr>
-        <w:spacing w:line="336" w:lineRule="auto" w:after="180"/>
-      </w:pPr>
-      <w:r>
-        <w:rPr>
-          <w:b w:val="0"/>
-        </w:rPr>
-        <w:t xml:space="preserve">Use threshold 6 on the four </w:t>
-      </w:r>
-      <w:r>
-        <w:rPr>
-          <w:b/>
-        </w:rPr>
-        <w:t>training</w:t>
-      </w:r>
-      <w:r>
-        <w:rPr>
-          <w:b w:val="0"/>
-        </w:rPr>
-        <w:t xml:space="preserve"> widths 1, 3, 5 and 7. Write all </w:t>
-      </w:r>
-      <w:r>
-        <w:rPr>
-          <w:b/>
-        </w:rPr>
-        <w:t>prediction</w:t>
-      </w:r>
-      <w:r>
-        <w:rPr>
-          <w:b w:val="0"/>
-        </w:rPr>
-        <w:t>s, identify each error, and explain why threshold 4 is selected.</w:t>
-      </w:r>
-    </w:p>
-    <w:p>
-      <w:pPr>
-        <w:pStyle w:val="Heading3"/>
-      </w:pPr>
-      <w:r>
-        <w:t>My reasoning and evidence</w:t>
-      </w:r>
-    </w:p>
-    <w:p>
-      <w:r>
-        <w:t>________________________________________________________________</w:t>
-      </w:r>
-    </w:p>
-    <w:p>
-      <w:r>
-        <w:t>________________________________________________________________</w:t>
-      </w:r>
-    </w:p>
-    <w:p>
-      <w:r>
-        <w:t>________________________________________________________________</w:t>
-      </w:r>
-    </w:p>
-    <w:p>
-      <w:r>
-        <w:t>________________________________________________________________</w:t>
-      </w:r>
-    </w:p>
-    <w:p>
-      <w:r>
-        <w:t>________________________________________________________________</w:t>
-      </w:r>
-    </w:p>
-    <w:p>
-      <w:r>
-        <w:t>________________________________________________________________</w:t>
-      </w:r>
-    </w:p>
-    <w:p>
-      <w:pPr>
-        <w:pStyle w:val="Heading1"/>
-      </w:pPr>
-      <w:r>
-        <w:t>14. W3 Repair the report</w:t>
-      </w:r>
-    </w:p>
-    <w:p>
-      <w:r>
-        <w:t>Repair the report. Apply the supplied The ML Lifecycle facts and keep your reasoning.</w:t>
-      </w:r>
-    </w:p>
-    <w:p>
-      <w:pPr>
-        <w:pStyle w:val="Heading3"/>
-      </w:pPr>
-      <w:r>
-        <w:t>Where to find the supplied example</w:t>
-      </w:r>
-    </w:p>
-    <w:p>
-      <w:pPr>
-        <w:spacing w:line="336" w:lineRule="auto" w:after="180"/>
-        <w:shd w:fill="F1F6F8"/>
-      </w:pPr>
-      <w:r>
-        <w:rPr>
-          <w:b w:val="0"/>
-        </w:rPr>
-        <w:t>Reference for this exercise: open this week’s student lesson, “The ML Lifecycle”, at “See how it works” and “Follow a worked example”. Use the original worked values or code named in the question; the later pictorial case is a separate example. Keep this reference beside your workbook while practising.</w:t>
-      </w:r>
-    </w:p>
-    <w:p>
-      <w:pPr>
-        <w:spacing w:line="336" w:lineRule="auto" w:after="180"/>
-      </w:pPr>
-      <w:r>
-        <w:rPr>
-          <w:b w:val="0"/>
-        </w:rPr>
-        <w:t xml:space="preserve">A learner fits on all six worked cards and then reports 6 of 6 as independent test performance. Explain what is wrong and what </w:t>
-      </w:r>
-      <w:r>
-        <w:rPr>
-          <w:b/>
-        </w:rPr>
-        <w:t>evidence</w:t>
-      </w:r>
-      <w:r>
-        <w:rPr>
-          <w:b w:val="0"/>
-        </w:rPr>
-        <w:t xml:space="preserve"> is needed.</w:t>
-      </w:r>
-    </w:p>
-    <w:p>
-      <w:pPr>
-        <w:pStyle w:val="Heading3"/>
-      </w:pPr>
-      <w:r>
-        <w:t>My reasoning and evidence</w:t>
-      </w:r>
-    </w:p>
-    <w:p>
-      <w:r>
-        <w:t>________________________________________________________________</w:t>
-      </w:r>
-    </w:p>
-    <w:p>
-      <w:r>
-        <w:t>________________________________________________________________</w:t>
-      </w:r>
-    </w:p>
-    <w:p>
-      <w:r>
-        <w:t>________________________________________________________________</w:t>
-      </w:r>
-    </w:p>
-    <w:p>
-      <w:r>
-        <w:t>________________________________________________________________</w:t>
-      </w:r>
-    </w:p>
-    <w:p>
-      <w:r>
-        <w:t>________________________________________________________________</w:t>
-      </w:r>
-    </w:p>
-    <w:p>
-      <w:r>
-        <w:t>________________________________________________________________</w:t>
-      </w:r>
-    </w:p>
-    <w:p>
-      <w:pPr>
-        <w:pStyle w:val="Heading1"/>
-      </w:pPr>
-      <w:r>
-        <w:t>15. W4 Fit and evaluate independently</w:t>
-      </w:r>
-    </w:p>
-    <w:p>
-      <w:r>
-        <w:t>Attempt before feedback. If this repeats the selected independent case, reuse that first attempt; otherwise keep a separate record. Fit and evaluate independently. Apply the supplied The ML Lifecycle facts and keep your reasoning.</w:t>
-      </w:r>
-    </w:p>
-    <w:p>
-      <w:pPr>
-        <w:spacing w:line="336" w:lineRule="auto" w:after="180"/>
-      </w:pPr>
-      <w:r>
-        <w:rPr>
-          <w:b w:val="0"/>
-        </w:rPr>
-        <w:t xml:space="preserve">New </w:t>
-      </w:r>
-      <w:r>
-        <w:rPr>
-          <w:b/>
-        </w:rPr>
-        <w:t>training</w:t>
-      </w:r>
-      <w:r>
-        <w:rPr>
-          <w:b w:val="0"/>
-        </w:rPr>
-        <w:t xml:space="preserve"> cards are (width 2, </w:t>
-      </w:r>
-      <w:r>
-        <w:rPr>
-          <w:b/>
-        </w:rPr>
-        <w:t>label</w:t>
-      </w:r>
-      <w:r>
-        <w:rPr>
-          <w:b w:val="0"/>
-        </w:rPr>
-        <w:t xml:space="preserve"> 0), (4, 0), (6, 1), (8, 1). Candidates are 3, 5 and 7. Predict 1 when width is at least the threshold.</w:t>
-      </w:r>
-    </w:p>
-    <w:p>
-      <w:pPr>
-        <w:spacing w:line="336" w:lineRule="auto" w:after="180"/>
-      </w:pPr>
-      <w:r>
-        <w:rPr>
-          <w:b w:val="0"/>
-        </w:rPr>
-        <w:t xml:space="preserve">Count </w:t>
-      </w:r>
-      <w:r>
-        <w:rPr>
-          <w:b/>
-        </w:rPr>
-        <w:t>training</w:t>
-      </w:r>
-      <w:r>
-        <w:rPr>
-          <w:b w:val="0"/>
-        </w:rPr>
-        <w:t xml:space="preserve"> mistakes, select the fewest with smaller threshold breaking ties, and record the choice before testing. Held out cards are (3, 0), (7, 1), (5, 0).</w:t>
-      </w:r>
-    </w:p>
-    <w:p>
-      <w:pPr>
-        <w:spacing w:line="336" w:lineRule="auto" w:after="180"/>
-      </w:pPr>
-      <w:r>
-        <w:rPr>
-          <w:b w:val="0"/>
-        </w:rPr>
-        <w:t xml:space="preserve">Give each test </w:t>
-      </w:r>
-      <w:r>
-        <w:rPr>
-          <w:b/>
-        </w:rPr>
-        <w:t>prediction</w:t>
-      </w:r>
-      <w:r>
-        <w:rPr>
-          <w:b w:val="0"/>
-        </w:rPr>
-        <w:t>, the correct count and a limited conclusion.</w:t>
-      </w:r>
-    </w:p>
-    <w:p>
-      <w:pPr>
-        <w:pStyle w:val="Heading3"/>
-      </w:pPr>
-      <w:r>
-        <w:t>My reasoning and evidence</w:t>
-      </w:r>
-    </w:p>
-    <w:p>
-      <w:r>
-        <w:t>________________________________________________________________</w:t>
-      </w:r>
-    </w:p>
-    <w:p>
-      <w:r>
-        <w:t>________________________________________________________________</w:t>
-      </w:r>
-    </w:p>
-    <w:p>
-      <w:r>
-        <w:t>________________________________________________________________</w:t>
-      </w:r>
-    </w:p>
-    <w:p>
-      <w:r>
-        <w:t>________________________________________________________________</w:t>
-      </w:r>
-    </w:p>
-    <w:p>
-      <w:r>
-        <w:t>________________________________________________________________</w:t>
-      </w:r>
-    </w:p>
-    <w:p>
-      <w:r>
-        <w:t>________________________________________________________________</w:t>
-      </w:r>
-    </w:p>
-    <w:p>
-      <w:r>
-        <w:t>________________________________________________________________</w:t>
-      </w:r>
-    </w:p>
-    <w:p>
-      <w:r>
-        <w:t>________________________________________________________________</w:t>
-      </w:r>
-    </w:p>
-    <w:p>
-      <w:pPr>
-        <w:pStyle w:val="Heading1"/>
-      </w:pPr>
-      <w:r>
-        <w:t>16. W5 Decide the next step</w:t>
-      </w:r>
-    </w:p>
-    <w:p>
-      <w:r>
-        <w:t>Decide the next step. Apply the supplied The ML Lifecycle facts and keep your reasoning.</w:t>
-      </w:r>
-    </w:p>
-    <w:p>
-      <w:pPr>
-        <w:spacing w:line="336" w:lineRule="auto" w:after="180"/>
-      </w:pPr>
-      <w:r>
-        <w:rPr>
-          <w:b w:val="0"/>
-        </w:rPr>
-        <w:t>After W4, a team changes its threshold because of the test error. Can the same three cards be an untouched final test for the changed model? Explain how to proceed.</w:t>
-      </w:r>
-    </w:p>
-    <w:p>
-      <w:pPr>
-        <w:pStyle w:val="Heading3"/>
-      </w:pPr>
-      <w:r>
-        <w:t>My reasoning and evidence</w:t>
-      </w:r>
-    </w:p>
-    <w:p>
-      <w:r>
-        <w:t>________________________________________________________________</w:t>
-      </w:r>
-    </w:p>
-    <w:p>
-      <w:r>
-        <w:t>________________________________________________________________</w:t>
-      </w:r>
-    </w:p>
-    <w:p>
-      <w:r>
-        <w:t>________________________________________________________________</w:t>
-      </w:r>
-    </w:p>
-    <w:p>
-      <w:r>
-        <w:t>________________________________________________________________</w:t>
-      </w:r>
-    </w:p>
-    <w:p>
-      <w:r>
-        <w:t>________________________________________________________________</w:t>
-      </w:r>
-    </w:p>
-    <w:p>
-      <w:r>
-        <w:t>________________________________________________________________</w:t>
-      </w:r>
-    </w:p>
-    <w:p>
-      <w:pPr>
-        <w:pStyle w:val="Heading1"/>
-      </w:pPr>
-      <w:r>
-        <w:t>17. Feedback, return check and learning record</w:t>
-      </w:r>
-    </w:p>
-    <w:p>
-      <w:r>
-        <w:t>Record the first repaired step and a different case to revisit after a delay.</w:t>
+        <w:t>17. Feedback · Repair and return</w:t>
+      </w:r>
+    </w:p>
+    <w:p>
+      <w:r>
+        <w:t>Keep this task’s complete inputs, stated rule and support record together.</w:t>
+      </w:r>
+    </w:p>
+    <w:p>
+      <w:pPr>
+        <w:pStyle w:val="Heading2"/>
+      </w:pPr>
+      <w:r>
+        <w:t>Task and evidence record</w:t>
       </w:r>
     </w:p>
     <w:tbl>
@@ -1773,12 +747,9 @@
     </w:tbl>
     <w:p>
       <w:pPr>
-        <w:spacing w:line="336" w:lineRule="auto" w:after="180"/>
-      </w:pPr>
-      <w:r>
-        <w:rPr>
-          <w:b w:val="0"/>
-        </w:rPr>
+        <w:pStyle w:val="ListBullet"/>
+      </w:pPr>
+      <w:r>
         <w:t>Revisit this idea with your teacher after a delay. Familiarity is different from explaining and using it on a changed case.</w:t>
       </w:r>
     </w:p>
@@ -1787,69 +758,777 @@
         <w:pStyle w:val="Heading1"/>
       </w:pPr>
       <w:r>
-        <w:t>18. Pictorial case practice: The ML Lifecycle</w:t>
-      </w:r>
-    </w:p>
-    <w:p>
-      <w:r>
-        <w:t>Follow one complete plant-classifier lifecycle without tuning on the final test. Explain the labelled step before checking the changed condition.</w:t>
-      </w:r>
-    </w:p>
-    <w:p>
-      <w:pPr>
-        <w:spacing w:line="336" w:lineRule="auto" w:after="180"/>
-      </w:pPr>
-      <w:r>
-        <w:rPr>
-          <w:b w:val="0"/>
-        </w:rPr>
+        <w:t>10. Finish · Judge your evidence</w:t>
+      </w:r>
+    </w:p>
+    <w:p>
+      <w:r>
+        <w:t>Keep this task’s complete inputs, stated rule and support record together.</w:t>
+      </w:r>
+    </w:p>
+    <w:p>
+      <w:pPr>
+        <w:pStyle w:val="Heading2"/>
+      </w:pPr>
+      <w:r>
+        <w:t>Task and evidence record</w:t>
+      </w:r>
+    </w:p>
+    <w:p>
+      <w:pPr>
+        <w:pStyle w:val="ListBullet"/>
+      </w:pPr>
+      <w:r>
+        <w:t>I can explain the mechanism. I can show evidence. I can handle a changed case. I can name a limit. Mark each as not yet, with help or independently, and attach supporting work.</w:t>
+      </w:r>
+    </w:p>
+    <w:p>
+      <w:pPr>
+        <w:pStyle w:val="ListBullet"/>
+      </w:pPr>
+      <w:r>
+        <w:t>Teacher review ____________________  Next step ____________________</w:t>
+      </w:r>
+    </w:p>
+    <w:p>
+      <w:pPr>
+        <w:pStyle w:val="Heading1"/>
+      </w:pPr>
+      <w:r>
+        <w:t>Reference bank and extra practice</w:t>
+      </w:r>
+    </w:p>
+    <w:p>
+      <w:pPr>
+        <w:pStyle w:val="Heading1"/>
+      </w:pPr>
+      <w:r>
+        <w:t>02. Reference · Supported W2 record</w:t>
+      </w:r>
+    </w:p>
+    <w:p>
+      <w:r>
+        <w:t>Keep this task’s complete inputs, stated rule and support record together.</w:t>
+      </w:r>
+    </w:p>
+    <w:p>
+      <w:pPr>
+        <w:pStyle w:val="Heading2"/>
+      </w:pPr>
+      <w:r>
+        <w:t>Task and evidence record</w:t>
+      </w:r>
+    </w:p>
+    <w:p>
+      <w:pPr>
+        <w:pStyle w:val="ListBullet"/>
+      </w:pPr>
+      <w:r>
+        <w:t>Use W2: Trace one candidate for The machine learning lifecycle. Record the answer once; the lesson and workbook refer to the same attempt.</w:t>
+      </w:r>
+    </w:p>
+    <w:tbl>
+      <w:tblPr>
+        <w:tblStyle w:val="LightShading-Accent1"/>
+        <w:tblW w:type="auto" w:w="0"/>
+        <w:tblLook w:firstColumn="1" w:firstRow="1" w:lastColumn="0" w:lastRow="0" w:noHBand="0" w:noVBand="1" w:val="04A0"/>
+      </w:tblPr>
+      <w:tblGrid>
+        <w:gridCol w:w="2556"/>
+        <w:gridCol w:w="2556"/>
+        <w:gridCol w:w="2556"/>
+        <w:gridCol w:w="2556"/>
+      </w:tblGrid>
+      <w:tr>
+        <w:trPr>
+          <w:tblHeader/>
+        </w:trPr>
+        <w:tc>
+          <w:tcPr>
+            <w:tcW w:type="dxa" w:w="2556"/>
+          </w:tcPr>
+          <w:p>
+            <w:r>
+              <w:t>Given inputs</w:t>
+            </w:r>
+          </w:p>
+        </w:tc>
+        <w:tc>
+          <w:tcPr>
+            <w:tcW w:type="dxa" w:w="2556"/>
+          </w:tcPr>
+          <w:p>
+            <w:r>
+              <w:t>Procedure I chose</w:t>
+            </w:r>
+          </w:p>
+        </w:tc>
+        <w:tc>
+          <w:tcPr>
+            <w:tcW w:type="dxa" w:w="2556"/>
+          </w:tcPr>
+          <w:p>
+            <w:r>
+              <w:t>Middle steps</w:t>
+            </w:r>
+          </w:p>
+        </w:tc>
+        <w:tc>
+          <w:tcPr>
+            <w:tcW w:type="dxa" w:w="2556"/>
+          </w:tcPr>
+          <w:p>
+            <w:r>
+              <w:t>Result and check</w:t>
+            </w:r>
+          </w:p>
+        </w:tc>
+      </w:tr>
+      <w:tr>
+        <w:tc>
+          <w:tcPr>
+            <w:tcW w:type="dxa" w:w="2556"/>
+          </w:tcPr>
+          <w:p>
+            <w:r/>
+          </w:p>
+        </w:tc>
+        <w:tc>
+          <w:tcPr>
+            <w:tcW w:type="dxa" w:w="2556"/>
+          </w:tcPr>
+          <w:p>
+            <w:r/>
+          </w:p>
+        </w:tc>
+        <w:tc>
+          <w:tcPr>
+            <w:tcW w:type="dxa" w:w="2556"/>
+          </w:tcPr>
+          <w:p>
+            <w:r/>
+          </w:p>
+        </w:tc>
+        <w:tc>
+          <w:tcPr>
+            <w:tcW w:type="dxa" w:w="2556"/>
+          </w:tcPr>
+          <w:p>
+            <w:r/>
+          </w:p>
+        </w:tc>
+      </w:tr>
+    </w:tbl>
+    <w:p>
+      <w:pPr>
+        <w:pStyle w:val="Heading3"/>
+      </w:pPr>
+      <w:r>
+        <w:t>The step I completed without help, and the hint I needed</w:t>
+      </w:r>
+    </w:p>
+    <w:p>
+      <w:r>
+        <w:t>________________________________________________________________</w:t>
+      </w:r>
+    </w:p>
+    <w:p>
+      <w:r>
+        <w:t>________________________________________________________________</w:t>
+      </w:r>
+    </w:p>
+    <w:p>
+      <w:r>
+        <w:t>________________________________________________________________</w:t>
+      </w:r>
+    </w:p>
+    <w:p>
+      <w:pPr>
+        <w:pStyle w:val="Heading1"/>
+      </w:pPr>
+      <w:r>
+        <w:t>03. Extra practice · Individual reasoning check</w:t>
+      </w:r>
+    </w:p>
+    <w:p>
+      <w:r>
+        <w:t>Keep this task’s complete inputs, stated rule and support record together.</w:t>
+      </w:r>
+    </w:p>
+    <w:p>
+      <w:pPr>
+        <w:pStyle w:val="Heading2"/>
+      </w:pPr>
+      <w:r>
+        <w:t>Task and evidence record</w:t>
+      </w:r>
+    </w:p>
+    <w:p>
+      <w:pPr>
+        <w:pStyle w:val="ListBullet"/>
+      </w:pPr>
+      <w:r>
+        <w:t>Use the worked case for The machine learning lifecycle. Proposed explanation: “The model wrote its own task”. Decide whether this explanation is supported. Point to the step or supplied fact that decides; explain your repair if needed.</w:t>
+      </w:r>
+    </w:p>
+    <w:p>
+      <w:pPr>
+        <w:pStyle w:val="Heading3"/>
+      </w:pPr>
+      <w:r>
+        <w:t>My explanation before partner discussion</w:t>
+      </w:r>
+    </w:p>
+    <w:p>
+      <w:r>
+        <w:t>________________________________________________________________</w:t>
+      </w:r>
+    </w:p>
+    <w:p>
+      <w:r>
+        <w:t>________________________________________________________________</w:t>
+      </w:r>
+    </w:p>
+    <w:p>
+      <w:r>
+        <w:t>________________________________________________________________</w:t>
+      </w:r>
+    </w:p>
+    <w:p>
+      <w:r>
+        <w:t>________________________________________________________________</w:t>
+      </w:r>
+    </w:p>
+    <w:p>
+      <w:pPr>
+        <w:pStyle w:val="Heading1"/>
+      </w:pPr>
+      <w:r>
+        <w:t>05. Reference · Earlier learning target</w:t>
+      </w:r>
+    </w:p>
+    <w:p>
+      <w:r>
+        <w:t>Keep this task’s complete inputs, stated rule and support record together.</w:t>
+      </w:r>
+    </w:p>
+    <w:p>
+      <w:pPr>
+        <w:pStyle w:val="Heading2"/>
+      </w:pPr>
+      <w:r>
+        <w:t>Task and evidence record</w:t>
+      </w:r>
+    </w:p>
+    <w:p>
+      <w:pPr>
+        <w:pStyle w:val="ListBullet"/>
+      </w:pPr>
+      <w:r>
+        <w:t>A team labels photos, fits a model and celebrates one correct new photo. List the missing evaluation steps and define the intended use before testing.</w:t>
+      </w:r>
+    </w:p>
+    <w:p>
+      <w:pPr>
+        <w:pStyle w:val="Heading1"/>
+      </w:pPr>
+      <w:r>
+        <w:t>06. Extra practice · Earlier complete case</w:t>
+      </w:r>
+    </w:p>
+    <w:p>
+      <w:r>
+        <w:t>Keep this task’s complete inputs, stated rule and support record together.</w:t>
+      </w:r>
+    </w:p>
+    <w:p>
+      <w:pPr>
+        <w:pStyle w:val="Heading2"/>
+      </w:pPr>
+      <w:r>
+        <w:t>Task and evidence record</w:t>
+      </w:r>
+    </w:p>
+    <w:p>
+      <w:pPr>
+        <w:pStyle w:val="ListBullet"/>
+      </w:pPr>
+      <w:r>
+        <w:t>A team labels leaf photos, trains a healthy/spotted classifier and shows one correct prediction.</w:t>
+      </w:r>
+    </w:p>
+    <w:p>
+      <w:pPr>
+        <w:pStyle w:val="ListBullet"/>
+      </w:pPr>
+      <w:r>
+        <w:t>Order the lifecycle and identify missing evidence.</w:t>
+      </w:r>
+    </w:p>
+    <w:p>
+      <w:pPr>
+        <w:pStyle w:val="ListBullet"/>
+      </w:pPr>
+      <w:r>
+        <w:t>Show your trace, calculation or evidence</w:t>
+      </w:r>
+    </w:p>
+    <w:p>
+      <w:pPr>
+        <w:pStyle w:val="Heading3"/>
+      </w:pPr>
+      <w:r>
+        <w:t>Write or draw your reasoning and evidence.</w:t>
+      </w:r>
+    </w:p>
+    <w:p>
+      <w:r>
+        <w:t>________________________________________________________________</w:t>
+      </w:r>
+    </w:p>
+    <w:p>
+      <w:r>
+        <w:t>________________________________________________________________</w:t>
+      </w:r>
+    </w:p>
+    <w:p>
+      <w:r>
+        <w:t>________________________________________________________________</w:t>
+      </w:r>
+    </w:p>
+    <w:p>
+      <w:r>
+        <w:t>________________________________________________________________</w:t>
+      </w:r>
+    </w:p>
+    <w:p>
+      <w:r>
+        <w:t>________________________________________________________________</w:t>
+      </w:r>
+    </w:p>
+    <w:p>
+      <w:pPr>
+        <w:pStyle w:val="Heading1"/>
+      </w:pPr>
+      <w:r>
+        <w:t>07. Extra practice · Changed case</w:t>
+      </w:r>
+    </w:p>
+    <w:p>
+      <w:r>
+        <w:t>Keep this task’s complete inputs, stated rule and support record together.</w:t>
+      </w:r>
+    </w:p>
+    <w:p>
+      <w:pPr>
+        <w:pStyle w:val="Heading2"/>
+      </w:pPr>
+      <w:r>
+        <w:t>Task and evidence record</w:t>
+      </w:r>
+    </w:p>
+    <w:p>
+      <w:pPr>
+        <w:pStyle w:val="ListBullet"/>
+      </w:pPr>
+      <w:r>
+        <w:t>A team selects a model before deciding what outcome to predict or where the data comes from. Name two missing lifecycle decisions and their effect.</w:t>
+      </w:r>
+    </w:p>
+    <w:p>
+      <w:pPr>
+        <w:pStyle w:val="ListBullet"/>
+      </w:pPr>
+      <w:r>
+        <w:t>My independent answer and reason</w:t>
+      </w:r>
+    </w:p>
+    <w:p>
+      <w:pPr>
+        <w:pStyle w:val="Heading3"/>
+      </w:pPr>
+      <w:r>
+        <w:t>Write or draw your reasoning and evidence.</w:t>
+      </w:r>
+    </w:p>
+    <w:p>
+      <w:r>
+        <w:t>________________________________________________________________</w:t>
+      </w:r>
+    </w:p>
+    <w:p>
+      <w:r>
+        <w:t>________________________________________________________________</w:t>
+      </w:r>
+    </w:p>
+    <w:p>
+      <w:r>
+        <w:t>________________________________________________________________</w:t>
+      </w:r>
+    </w:p>
+    <w:p>
+      <w:r>
+        <w:t>________________________________________________________________</w:t>
+      </w:r>
+    </w:p>
+    <w:p>
+      <w:r>
+        <w:t>________________________________________________________________</w:t>
+      </w:r>
+    </w:p>
+    <w:p>
+      <w:pPr>
+        <w:pStyle w:val="Heading3"/>
+      </w:pPr>
+      <w:r>
+        <w:t>Week 1 Test and reflect</w:t>
+      </w:r>
+    </w:p>
+    <w:p>
+      <w:pPr>
+        <w:pStyle w:val="Heading1"/>
+      </w:pPr>
+      <w:r>
+        <w:t>08. Extra practice · Design a revealing test</w:t>
+      </w:r>
+    </w:p>
+    <w:p>
+      <w:r>
+        <w:t>Keep this task’s complete inputs, stated rule and support record together.</w:t>
+      </w:r>
+    </w:p>
+    <w:p>
+      <w:pPr>
+        <w:pStyle w:val="Heading2"/>
+      </w:pPr>
+      <w:r>
+        <w:t>Task and evidence record</w:t>
+      </w:r>
+    </w:p>
+    <w:p>
+      <w:pPr>
+        <w:pStyle w:val="ListBullet"/>
+      </w:pPr>
+      <w:r>
+        <w:t>Create a changed input, boundary case or missing-information case. Write the expected answer or safe response before testing.</w:t>
+      </w:r>
+    </w:p>
+    <w:tbl>
+      <w:tblPr>
+        <w:tblStyle w:val="LightShading-Accent1"/>
+        <w:tblW w:type="auto" w:w="0"/>
+        <w:tblLook w:firstColumn="1" w:firstRow="1" w:lastColumn="0" w:lastRow="0" w:noHBand="0" w:noVBand="1" w:val="04A0"/>
+      </w:tblPr>
+      <w:tblGrid>
+        <w:gridCol w:w="5112"/>
+        <w:gridCol w:w="5112"/>
+      </w:tblGrid>
+      <w:tr>
+        <w:trPr>
+          <w:tblHeader/>
+        </w:trPr>
+        <w:tc>
+          <w:tcPr>
+            <w:tcW w:type="dxa" w:w="5112"/>
+          </w:tcPr>
+          <w:p>
+            <w:r>
+              <w:t>Test record</w:t>
+            </w:r>
+          </w:p>
+        </w:tc>
+        <w:tc>
+          <w:tcPr>
+            <w:tcW w:type="dxa" w:w="5112"/>
+          </w:tcPr>
+          <w:p>
+            <w:r>
+              <w:t>My evidence</w:t>
+            </w:r>
+          </w:p>
+        </w:tc>
+      </w:tr>
+      <w:tr>
+        <w:tc>
+          <w:tcPr>
+            <w:tcW w:type="dxa" w:w="5112"/>
+          </w:tcPr>
+          <w:p>
+            <w:r>
+              <w:t>Changed input or condition</w:t>
+            </w:r>
+          </w:p>
+        </w:tc>
+        <w:tc>
+          <w:tcPr>
+            <w:tcW w:type="dxa" w:w="5112"/>
+          </w:tcPr>
+          <w:p>
+            <w:r/>
+          </w:p>
+        </w:tc>
+      </w:tr>
+      <w:tr>
+        <w:tc>
+          <w:tcPr>
+            <w:tcW w:type="dxa" w:w="5112"/>
+          </w:tcPr>
+          <w:p>
+            <w:r>
+              <w:t>Expected answer or fallback</w:t>
+            </w:r>
+          </w:p>
+        </w:tc>
+        <w:tc>
+          <w:tcPr>
+            <w:tcW w:type="dxa" w:w="5112"/>
+          </w:tcPr>
+          <w:p>
+            <w:r/>
+          </w:p>
+        </w:tc>
+      </w:tr>
+      <w:tr>
+        <w:tc>
+          <w:tcPr>
+            <w:tcW w:type="dxa" w:w="5112"/>
+          </w:tcPr>
+          <w:p>
+            <w:r>
+              <w:t>Observed result</w:t>
+            </w:r>
+          </w:p>
+        </w:tc>
+        <w:tc>
+          <w:tcPr>
+            <w:tcW w:type="dxa" w:w="5112"/>
+          </w:tcPr>
+          <w:p>
+            <w:r/>
+          </w:p>
+        </w:tc>
+      </w:tr>
+      <w:tr>
+        <w:tc>
+          <w:tcPr>
+            <w:tcW w:type="dxa" w:w="5112"/>
+          </w:tcPr>
+          <w:p>
+            <w:r>
+              <w:t>Why the result occurred</w:t>
+            </w:r>
+          </w:p>
+        </w:tc>
+        <w:tc>
+          <w:tcPr>
+            <w:tcW w:type="dxa" w:w="5112"/>
+          </w:tcPr>
+          <w:p>
+            <w:r/>
+          </w:p>
+        </w:tc>
+      </w:tr>
+    </w:tbl>
+    <w:p>
+      <w:pPr>
+        <w:pStyle w:val="Heading1"/>
+      </w:pPr>
+      <w:r>
+        <w:t>11. Extra practice · Earlier transfer</w:t>
+      </w:r>
+    </w:p>
+    <w:p>
+      <w:r>
+        <w:t>Keep this task’s complete inputs, stated rule and support record together.</w:t>
+      </w:r>
+    </w:p>
+    <w:p>
+      <w:pPr>
+        <w:pStyle w:val="Heading2"/>
+      </w:pPr>
+      <w:r>
+        <w:t>Task and evidence record</w:t>
+      </w:r>
+    </w:p>
+    <w:p>
+      <w:pPr>
+        <w:pStyle w:val="ListBullet"/>
+      </w:pPr>
+      <w:r>
+        <w:t>A team labels photos, fits a model and celebrates one correct new photo. List the missing evaluation steps and define the intended use before testing.</w:t>
+      </w:r>
+    </w:p>
+    <w:p>
+      <w:pPr>
+        <w:pStyle w:val="Heading3"/>
+      </w:pPr>
+      <w:r>
+        <w:t>My independently reasoned answer</w:t>
+      </w:r>
+    </w:p>
+    <w:p>
+      <w:r>
+        <w:t>________________________________________________________________</w:t>
+      </w:r>
+    </w:p>
+    <w:p>
+      <w:r>
+        <w:t>________________________________________________________________</w:t>
+      </w:r>
+    </w:p>
+    <w:p>
+      <w:r>
+        <w:t>________________________________________________________________</w:t>
+      </w:r>
+    </w:p>
+    <w:p>
+      <w:r>
+        <w:t>________________________________________________________________</w:t>
+      </w:r>
+    </w:p>
+    <w:p>
+      <w:r>
+        <w:t>________________________________________________________________</w:t>
+      </w:r>
+    </w:p>
+    <w:p>
+      <w:r>
+        <w:t>________________________________________________________________</w:t>
+      </w:r>
+    </w:p>
+    <w:p>
+      <w:r>
+        <w:t>________________________________________________________________</w:t>
+      </w:r>
+    </w:p>
+    <w:p>
+      <w:pPr>
+        <w:pStyle w:val="ListBullet"/>
+      </w:pPr>
+      <w:r>
+        <w:t>Record support used: none, hint or teacher explanation.</w:t>
+      </w:r>
+    </w:p>
+    <w:p>
+      <w:pPr>
+        <w:pStyle w:val="Heading1"/>
+      </w:pPr>
+      <w:r>
+        <w:t>15. Reference · Earlier W4 record</w:t>
+      </w:r>
+    </w:p>
+    <w:p>
+      <w:r>
+        <w:t>Keep this task’s complete inputs, stated rule and support record together.</w:t>
+      </w:r>
+    </w:p>
+    <w:p>
+      <w:pPr>
+        <w:pStyle w:val="Heading2"/>
+      </w:pPr>
+      <w:r>
+        <w:t>Task and evidence record</w:t>
+      </w:r>
+    </w:p>
+    <w:p>
+      <w:pPr>
+        <w:pStyle w:val="ListBullet"/>
+      </w:pPr>
+      <w:r>
+        <w:t>New training cards are (width 2, label 0), (4, 0), (6, 1), (8, 1). Candidates are 3, 5 and 7. Predict 1 when width is at least the threshold. Count training mistakes, select the fewest with smaller threshold breaking ties, and record the choice before testing. Held out cards are (3, 0), (7, 1), (5, 0). Give each test prediction, the correct count and a limited conclusion.</w:t>
+      </w:r>
+    </w:p>
+    <w:p>
+      <w:pPr>
+        <w:pStyle w:val="Heading3"/>
+      </w:pPr>
+      <w:r>
+        <w:t>My reasoning and evidence</w:t>
+      </w:r>
+    </w:p>
+    <w:p>
+      <w:r>
+        <w:t>________________________________________________________________</w:t>
+      </w:r>
+    </w:p>
+    <w:p>
+      <w:r>
+        <w:t>________________________________________________________________</w:t>
+      </w:r>
+    </w:p>
+    <w:p>
+      <w:r>
+        <w:t>________________________________________________________________</w:t>
+      </w:r>
+    </w:p>
+    <w:p>
+      <w:r>
+        <w:t>________________________________________________________________</w:t>
+      </w:r>
+    </w:p>
+    <w:p>
+      <w:r>
+        <w:t>________________________________________________________________</w:t>
+      </w:r>
+    </w:p>
+    <w:p>
+      <w:r>
+        <w:t>________________________________________________________________</w:t>
+      </w:r>
+    </w:p>
+    <w:p>
+      <w:r>
+        <w:t>________________________________________________________________</w:t>
+      </w:r>
+    </w:p>
+    <w:p>
+      <w:r>
+        <w:t>________________________________________________________________</w:t>
+      </w:r>
+    </w:p>
+    <w:p>
+      <w:pPr>
+        <w:pStyle w:val="Heading1"/>
+      </w:pPr>
+      <w:r>
+        <w:t>18. Extra practice · Pictured case</w:t>
+      </w:r>
+    </w:p>
+    <w:p>
+      <w:r>
+        <w:t>Keep this task’s complete inputs, stated rule and support record together.</w:t>
+      </w:r>
+    </w:p>
+    <w:p>
+      <w:pPr>
+        <w:pStyle w:val="Heading2"/>
+      </w:pPr>
+      <w:r>
+        <w:t>Task and evidence record</w:t>
+      </w:r>
+    </w:p>
+    <w:p>
+      <w:pPr>
+        <w:pStyle w:val="ListBullet"/>
+      </w:pPr>
+      <w:r>
         <w:t>Follow one complete plant-classifier lifecycle without tuning on the final test.</w:t>
       </w:r>
     </w:p>
     <w:p>
       <w:pPr>
-        <w:spacing w:line="336" w:lineRule="auto" w:after="180"/>
-      </w:pPr>
-      <w:r>
-        <w:rPr>
-          <w:b w:val="0"/>
-        </w:rPr>
-        <w:t xml:space="preserve">Toy </w:t>
-      </w:r>
-      <w:r>
-        <w:rPr>
-          <w:b/>
-        </w:rPr>
-        <w:t>training</w:t>
-      </w:r>
-      <w:r>
-        <w:rPr>
-          <w:b w:val="0"/>
-        </w:rPr>
-        <w:t xml:space="preserve"> leaves have widths 1 healthy, 3 healthy, 5 spotted, 7 spotted. Candidates predict spotted at width&gt;=2 or &gt;=4.</w:t>
-      </w:r>
-    </w:p>
-    <w:p>
-      <w:pPr>
-        <w:spacing w:line="336" w:lineRule="auto" w:after="180"/>
-      </w:pPr>
-      <w:r>
-        <w:rPr>
-          <w:b w:val="0"/>
-        </w:rPr>
-        <w:t xml:space="preserve">All </w:t>
-      </w:r>
-      <w:r>
-        <w:rPr>
-          <w:b/>
-        </w:rPr>
-        <w:t>input</w:t>
-      </w:r>
-      <w:r>
-        <w:rPr>
-          <w:b w:val="0"/>
-        </w:rPr>
-        <w:t>s and outcomes in this worked example are invented classroom data; no real model run is claimed.</w:t>
+        <w:pStyle w:val="ListBullet"/>
+      </w:pPr>
+      <w:r>
+        <w:t>Toy training leaves have widths 1 healthy, 3 healthy, 5 spotted, 7 spotted. Candidates predict spotted at width&gt;=2 or &gt;=4.</w:t>
+      </w:r>
+    </w:p>
+    <w:p>
+      <w:pPr>
+        <w:pStyle w:val="ListBullet"/>
+      </w:pPr>
+      <w:r>
+        <w:t>All inputs and outcomes in this worked example are invented classroom data; no real model run is claimed.</w:t>
       </w:r>
     </w:p>
     <w:p>
@@ -1890,25 +1569,10 @@
     </w:p>
     <w:p>
       <w:pPr>
-        <w:spacing w:line="336" w:lineRule="auto" w:after="180"/>
-      </w:pPr>
-      <w:r>
-        <w:rPr>
-          <w:b w:val="0"/>
-        </w:rPr>
-        <w:t xml:space="preserve">Should the team silently retune on the changed test? Point to the relevant step in the picture, then write the changed result and the rule or </w:t>
-      </w:r>
-      <w:r>
-        <w:rPr>
-          <w:b/>
-        </w:rPr>
-        <w:t>evidence</w:t>
-      </w:r>
-      <w:r>
-        <w:rPr>
-          <w:b w:val="0"/>
-        </w:rPr>
-        <w:t xml:space="preserve"> that supports it.</w:t>
+        <w:pStyle w:val="ListBullet"/>
+      </w:pPr>
+      <w:r>
+        <w:t>Should the team silently retune on the changed test? Point to the relevant step in the picture, then write the changed result and the rule or evidence that supports it.</w:t>
       </w:r>
     </w:p>
     <w:p>
@@ -1951,74 +1615,18 @@
     </w:p>
     <w:p>
       <w:pPr>
-        <w:pStyle w:val="Heading3"/>
-      </w:pPr>
-      <w:r>
-        <w:t>Record the help used</w:t>
-      </w:r>
-    </w:p>
-    <w:p>
-      <w:pPr>
-        <w:spacing w:line="336" w:lineRule="auto" w:after="180"/>
-        <w:shd w:fill="F1F6F8"/>
-      </w:pPr>
-      <w:r>
-        <w:rPr>
-          <w:b w:val="0"/>
-        </w:rPr>
-        <w:t xml:space="preserve">Support used: alone / hint / worked example. This record is practice </w:t>
-      </w:r>
-      <w:r>
-        <w:rPr>
-          <w:b/>
-        </w:rPr>
-        <w:t>evidence</w:t>
-      </w:r>
-      <w:r>
-        <w:rPr>
-          <w:b w:val="0"/>
-        </w:rPr>
-        <w:t>.</w:t>
-      </w:r>
-    </w:p>
-    <w:p>
-      <w:pPr>
-        <w:spacing w:line="336" w:lineRule="auto" w:after="180"/>
-      </w:pPr>
-      <w:r>
-        <w:rPr>
-          <w:b w:val="0"/>
-        </w:rPr>
-        <w:t xml:space="preserve">Project connection: For your Responsible Plant Classifier, save the </w:t>
-      </w:r>
-      <w:r>
-        <w:rPr>
-          <w:b/>
-        </w:rPr>
-        <w:t>input</w:t>
-      </w:r>
-      <w:r>
-        <w:rPr>
-          <w:b w:val="0"/>
-        </w:rPr>
-        <w:t>, procedure, observed result and limitation of this check.</w:t>
-      </w:r>
-    </w:p>
-    <w:p>
-      <w:pPr>
-        <w:spacing w:line="336" w:lineRule="auto" w:after="180"/>
-      </w:pPr>
-      <w:r>
-        <w:rPr>
-          <w:b/>
-        </w:rPr>
-        <w:t>Label</w:t>
-      </w:r>
-      <w:r>
-        <w:rPr>
-          <w:b w:val="0"/>
-        </w:rPr>
-        <w:t xml:space="preserve"> this worked example as practice; use a different, previously unreviewed case when checking independent understanding.</w:t>
+        <w:pStyle w:val="ListBullet"/>
+      </w:pPr>
+      <w:r>
+        <w:t>Support used: alone / hint / worked example. This record is practice evidence.</w:t>
+      </w:r>
+    </w:p>
+    <w:p>
+      <w:pPr>
+        <w:pStyle w:val="ListBullet"/>
+      </w:pPr>
+      <w:r>
+        <w:t>Project connection: For your Responsible Plant Classifier, save the input, procedure, observed result and limitation of this check. Label this worked example as practice; use a different, previously unreviewed case when checking independent understanding.</w:t>
       </w:r>
     </w:p>
     <w:p>
@@ -2026,86 +1634,44 @@
         <w:pStyle w:val="Heading1"/>
       </w:pPr>
       <w:r>
-        <w:t>19. Project portfolio milestone</w:t>
-      </w:r>
-    </w:p>
-    <w:p>
-      <w:r>
-        <w:t>Keep this week’s input, deciding step, result and limit together in the Responsible Plant Classifier record.</w:t>
-      </w:r>
-    </w:p>
-    <w:p>
-      <w:pPr>
-        <w:spacing w:line="336" w:lineRule="auto" w:after="180"/>
-      </w:pPr>
-      <w:r>
-        <w:rPr>
-          <w:b w:val="0"/>
-        </w:rPr>
+        <w:t>19. Reference · Project portfolio milestone</w:t>
+      </w:r>
+    </w:p>
+    <w:p>
+      <w:r>
+        <w:t>Keep this task’s complete inputs, stated rule and support record together.</w:t>
+      </w:r>
+    </w:p>
+    <w:p>
+      <w:pPr>
+        <w:pStyle w:val="Heading2"/>
+      </w:pPr>
+      <w:r>
+        <w:t>Task and evidence record</w:t>
+      </w:r>
+    </w:p>
+    <w:p>
+      <w:pPr>
+        <w:pStyle w:val="ListBullet"/>
+      </w:pPr>
+      <w:r>
         <w:t>Project: Responsible Plant Classifier</w:t>
       </w:r>
     </w:p>
     <w:p>
       <w:pPr>
-        <w:spacing w:line="336" w:lineRule="auto" w:after="180"/>
-      </w:pPr>
-      <w:r>
-        <w:rPr>
-          <w:b w:val="0"/>
-        </w:rPr>
-        <w:t xml:space="preserve">Current milestone: Frame the need. Name the user, the problem, allowed </w:t>
-      </w:r>
-      <w:r>
-        <w:rPr>
-          <w:b/>
-        </w:rPr>
-        <w:t>input</w:t>
-      </w:r>
-      <w:r>
-        <w:rPr>
-          <w:b w:val="0"/>
-        </w:rPr>
-        <w:t>s and a safe simple starting method.</w:t>
-      </w:r>
-    </w:p>
-    <w:p>
-      <w:pPr>
-        <w:spacing w:line="336" w:lineRule="auto" w:after="180"/>
-      </w:pPr>
-      <w:r>
-        <w:rPr>
-          <w:b w:val="0"/>
-        </w:rPr>
-        <w:t xml:space="preserve">For your Responsible Plant Classifier, save the </w:t>
-      </w:r>
-      <w:r>
-        <w:rPr>
-          <w:b/>
-        </w:rPr>
-        <w:t>input</w:t>
-      </w:r>
-      <w:r>
-        <w:rPr>
-          <w:b w:val="0"/>
-        </w:rPr>
-        <w:t>, procedure, observed result and limitation of this check.</w:t>
-      </w:r>
-    </w:p>
-    <w:p>
-      <w:pPr>
-        <w:spacing w:line="336" w:lineRule="auto" w:after="180"/>
-      </w:pPr>
-      <w:r>
-        <w:rPr>
-          <w:b/>
-        </w:rPr>
-        <w:t>Label</w:t>
-      </w:r>
-      <w:r>
-        <w:rPr>
-          <w:b w:val="0"/>
-        </w:rPr>
-        <w:t xml:space="preserve"> this worked example as practice; use a different, previously unreviewed case when checking independent understanding.</w:t>
+        <w:pStyle w:val="ListBullet"/>
+      </w:pPr>
+      <w:r>
+        <w:t>Current milestone: Frame the need. Name the user, the problem, allowed inputs and a safe simple starting method.</w:t>
+      </w:r>
+    </w:p>
+    <w:p>
+      <w:pPr>
+        <w:pStyle w:val="ListBullet"/>
+      </w:pPr>
+      <w:r>
+        <w:t>For your Responsible Plant Classifier, save the input, procedure, observed result and limitation of this check. Label this worked example as practice; use a different, previously unreviewed case when checking independent understanding.</w:t>
       </w:r>
     </w:p>
     <w:tbl>
@@ -2262,12 +1828,481 @@
         <w:pStyle w:val="Heading1"/>
       </w:pPr>
       <w:r>
-        <w:t>20. Supported practice and learning evidence</w:t>
-      </w:r>
-    </w:p>
-    <w:p>
-      <w:r>
-        <w:t>Try the supported questions before comparing with hints and feedback. Record what you repaired and the evidence you retained.</w:t>
+        <w:t>20. Extra practice · Predict, check and repair</w:t>
+      </w:r>
+    </w:p>
+    <w:p>
+      <w:r>
+        <w:t>Keep supported feedback separate from the reserved independent case.</w:t>
+      </w:r>
+    </w:p>
+    <w:p>
+      <w:pPr>
+        <w:pStyle w:val="Heading2"/>
+      </w:pPr>
+      <w:r>
+        <w:t>First supported question and hint</w:t>
+      </w:r>
+    </w:p>
+    <w:p>
+      <w:pPr>
+        <w:pStyle w:val="ListBullet"/>
+      </w:pPr>
+      <w:r>
+        <w:t>Follow one complete plant-classifier lifecycle without tuning on the final test.</w:t>
+      </w:r>
+    </w:p>
+    <w:p>
+      <w:pPr>
+        <w:pStyle w:val="Heading3"/>
+      </w:pPr>
+      <w:r>
+        <w:t>Practice 1: explain the deciding evidence</w:t>
+      </w:r>
+    </w:p>
+    <w:p>
+      <w:pPr>
+        <w:pStyle w:val="ListBullet"/>
+      </w:pPr>
+      <w:r>
+        <w:t>Which labelled step matches this detail? Fresh leaves width 2 healthy and 6 spotted are both predicted correctly: 2/2.</w:t>
+      </w:r>
+    </w:p>
+    <w:p>
+      <w:pPr>
+        <w:pStyle w:val="ListBullet"/>
+      </w:pPr>
+      <w:r>
+        <w:t>1. Test once</w:t>
+      </w:r>
+    </w:p>
+    <w:p>
+      <w:pPr>
+        <w:pStyle w:val="ListBullet"/>
+      </w:pPr>
+      <w:r>
+        <w:t>2. Freeze candidate</w:t>
+      </w:r>
+    </w:p>
+    <w:p>
+      <w:pPr>
+        <w:pStyle w:val="ListBullet"/>
+      </w:pPr>
+      <w:r>
+        <w:t>3. Fit using training</w:t>
+      </w:r>
+    </w:p>
+    <w:p>
+      <w:pPr>
+        <w:pStyle w:val="Heading3"/>
+      </w:pPr>
+      <w:r>
+        <w:t>My selected conclusion, deciding fact and explanation</w:t>
+      </w:r>
+    </w:p>
+    <w:p>
+      <w:r>
+        <w:t>________________________________________________________________</w:t>
+      </w:r>
+    </w:p>
+    <w:p>
+      <w:r>
+        <w:t>________________________________________________________________</w:t>
+      </w:r>
+    </w:p>
+    <w:p>
+      <w:r>
+        <w:t>________________________________________________________________</w:t>
+      </w:r>
+    </w:p>
+    <w:p>
+      <w:r>
+        <w:t>________________________________________________________________</w:t>
+      </w:r>
+    </w:p>
+    <w:p>
+      <w:r>
+        <w:t>________________________________________________________________</w:t>
+      </w:r>
+    </w:p>
+    <w:p>
+      <w:pPr>
+        <w:pStyle w:val="ListBullet"/>
+      </w:pPr>
+      <w:r>
+        <w:t>Hint if needed: Read the steps in the pictorial case. Match the supplied detail to the stage that performs or records it.</w:t>
+      </w:r>
+    </w:p>
+    <w:p>
+      <w:pPr>
+        <w:pStyle w:val="Heading2"/>
+      </w:pPr>
+      <w:r>
+        <w:t>Check the first explanation · reference / check after trying</w:t>
+      </w:r>
+    </w:p>
+    <w:p>
+      <w:pPr>
+        <w:spacing w:line="336" w:lineRule="auto" w:after="180"/>
+      </w:pPr>
+      <w:r>
+        <w:rPr>
+          <w:b w:val="0"/>
+        </w:rPr>
+        <w:t>After your attempt, compare with the supported explanation: Test once Fresh leaves width 2 healthy and 6 spotted are both predicted correctly: 2/2. Read the picture in order.</w:t>
+      </w:r>
+    </w:p>
+    <w:p>
+      <w:pPr>
+        <w:spacing w:line="336" w:lineRule="auto" w:after="180"/>
+      </w:pPr>
+      <w:r>
+        <w:rPr>
+          <w:b w:val="0"/>
+        </w:rPr>
+        <w:t xml:space="preserve">Fresh leaves width 2 healthy and 6 spotted are both predicted correctly: 2/2. The arrows show which recorded </w:t>
+      </w:r>
+      <w:r>
+        <w:rPr>
+          <w:b/>
+        </w:rPr>
+        <w:t>input</w:t>
+      </w:r>
+      <w:r>
+        <w:rPr>
+          <w:b w:val="0"/>
+        </w:rPr>
+        <w:t xml:space="preserve"> or intermediate result each decision uses.</w:t>
+      </w:r>
+    </w:p>
+    <w:p>
+      <w:pPr>
+        <w:spacing w:line="336" w:lineRule="auto" w:after="180"/>
+      </w:pPr>
+      <w:r>
+        <w:rPr>
+          <w:b w:val="0"/>
+        </w:rPr>
+        <w:t>Explain the deciding step aloud before checking the changed case; pointing to the final answer alone does not show how it follows.</w:t>
+      </w:r>
+    </w:p>
+    <w:p>
+      <w:pPr>
+        <w:pStyle w:val="Heading2"/>
+      </w:pPr>
+      <w:r>
+        <w:t>Changed-case question and hint</w:t>
+      </w:r>
+    </w:p>
+    <w:p>
+      <w:pPr>
+        <w:pStyle w:val="Heading3"/>
+      </w:pPr>
+      <w:r>
+        <w:t>Practice 2: explain the deciding evidence</w:t>
+      </w:r>
+    </w:p>
+    <w:p>
+      <w:pPr>
+        <w:pStyle w:val="ListBullet"/>
+      </w:pPr>
+      <w:r>
+        <w:t>Changed-case practice: The fresh width-6 leaf is actually healthy. Which conclusion is supported by the supplied facts?</w:t>
+      </w:r>
+    </w:p>
+    <w:p>
+      <w:pPr>
+        <w:pStyle w:val="ListBullet"/>
+      </w:pPr>
+      <w:r>
+        <w:t>1. We can decide the result without examining the changed input or the procedure.</w:t>
+      </w:r>
+    </w:p>
+    <w:p>
+      <w:pPr>
+        <w:pStyle w:val="ListBullet"/>
+      </w:pPr>
+      <w:r>
+        <w:t>2. This one example guarantees correct results for every future input.</w:t>
+      </w:r>
+    </w:p>
+    <w:p>
+      <w:pPr>
+        <w:pStyle w:val="ListBullet"/>
+      </w:pPr>
+      <w:r>
+        <w:t>3. The frozen model is correct on 1/2 test leaves.</w:t>
+      </w:r>
+    </w:p>
+    <w:p>
+      <w:pPr>
+        <w:pStyle w:val="Heading3"/>
+      </w:pPr>
+      <w:r>
+        <w:t>My selected conclusion, deciding fact and explanation</w:t>
+      </w:r>
+    </w:p>
+    <w:p>
+      <w:r>
+        <w:t>________________________________________________________________</w:t>
+      </w:r>
+    </w:p>
+    <w:p>
+      <w:r>
+        <w:t>________________________________________________________________</w:t>
+      </w:r>
+    </w:p>
+    <w:p>
+      <w:r>
+        <w:t>________________________________________________________________</w:t>
+      </w:r>
+    </w:p>
+    <w:p>
+      <w:r>
+        <w:t>________________________________________________________________</w:t>
+      </w:r>
+    </w:p>
+    <w:p>
+      <w:r>
+        <w:t>________________________________________________________________</w:t>
+      </w:r>
+    </w:p>
+    <w:p>
+      <w:pPr>
+        <w:pStyle w:val="ListBullet"/>
+      </w:pPr>
+      <w:r>
+        <w:t>Hint if needed: Use the changed condition and the deciding step in the pictorial trace. The answer must say what follows from those facts.</w:t>
+      </w:r>
+    </w:p>
+    <w:p>
+      <w:pPr>
+        <w:pStyle w:val="Heading2"/>
+      </w:pPr>
+      <w:r>
+        <w:t>Check the changed explanation · reference / check after trying</w:t>
+      </w:r>
+    </w:p>
+    <w:p>
+      <w:pPr>
+        <w:spacing w:line="336" w:lineRule="auto" w:after="180"/>
+      </w:pPr>
+      <w:r>
+        <w:rPr>
+          <w:b w:val="0"/>
+        </w:rPr>
+        <w:t xml:space="preserve">After your attempt, compare with the supported explanation: The frozen model is correct on 1/2 test leaves. The supplied reference changed; moving the cutoff after seeing this test would reuse final </w:t>
+      </w:r>
+      <w:r>
+        <w:rPr>
+          <w:b/>
+        </w:rPr>
+        <w:t>evidence</w:t>
+      </w:r>
+      <w:r>
+        <w:rPr>
+          <w:b w:val="0"/>
+        </w:rPr>
+        <w:t xml:space="preserve"> for development.</w:t>
+      </w:r>
+    </w:p>
+    <w:p>
+      <w:pPr>
+        <w:pStyle w:val="Heading2"/>
+      </w:pPr>
+      <w:r>
+        <w:t>Repair and keep the record</w:t>
+      </w:r>
+    </w:p>
+    <w:p>
+      <w:pPr>
+        <w:spacing w:line="336" w:lineRule="auto" w:after="180"/>
+      </w:pPr>
+      <w:r>
+        <w:rPr>
+          <w:b w:val="0"/>
+        </w:rPr>
+        <w:t xml:space="preserve">Review Creator Defense (ai-3/36). Goal: Explain the </w:t>
+      </w:r>
+      <w:r>
+        <w:rPr>
+          <w:b/>
+        </w:rPr>
+        <w:t>mechanism</w:t>
+      </w:r>
+      <w:r>
+        <w:rPr>
+          <w:b w:val="0"/>
+        </w:rPr>
+        <w:t xml:space="preserve"> and terminology of generative systems defense. Short practice: Which numbers would you display to make the defense honest?</w:t>
+      </w:r>
+    </w:p>
+    <w:p>
+      <w:pPr>
+        <w:spacing w:line="336" w:lineRule="auto" w:after="180"/>
+      </w:pPr>
+      <w:r>
+        <w:rPr>
+          <w:b w:val="0"/>
+        </w:rPr>
+        <w:t xml:space="preserve">Point to the relevant step in the picture, then write the changed result and the rule or </w:t>
+      </w:r>
+      <w:r>
+        <w:rPr>
+          <w:b/>
+        </w:rPr>
+        <w:t>evidence</w:t>
+      </w:r>
+      <w:r>
+        <w:rPr>
+          <w:b w:val="0"/>
+        </w:rPr>
+        <w:t xml:space="preserve"> that supports it.. Return to this week and explain what you changed.</w:t>
+      </w:r>
+    </w:p>
+    <w:p>
+      <w:pPr>
+        <w:spacing w:line="336" w:lineRule="auto" w:after="180"/>
+      </w:pPr>
+      <w:r>
+        <w:rPr>
+          <w:b w:val="0"/>
+        </w:rPr>
+        <w:t xml:space="preserve">The browser lab lets you edit the supported Python examples already included in this lesson. Predict first, run, inspect the actual </w:t>
+      </w:r>
+      <w:r>
+        <w:rPr>
+          <w:b/>
+        </w:rPr>
+        <w:t>output</w:t>
+      </w:r>
+      <w:r>
+        <w:rPr>
+          <w:b w:val="0"/>
+        </w:rPr>
+        <w:t xml:space="preserve"> or error, change one </w:t>
+      </w:r>
+      <w:r>
+        <w:rPr>
+          <w:b/>
+        </w:rPr>
+        <w:t>input</w:t>
+      </w:r>
+      <w:r>
+        <w:rPr>
+          <w:b w:val="0"/>
+        </w:rPr>
+        <w:t>, then run again.</w:t>
+      </w:r>
+    </w:p>
+    <w:p>
+      <w:pPr>
+        <w:spacing w:line="336" w:lineRule="auto" w:after="180"/>
+      </w:pPr>
+      <w:r>
+        <w:rPr>
+          <w:b w:val="0"/>
+        </w:rPr>
+        <w:t xml:space="preserve">Keep code, </w:t>
+      </w:r>
+      <w:r>
+        <w:rPr>
+          <w:b/>
+        </w:rPr>
+        <w:t>prediction</w:t>
+      </w:r>
+      <w:r>
+        <w:rPr>
+          <w:b w:val="0"/>
+        </w:rPr>
+        <w:t xml:space="preserve">s, actual results and a reasoned revision together. On paper, </w:t>
+      </w:r>
+      <w:r>
+        <w:rPr>
+          <w:b/>
+        </w:rPr>
+        <w:t>label</w:t>
+      </w:r>
+      <w:r>
+        <w:rPr>
+          <w:b w:val="0"/>
+        </w:rPr>
+        <w:t xml:space="preserve"> your result as a trace rather than an execution.</w:t>
+      </w:r>
+    </w:p>
+    <w:p>
+      <w:pPr>
+        <w:spacing w:line="336" w:lineRule="auto" w:after="180"/>
+      </w:pPr>
+      <w:r>
+        <w:rPr>
+          <w:b w:val="0"/>
+        </w:rPr>
+        <w:t xml:space="preserve">Use Download completed work in the hosted lesson to export your answers, reflections, practice feedback and code-run </w:t>
+      </w:r>
+      <w:r>
+        <w:rPr>
+          <w:b/>
+        </w:rPr>
+        <w:t>evidence</w:t>
+      </w:r>
+      <w:r>
+        <w:rPr>
+          <w:b w:val="0"/>
+        </w:rPr>
+        <w:t>. Open the HTML copy to read or print it.</w:t>
+      </w:r>
+    </w:p>
+    <w:p>
+      <w:pPr>
+        <w:spacing w:line="336" w:lineRule="auto" w:after="180"/>
+      </w:pPr>
+      <w:r>
+        <w:rPr>
+          <w:b w:val="0"/>
+        </w:rPr>
+        <w:t>Drafts stay in this browser when storage is available; clear drafts on a shared device.</w:t>
+      </w:r>
+    </w:p>
+    <w:p>
+      <w:pPr>
+        <w:pStyle w:val="Heading3"/>
+      </w:pPr>
+      <w:r>
+        <w:t>What I repaired, the evidence I kept and the next test</w:t>
+      </w:r>
+    </w:p>
+    <w:p>
+      <w:r>
+        <w:t>________________________________________________________________</w:t>
+      </w:r>
+    </w:p>
+    <w:p>
+      <w:r>
+        <w:t>________________________________________________________________</w:t>
+      </w:r>
+    </w:p>
+    <w:p>
+      <w:r>
+        <w:t>________________________________________________________________</w:t>
+      </w:r>
+    </w:p>
+    <w:p>
+      <w:r>
+        <w:t>________________________________________________________________</w:t>
+      </w:r>
+    </w:p>
+    <w:p>
+      <w:r>
+        <w:t>________________________________________________________________</w:t>
+      </w:r>
+    </w:p>
+    <w:p>
+      <w:pPr>
+        <w:pStyle w:val="Heading2"/>
+      </w:pPr>
+      <w:r>
+        <w:t>Earlier wording, alternatives and picture transcripts · reference / check after trying</w:t>
       </w:r>
     </w:p>
     <w:p>
@@ -2283,86 +2318,10 @@
     </w:p>
     <w:p>
       <w:pPr>
-        <w:spacing w:line="336" w:lineRule="auto" w:after="180"/>
-      </w:pPr>
-      <w:r>
-        <w:rPr>
-          <w:b w:val="0"/>
-        </w:rPr>
-        <w:t>Follow one complete plant-classifier lifecycle without tuning on the final test.</w:t>
-      </w:r>
-    </w:p>
-    <w:p>
-      <w:pPr>
         <w:pStyle w:val="Heading3"/>
       </w:pPr>
       <w:r>
-        <w:t>Practice 1: explain the deciding evidence</w:t>
-      </w:r>
-    </w:p>
-    <w:p>
-      <w:pPr>
-        <w:spacing w:line="336" w:lineRule="auto" w:after="180"/>
-      </w:pPr>
-      <w:r>
-        <w:rPr>
-          <w:b w:val="0"/>
-        </w:rPr>
-        <w:t xml:space="preserve">Which </w:t>
-      </w:r>
-      <w:r>
-        <w:rPr>
-          <w:b/>
-        </w:rPr>
-        <w:t>label</w:t>
-      </w:r>
-      <w:r>
-        <w:rPr>
-          <w:b w:val="0"/>
-        </w:rPr>
-        <w:t>led step matches this detail? Fresh leaves width 2 healthy and 6 spotted are both predicted correctly: 2/2.</w:t>
-      </w:r>
-    </w:p>
-    <w:p>
-      <w:pPr>
-        <w:spacing w:line="336" w:lineRule="auto" w:after="180"/>
-        <w:shd w:fill="F4F9FC"/>
-      </w:pPr>
-      <w:r>
-        <w:rPr>
-          <w:b w:val="0"/>
-        </w:rPr>
-        <w:t>1. Test once</w:t>
-      </w:r>
-    </w:p>
-    <w:p>
-      <w:pPr>
-        <w:spacing w:line="336" w:lineRule="auto" w:after="180"/>
-        <w:shd w:fill="F4F9FC"/>
-      </w:pPr>
-      <w:r>
-        <w:rPr>
-          <w:b w:val="0"/>
-        </w:rPr>
-        <w:t>2. Freeze candidate</w:t>
-      </w:r>
-    </w:p>
-    <w:p>
-      <w:pPr>
-        <w:spacing w:line="336" w:lineRule="auto" w:after="180"/>
-        <w:shd w:fill="F4F9FC"/>
-      </w:pPr>
-      <w:r>
-        <w:rPr>
-          <w:b w:val="0"/>
-        </w:rPr>
-        <w:t xml:space="preserve">3. Fit using </w:t>
-      </w:r>
-      <w:r>
-        <w:rPr>
-          <w:b/>
-        </w:rPr>
-        <w:t>training</w:t>
+        <w:t>Repair a missing building block</w:t>
       </w:r>
     </w:p>
     <w:p>
@@ -2370,32 +2329,7 @@
         <w:pStyle w:val="Heading3"/>
       </w:pPr>
       <w:r>
-        <w:t>My selected conclusion, deciding fact and explanation</w:t>
-      </w:r>
-    </w:p>
-    <w:p>
-      <w:r>
-        <w:t>________________________________________________________________</w:t>
-      </w:r>
-    </w:p>
-    <w:p>
-      <w:r>
-        <w:t>________________________________________________________________</w:t>
-      </w:r>
-    </w:p>
-    <w:p>
-      <w:r>
-        <w:t>________________________________________________________________</w:t>
-      </w:r>
-    </w:p>
-    <w:p>
-      <w:r>
-        <w:t>________________________________________________________________</w:t>
-      </w:r>
-    </w:p>
-    <w:p>
-      <w:r>
-        <w:t>________________________________________________________________</w:t>
+        <w:t>Predict, run and debug</w:t>
       </w:r>
     </w:p>
     <w:p>
@@ -2403,473 +2337,25 @@
         <w:pStyle w:val="Heading3"/>
       </w:pPr>
       <w:r>
-        <w:t>Hint · try first</w:t>
-      </w:r>
-    </w:p>
-    <w:p>
-      <w:pPr>
-        <w:spacing w:line="336" w:lineRule="auto" w:after="180"/>
-        <w:shd w:fill="F1F6F8"/>
-      </w:pPr>
-      <w:r>
-        <w:rPr>
-          <w:b w:val="0"/>
-        </w:rPr>
-        <w:t>Hint if needed: Read the steps in the pictorial case. Match the supplied detail to the stage that performs or records it.</w:t>
-      </w:r>
-    </w:p>
-    <w:p>
-      <w:pPr>
-        <w:pStyle w:val="Heading3"/>
-      </w:pPr>
-      <w:r>
-        <w:t>Feedback · compare after trying</w:t>
-      </w:r>
-    </w:p>
-    <w:p>
-      <w:pPr>
-        <w:spacing w:line="336" w:lineRule="auto" w:after="180"/>
-        <w:shd w:fill="F1F6FC"/>
-      </w:pPr>
-      <w:r>
-        <w:rPr>
-          <w:b w:val="0"/>
-        </w:rPr>
-        <w:t>After your attempt, compare with the supported explanation: Test once Fresh leaves width 2 healthy and 6 spotted are both predicted correctly: 2/2. Read the picture in order.</w:t>
-      </w:r>
-    </w:p>
-    <w:p>
-      <w:pPr>
-        <w:spacing w:line="336" w:lineRule="auto" w:after="180"/>
-        <w:shd w:fill="F1F6FC"/>
-      </w:pPr>
-      <w:r>
-        <w:rPr>
-          <w:b w:val="0"/>
-        </w:rPr>
-        <w:t xml:space="preserve">Fresh leaves width 2 healthy and 6 spotted are both predicted correctly: 2/2. The arrows show which recorded </w:t>
-      </w:r>
-      <w:r>
-        <w:rPr>
-          <w:b/>
-        </w:rPr>
-        <w:t>input</w:t>
-      </w:r>
-      <w:r>
-        <w:rPr>
-          <w:b w:val="0"/>
-        </w:rPr>
-        <w:t xml:space="preserve"> or intermediate result each decision uses.</w:t>
-      </w:r>
-    </w:p>
-    <w:p>
-      <w:pPr>
-        <w:spacing w:line="336" w:lineRule="auto" w:after="180"/>
-        <w:shd w:fill="F1F6FC"/>
-      </w:pPr>
-      <w:r>
-        <w:rPr>
-          <w:b w:val="0"/>
-        </w:rPr>
-        <w:t>Explain the deciding step aloud before checking the changed case; pointing to the final answer alone does not show how it follows.</w:t>
-      </w:r>
-    </w:p>
-    <w:p>
-      <w:pPr>
-        <w:pStyle w:val="Heading3"/>
-      </w:pPr>
-      <w:r>
-        <w:t>Practice 2: explain the deciding evidence</w:t>
-      </w:r>
-    </w:p>
-    <w:p>
-      <w:pPr>
-        <w:pStyle w:val="Heading3"/>
-      </w:pPr>
-      <w:r>
-        <w:t>Changed case · predict first</w:t>
-      </w:r>
-    </w:p>
-    <w:p>
-      <w:pPr>
-        <w:spacing w:line="336" w:lineRule="auto" w:after="180"/>
-        <w:shd w:fill="F5F1FB"/>
-      </w:pPr>
-      <w:r>
-        <w:rPr>
-          <w:b w:val="0"/>
-        </w:rPr>
-        <w:t>Changed-case practice: The fresh width-6 leaf is actually healthy. Which conclusion is supported by the supplied facts?</w:t>
-      </w:r>
-    </w:p>
-    <w:p>
-      <w:pPr>
-        <w:spacing w:line="336" w:lineRule="auto" w:after="180"/>
-        <w:shd w:fill="F4F9FC"/>
-      </w:pPr>
-      <w:r>
-        <w:rPr>
-          <w:b w:val="0"/>
-        </w:rPr>
-        <w:t xml:space="preserve">1. We can decide the result without examining the changed </w:t>
-      </w:r>
-      <w:r>
-        <w:rPr>
-          <w:b/>
-        </w:rPr>
-        <w:t>input</w:t>
-      </w:r>
-      <w:r>
-        <w:rPr>
-          <w:b w:val="0"/>
-        </w:rPr>
-        <w:t xml:space="preserve"> or the procedure.</w:t>
-      </w:r>
-    </w:p>
-    <w:p>
-      <w:pPr>
-        <w:spacing w:line="336" w:lineRule="auto" w:after="180"/>
-        <w:shd w:fill="F4F9FC"/>
-      </w:pPr>
-      <w:r>
-        <w:rPr>
-          <w:b w:val="0"/>
-        </w:rPr>
-        <w:t xml:space="preserve">2. This one example guarantees correct results for every future </w:t>
-      </w:r>
-      <w:r>
-        <w:rPr>
-          <w:b/>
-        </w:rPr>
-        <w:t>input</w:t>
-      </w:r>
-      <w:r>
-        <w:rPr>
-          <w:b w:val="0"/>
-        </w:rPr>
-        <w:t>.</w:t>
-      </w:r>
-    </w:p>
-    <w:p>
-      <w:pPr>
-        <w:spacing w:line="336" w:lineRule="auto" w:after="180"/>
-        <w:shd w:fill="F4F9FC"/>
-      </w:pPr>
-      <w:r>
-        <w:rPr>
-          <w:b w:val="0"/>
-        </w:rPr>
-        <w:t>3. The frozen model is correct on 1/2 test leaves.</w:t>
-      </w:r>
-    </w:p>
-    <w:p>
-      <w:pPr>
-        <w:pStyle w:val="Heading3"/>
-      </w:pPr>
-      <w:r>
-        <w:t>My selected conclusion, deciding fact and explanation</w:t>
-      </w:r>
-    </w:p>
-    <w:p>
-      <w:r>
-        <w:t>________________________________________________________________</w:t>
-      </w:r>
-    </w:p>
-    <w:p>
-      <w:r>
-        <w:t>________________________________________________________________</w:t>
-      </w:r>
-    </w:p>
-    <w:p>
-      <w:r>
-        <w:t>________________________________________________________________</w:t>
-      </w:r>
-    </w:p>
-    <w:p>
-      <w:r>
-        <w:t>________________________________________________________________</w:t>
-      </w:r>
-    </w:p>
-    <w:p>
-      <w:r>
-        <w:t>________________________________________________________________</w:t>
-      </w:r>
-    </w:p>
-    <w:p>
-      <w:pPr>
-        <w:pStyle w:val="Heading3"/>
-      </w:pPr>
-      <w:r>
-        <w:t>Hint · try first</w:t>
-      </w:r>
-    </w:p>
-    <w:p>
-      <w:pPr>
-        <w:spacing w:line="336" w:lineRule="auto" w:after="180"/>
-        <w:shd w:fill="F1F6F8"/>
-      </w:pPr>
-      <w:r>
-        <w:rPr>
-          <w:b w:val="0"/>
-        </w:rPr>
-        <w:t>Hint if needed: Use the changed condition and the deciding step in the pictorial trace. The answer must say what follows from those facts.</w:t>
-      </w:r>
-    </w:p>
-    <w:p>
-      <w:pPr>
-        <w:pStyle w:val="Heading3"/>
-      </w:pPr>
-      <w:r>
-        <w:t>Feedback · compare after trying</w:t>
-      </w:r>
-    </w:p>
-    <w:p>
-      <w:pPr>
-        <w:spacing w:line="336" w:lineRule="auto" w:after="180"/>
-        <w:shd w:fill="F1F6FC"/>
-      </w:pPr>
-      <w:r>
-        <w:rPr>
-          <w:b w:val="0"/>
-        </w:rPr>
-        <w:t xml:space="preserve">After your attempt, compare with the supported explanation: The frozen model is correct on 1/2 test leaves. The supplied reference changed; moving the cutoff after seeing this test would reuse final </w:t>
-      </w:r>
-      <w:r>
-        <w:rPr>
-          <w:b/>
-        </w:rPr>
-        <w:t>evidence</w:t>
-      </w:r>
-      <w:r>
-        <w:rPr>
-          <w:b w:val="0"/>
-        </w:rPr>
-        <w:t xml:space="preserve"> for development.</w:t>
-      </w:r>
-    </w:p>
-    <w:p>
-      <w:pPr>
-        <w:pStyle w:val="Heading3"/>
-      </w:pPr>
-      <w:r>
-        <w:t>Repair a missing building block</w:t>
-      </w:r>
-    </w:p>
-    <w:p>
-      <w:pPr>
-        <w:spacing w:line="336" w:lineRule="auto" w:after="180"/>
-      </w:pPr>
-      <w:r>
-        <w:rPr>
-          <w:b w:val="0"/>
-        </w:rPr>
-        <w:t xml:space="preserve">Review Creator Defense (ai-3/36). Goal: Explain the </w:t>
-      </w:r>
-      <w:r>
-        <w:rPr>
-          <w:b/>
-        </w:rPr>
-        <w:t>mechanism</w:t>
-      </w:r>
-      <w:r>
-        <w:rPr>
-          <w:b w:val="0"/>
-        </w:rPr>
-        <w:t xml:space="preserve"> and terminology of generative systems defense. Short practice: Which numbers would you display to make the defense honest?</w:t>
-      </w:r>
-    </w:p>
-    <w:p>
-      <w:pPr>
-        <w:spacing w:line="336" w:lineRule="auto" w:after="180"/>
-      </w:pPr>
-      <w:r>
-        <w:rPr>
-          <w:b w:val="0"/>
-        </w:rPr>
-        <w:t xml:space="preserve">Point to the relevant step in the picture, then write the changed result and the rule or </w:t>
-      </w:r>
-      <w:r>
-        <w:rPr>
-          <w:b/>
-        </w:rPr>
-        <w:t>evidence</w:t>
-      </w:r>
-      <w:r>
-        <w:rPr>
-          <w:b w:val="0"/>
-        </w:rPr>
-        <w:t xml:space="preserve"> that supports it.. Return to this week and explain what you changed.</w:t>
-      </w:r>
-    </w:p>
-    <w:p>
-      <w:pPr>
-        <w:pStyle w:val="Heading3"/>
-      </w:pPr>
-      <w:r>
-        <w:t>Predict, run and debug</w:t>
-      </w:r>
-    </w:p>
-    <w:p>
-      <w:pPr>
-        <w:spacing w:line="336" w:lineRule="auto" w:after="180"/>
-      </w:pPr>
-      <w:r>
-        <w:rPr>
-          <w:b w:val="0"/>
-        </w:rPr>
-        <w:t xml:space="preserve">The browser lab lets you edit the supported Python examples already included in this lesson. Predict first, run, inspect the actual </w:t>
-      </w:r>
-      <w:r>
-        <w:rPr>
-          <w:b/>
-        </w:rPr>
-        <w:t>output</w:t>
-      </w:r>
-      <w:r>
-        <w:rPr>
-          <w:b w:val="0"/>
-        </w:rPr>
-        <w:t xml:space="preserve"> or error, change one </w:t>
-      </w:r>
-      <w:r>
-        <w:rPr>
-          <w:b/>
-        </w:rPr>
-        <w:t>input</w:t>
-      </w:r>
-      <w:r>
-        <w:rPr>
-          <w:b w:val="0"/>
-        </w:rPr>
-        <w:t>, then run again.</w:t>
-      </w:r>
-    </w:p>
-    <w:p>
-      <w:pPr>
-        <w:spacing w:line="336" w:lineRule="auto" w:after="180"/>
-      </w:pPr>
-      <w:r>
-        <w:rPr>
-          <w:b w:val="0"/>
-        </w:rPr>
-        <w:t xml:space="preserve">Keep code, </w:t>
-      </w:r>
-      <w:r>
-        <w:rPr>
-          <w:b/>
-        </w:rPr>
-        <w:t>prediction</w:t>
-      </w:r>
-      <w:r>
-        <w:rPr>
-          <w:b w:val="0"/>
-        </w:rPr>
-        <w:t xml:space="preserve">s, actual results and a reasoned revision together. On paper, </w:t>
-      </w:r>
-      <w:r>
-        <w:rPr>
-          <w:b/>
-        </w:rPr>
-        <w:t>label</w:t>
-      </w:r>
-      <w:r>
-        <w:rPr>
-          <w:b w:val="0"/>
-        </w:rPr>
-        <w:t xml:space="preserve"> your result as a trace rather than an execution.</w:t>
-      </w:r>
-    </w:p>
-    <w:p>
-      <w:pPr>
-        <w:pStyle w:val="Heading3"/>
-      </w:pPr>
-      <w:r>
         <w:t>Keep your completed work</w:t>
       </w:r>
     </w:p>
     <w:p>
       <w:pPr>
-        <w:spacing w:line="336" w:lineRule="auto" w:after="180"/>
-      </w:pPr>
-      <w:r>
-        <w:rPr>
-          <w:b w:val="0"/>
-        </w:rPr>
-        <w:t xml:space="preserve">Use Download completed work in the hosted lesson to export your answers, reflections, practice feedback and code-run </w:t>
-      </w:r>
-      <w:r>
-        <w:rPr>
-          <w:b/>
-        </w:rPr>
-        <w:t>evidence</w:t>
-      </w:r>
-      <w:r>
-        <w:rPr>
-          <w:b w:val="0"/>
-        </w:rPr>
-        <w:t>. Open the HTML copy to read or print it.</w:t>
-      </w:r>
-    </w:p>
-    <w:p>
-      <w:pPr>
-        <w:spacing w:line="336" w:lineRule="auto" w:after="180"/>
-      </w:pPr>
-      <w:r>
-        <w:rPr>
-          <w:b w:val="0"/>
-        </w:rPr>
-        <w:t>Drafts stay in this browser when storage is available; clear drafts on a shared device.</w:t>
-      </w:r>
-    </w:p>
-    <w:p>
-      <w:pPr>
-        <w:pStyle w:val="Heading3"/>
-      </w:pPr>
-      <w:r>
-        <w:t>What I repaired, the evidence I kept and the next test</w:t>
-      </w:r>
-    </w:p>
-    <w:p>
-      <w:r>
-        <w:t>________________________________________________________________</w:t>
-      </w:r>
-    </w:p>
-    <w:p>
-      <w:r>
-        <w:t>________________________________________________________________</w:t>
-      </w:r>
-    </w:p>
-    <w:p>
-      <w:r>
-        <w:t>________________________________________________________________</w:t>
-      </w:r>
-    </w:p>
-    <w:p>
-      <w:r>
-        <w:t>________________________________________________________________</w:t>
-      </w:r>
-    </w:p>
-    <w:p>
-      <w:r>
-        <w:t>________________________________________________________________</w:t>
-      </w:r>
-    </w:p>
-    <w:p>
-      <w:pPr>
         <w:pStyle w:val="Heading1"/>
       </w:pPr>
       <w:r>
-        <w:t>21. Visual concept journey</w:t>
-      </w:r>
-    </w:p>
-    <w:p>
-      <w:r>
-        <w:t>Explain each The ML Lifecycle picture from its labels, then record a relevant limit.</w:t>
-      </w:r>
-    </w:p>
-    <w:p>
-      <w:pPr>
-        <w:pStyle w:val="Heading3"/>
+        <w:t>21. Reference · Six-picture response sheets</w:t>
+      </w:r>
+    </w:p>
+    <w:p>
+      <w:r>
+        <w:t>Choose the relevant picture instead of repeating every task.</w:t>
+      </w:r>
+    </w:p>
+    <w:p>
+      <w:pPr>
+        <w:pStyle w:val="Heading2"/>
       </w:pPr>
       <w:r>
         <w:t>01. The ML Lifecycle: the case</w:t>
@@ -2960,7 +2446,6 @@
     <w:p>
       <w:pPr>
         <w:spacing w:line="336" w:lineRule="auto" w:after="180"/>
-        <w:shd w:fill="F5F1FB"/>
       </w:pPr>
       <w:r>
         <w:rPr>
@@ -2999,7 +2484,7 @@
     </w:p>
     <w:p>
       <w:pPr>
-        <w:pStyle w:val="Heading3"/>
+        <w:pStyle w:val="Heading2"/>
       </w:pPr>
       <w:r>
         <w:t>02. Follow the deciding steps</w:t>
@@ -3091,7 +2576,6 @@
     <w:p>
       <w:pPr>
         <w:spacing w:line="336" w:lineRule="auto" w:after="180"/>
-        <w:shd w:fill="F5F1FB"/>
       </w:pPr>
       <w:r>
         <w:rPr>
@@ -3142,7 +2626,7 @@
     </w:p>
     <w:p>
       <w:pPr>
-        <w:pStyle w:val="Heading3"/>
+        <w:pStyle w:val="Heading2"/>
       </w:pPr>
       <w:r>
         <w:t>03. Keep fitting and testing separate</w:t>
@@ -3246,7 +2730,6 @@
     <w:p>
       <w:pPr>
         <w:spacing w:line="336" w:lineRule="auto" w:after="180"/>
-        <w:shd w:fill="F5F1FB"/>
       </w:pPr>
       <w:r>
         <w:rPr>
@@ -3297,7 +2780,7 @@
     </w:p>
     <w:p>
       <w:pPr>
-        <w:pStyle w:val="Heading3"/>
+        <w:pStyle w:val="Heading2"/>
       </w:pPr>
       <w:r>
         <w:t>04. Change one thing. Trace what follows.</w:t>
@@ -3376,7 +2859,6 @@
     <w:p>
       <w:pPr>
         <w:spacing w:line="336" w:lineRule="auto" w:after="180"/>
-        <w:shd w:fill="F5F1FB"/>
       </w:pPr>
       <w:r>
         <w:rPr>
@@ -3415,7 +2897,7 @@
     </w:p>
     <w:p>
       <w:pPr>
-        <w:pStyle w:val="Heading3"/>
+        <w:pStyle w:val="Heading2"/>
       </w:pPr>
       <w:r>
         <w:t>05. Connect the explanation to its limit</w:t>
@@ -3494,7 +2976,6 @@
     <w:p>
       <w:pPr>
         <w:spacing w:line="336" w:lineRule="auto" w:after="180"/>
-        <w:shd w:fill="F5F1FB"/>
       </w:pPr>
       <w:r>
         <w:rPr>
@@ -3533,7 +3014,7 @@
     </w:p>
     <w:p>
       <w:pPr>
-        <w:pStyle w:val="Heading3"/>
+        <w:pStyle w:val="Heading2"/>
       </w:pPr>
       <w:r>
         <w:t>06. Make the idea visible in your project</w:t>
@@ -3653,7 +3134,6 @@
     <w:p>
       <w:pPr>
         <w:spacing w:line="336" w:lineRule="auto" w:after="180"/>
-        <w:shd w:fill="F5F1FB"/>
       </w:pPr>
       <w:r>
         <w:rPr>
@@ -3700,6 +3180,62 @@
     <w:p>
       <w:r>
         <w:t>________________________________________________________________</w:t>
+      </w:r>
+    </w:p>
+    <w:p>
+      <w:pPr>
+        <w:pStyle w:val="Heading2"/>
+      </w:pPr>
+      <w:r>
+        <w:t>Earlier wording, alternatives and picture transcripts · reference / check after trying</w:t>
+      </w:r>
+    </w:p>
+    <w:p>
+      <w:pPr>
+        <w:pStyle w:val="Heading3"/>
+      </w:pPr>
+      <w:r>
+        <w:t>01. The ML Lifecycle: the case</w:t>
+      </w:r>
+    </w:p>
+    <w:p>
+      <w:pPr>
+        <w:pStyle w:val="Heading3"/>
+      </w:pPr>
+      <w:r>
+        <w:t>02. Follow the deciding steps</w:t>
+      </w:r>
+    </w:p>
+    <w:p>
+      <w:pPr>
+        <w:pStyle w:val="Heading3"/>
+      </w:pPr>
+      <w:r>
+        <w:t>03. Keep fitting and testing separate</w:t>
+      </w:r>
+    </w:p>
+    <w:p>
+      <w:pPr>
+        <w:pStyle w:val="Heading3"/>
+      </w:pPr>
+      <w:r>
+        <w:t>04. Change one thing. Trace what follows.</w:t>
+      </w:r>
+    </w:p>
+    <w:p>
+      <w:pPr>
+        <w:pStyle w:val="Heading3"/>
+      </w:pPr>
+      <w:r>
+        <w:t>05. Connect the explanation to its limit</w:t>
+      </w:r>
+    </w:p>
+    <w:p>
+      <w:pPr>
+        <w:pStyle w:val="Heading3"/>
+      </w:pPr>
+      <w:r>
+        <w:t>06. Make the idea visible in your project</w:t>
       </w:r>
     </w:p>
     <w:sectPr>
